--- a/export/RefitReport.docx
+++ b/export/RefitReport.docx
@@ -7,31 +7,7 @@
         <w:pStyle w:val="Titel"/>
       </w:pPr>
       <w:r>
-        <w:t xml:space="preserve">Reanalysis</w:t>
-      </w:r>
-      <w:r>
-        <w:t xml:space="preserve"> </w:t>
-      </w:r>
-      <w:r>
-        <w:t xml:space="preserve">of</w:t>
-      </w:r>
-      <w:r>
-        <w:t xml:space="preserve"> </w:t>
-      </w:r>
-      <w:r>
-        <w:t xml:space="preserve">noise</w:t>
-      </w:r>
-      <w:r>
-        <w:t xml:space="preserve"> </w:t>
-      </w:r>
-      <w:r>
-        <w:t xml:space="preserve">annoyance</w:t>
-      </w:r>
-      <w:r>
-        <w:t xml:space="preserve"> </w:t>
-      </w:r>
-      <w:r>
-        <w:t xml:space="preserve">functions</w:t>
+        <w:t xml:space="preserve">Reanalysis of noise annoyance functions</w:t>
       </w:r>
     </w:p>
     <w:p>
@@ -39,31 +15,7 @@
         <w:pStyle w:val="Untertitel"/>
       </w:pPr>
       <w:r>
-        <w:t xml:space="preserve">Using</w:t>
-      </w:r>
-      <w:r>
-        <w:t xml:space="preserve"> </w:t>
-      </w:r>
-      <w:r>
-        <w:t xml:space="preserve">data</w:t>
-      </w:r>
-      <w:r>
-        <w:t xml:space="preserve"> </w:t>
-      </w:r>
-      <w:r>
-        <w:t xml:space="preserve">from</w:t>
-      </w:r>
-      <w:r>
-        <w:t xml:space="preserve"> </w:t>
-      </w:r>
-      <w:r>
-        <w:t xml:space="preserve">existing</w:t>
-      </w:r>
-      <w:r>
-        <w:t xml:space="preserve"> </w:t>
-      </w:r>
-      <w:r>
-        <w:t xml:space="preserve">reviews</w:t>
+        <w:t xml:space="preserve">Using data from existing reviews</w:t>
       </w:r>
     </w:p>
     <w:p>
@@ -71,55 +23,7 @@
         <w:pStyle w:val="Author"/>
       </w:pPr>
       <w:r>
-        <w:t xml:space="preserve">Matthias</w:t>
-      </w:r>
-      <w:r>
-        <w:t xml:space="preserve"> </w:t>
-      </w:r>
-      <w:r>
-        <w:t xml:space="preserve">Lochmann</w:t>
-      </w:r>
-      <w:r>
-        <w:t xml:space="preserve"> </w:t>
-      </w:r>
-      <w:r>
-        <w:t xml:space="preserve">(Hessisches</w:t>
-      </w:r>
-      <w:r>
-        <w:t xml:space="preserve"> </w:t>
-      </w:r>
-      <w:r>
-        <w:t xml:space="preserve">Landesamt</w:t>
-      </w:r>
-      <w:r>
-        <w:t xml:space="preserve"> </w:t>
-      </w:r>
-      <w:r>
-        <w:t xml:space="preserve">für</w:t>
-      </w:r>
-      <w:r>
-        <w:t xml:space="preserve"> </w:t>
-      </w:r>
-      <w:r>
-        <w:t xml:space="preserve">Naturschutz,</w:t>
-      </w:r>
-      <w:r>
-        <w:t xml:space="preserve"> </w:t>
-      </w:r>
-      <w:r>
-        <w:t xml:space="preserve">Umwelt</w:t>
-      </w:r>
-      <w:r>
-        <w:t xml:space="preserve"> </w:t>
-      </w:r>
-      <w:r>
-        <w:t xml:space="preserve">und</w:t>
-      </w:r>
-      <w:r>
-        <w:t xml:space="preserve"> </w:t>
-      </w:r>
-      <w:r>
-        <w:t xml:space="preserve">Geologie)</w:t>
+        <w:t xml:space="preserve">Matthias Lochmann (Hessisches Landesamt für Naturschutz, Umwelt und Geologie)</w:t>
       </w:r>
     </w:p>
     <w:p>
@@ -133,8 +37,8 @@
       </w:pPr>
       <w:r>
         <w:rPr>
+          <w:b/>
           <w:bCs/>
-          <w:b/>
           <w:u w:val="single"/>
         </w:rPr>
         <w:t xml:space="preserve">Table of content</w:t>
@@ -161,8 +65,8 @@
       </w:pPr>
       <w:r>
         <w:rPr>
+          <w:b/>
           <w:bCs/>
-          <w:b/>
           <w:u w:val="single"/>
         </w:rPr>
         <w:t xml:space="preserve">List of figures</w:t>
@@ -189,8 +93,8 @@
       </w:pPr>
       <w:r>
         <w:rPr>
+          <w:b/>
           <w:bCs/>
-          <w:b/>
           <w:u w:val="single"/>
         </w:rPr>
         <w:t xml:space="preserve">List of tables</w:t>
@@ -236,7 +140,7 @@
         <w:t xml:space="preserve">.</w:t>
       </w:r>
     </w:p>
-    <w:bookmarkStart w:id="20" w:name="scientific-starting-point"/>
+    <w:bookmarkStart w:id="26" w:name="scientific-starting-point"/>
     <w:p>
       <w:pPr>
         <w:pStyle w:val="berschrift1"/>
@@ -263,16 +167,16 @@
       </w:r>
       <w:r>
         <w:rPr>
+          <w:i/>
           <w:iCs/>
-          <w:i/>
         </w:rPr>
         <w:t xml:space="preserve">L</w:t>
       </w:r>
       <w:r>
         <w:rPr>
+          <w:i/>
+          <w:iCs/>
           <w:vertAlign w:val="subscript"/>
-          <w:iCs/>
-          <w:i/>
         </w:rPr>
         <w:t xml:space="preserve">DEN</w:t>
       </w:r>
@@ -283,7 +187,7 @@
         <w:t xml:space="preserve">the behavior of the exposure-response-relation (ERR) for high annoyance is of special interest. Especially the application of health impact assessments of noise mitigation measures, such as a hypothetical uniform reduction of all road noise sources by 3 dB, highlights the problematic aspect of the Guski</w:t>
       </w:r>
       <w:r>
-        <w:t xml:space="preserve">(Guski, Schreckenberg, and Schuemer 2017)</w:t>
+        <w:t xml:space="preserve">(Guski et al. 2017)</w:t>
       </w:r>
       <w:r>
         <w:t xml:space="preserve"> </w:t>
@@ -313,16 +217,16 @@
       </w:r>
       <w:r>
         <w:rPr>
+          <w:i/>
           <w:iCs/>
-          <w:i/>
         </w:rPr>
         <w:t xml:space="preserve">L</w:t>
       </w:r>
       <w:r>
         <w:rPr>
+          <w:i/>
+          <w:iCs/>
           <w:vertAlign w:val="subscript"/>
-          <w:iCs/>
-          <w:i/>
         </w:rPr>
         <w:t xml:space="preserve">DEN</w:t>
       </w:r>
@@ -354,7 +258,7 @@
                     </pic:cNvPicPr>
                   </pic:nvPicPr>
                   <pic:blipFill>
-                    <a:blip cstate="print" r:embed="rId37"/>
+                    <a:blip r:embed="rId43"/>
                     <a:stretch>
                       <a:fillRect/>
                     </a:stretch>
@@ -362,7 +266,7 @@
                   <pic:spPr bwMode="auto">
                     <a:xfrm>
                       <a:off x="0" y="0"/>
-                      <a:ext cx="85090" cy="50800"/>
+                      <a:ext cx="6126480" cy="3657600"/>
                     </a:xfrm>
                     <a:prstGeom prst="rect">
                       <a:avLst/>
@@ -384,14 +288,16 @@
         <w:rPr>
           <w:rFonts/>
           <w:b w:val="true"/>
+          <w:strike w:val="false"/>
         </w:rPr>
         <w:t xml:space="preserve">Figure </w:t>
       </w:r>
-      <w:bookmarkStart w:id="16c5c5ed-1b95-470d-b3a8-c2db31c033f9" w:name="Originalgraph"/>
+      <w:bookmarkStart w:id="ceb490e0-4d47-447f-98f9-eee24c74bf6c" w:name="Originalgraph"/>
       <w:r xmlns:w14="http://schemas.microsoft.com/office/word/2010/wordml">
         <w:rPr>
           <w:rFonts/>
           <w:b w:val="true"/>
+          <w:strike w:val="false"/>
         </w:rPr>
         <w:fldChar w:fldCharType="begin" w:dirty="true"/>
       </w:r>
@@ -399,6 +305,7 @@
         <w:rPr>
           <w:rFonts/>
           <w:b w:val="true"/>
+          <w:strike w:val="false"/>
         </w:rPr>
         <w:instrText xml:space="preserve" w:dirty="true">SEQ fig \* Arabic</w:instrText>
       </w:r>
@@ -406,14 +313,16 @@
         <w:rPr>
           <w:rFonts/>
           <w:b w:val="true"/>
+          <w:strike w:val="false"/>
         </w:rPr>
         <w:fldChar w:fldCharType="end" w:dirty="true"/>
       </w:r>
-      <w:bookmarkEnd w:id="16c5c5ed-1b95-470d-b3a8-c2db31c033f9"/>
+      <w:bookmarkEnd w:id="ceb490e0-4d47-447f-98f9-eee24c74bf6c"/>
       <w:r>
         <w:rPr>
           <w:rFonts/>
           <w:b w:val="true"/>
+          <w:strike w:val="false"/>
         </w:rPr>
         <w:t xml:space="preserve">: </w:t>
       </w:r>
@@ -432,13 +341,7 @@
         <w:t xml:space="preserve"> </w:t>
       </w:r>
       <w:r>
-        <w:t xml:space="preserve">“</w:t>
-      </w:r>
-      <w:r>
-        <w:t xml:space="preserve">WHO full dataset road</w:t>
-      </w:r>
-      <w:r>
-        <w:t xml:space="preserve">”</w:t>
+        <w:t xml:space="preserve">“WHO full dataset road”</w:t>
       </w:r>
       <w:r>
         <w:t xml:space="preserve">, indicated by the black line. The key numbers of the ERR are listed in Tab.</w:t>
@@ -474,14 +377,16 @@
         <w:rPr>
           <w:rFonts/>
           <w:b w:val="true"/>
+          <w:strike w:val="false"/>
         </w:rPr>
         <w:t xml:space="preserve">Table </w:t>
       </w:r>
-      <w:bookmarkStart w:id="d7d78852-ca16-4c83-9258-6b9aae94b986" w:name="fullErrGuski"/>
+      <w:bookmarkStart w:id="fc2f5fbe-de8b-4410-9dd0-f5706cd213c3" w:name="fullErrGuski"/>
       <w:r>
         <w:rPr>
           <w:rFonts/>
           <w:b w:val="true"/>
+          <w:strike w:val="false"/>
         </w:rPr>
         <w:fldChar w:fldCharType="begin" w:dirty="true"/>
       </w:r>
@@ -489,6 +394,7 @@
         <w:rPr>
           <w:rFonts/>
           <w:b w:val="true"/>
+          <w:strike w:val="false"/>
         </w:rPr>
         <w:instrText xml:space="preserve" w:dirty="true">SEQ tab \* Arabic</w:instrText>
       </w:r>
@@ -496,14 +402,16 @@
         <w:rPr>
           <w:rFonts/>
           <w:b w:val="true"/>
+          <w:strike w:val="false"/>
         </w:rPr>
         <w:fldChar w:fldCharType="end" w:dirty="true"/>
       </w:r>
-      <w:bookmarkEnd w:id="d7d78852-ca16-4c83-9258-6b9aae94b986"/>
+      <w:bookmarkEnd w:id="fc2f5fbe-de8b-4410-9dd0-f5706cd213c3"/>
       <w:r>
         <w:rPr>
           <w:rFonts/>
           <w:b w:val="true"/>
+          <w:strike w:val="false"/>
         </w:rPr>
         <w:t xml:space="preserve">: </w:t>
       </w:r>
@@ -528,12 +436,11 @@
           <w:trHeight w:val="360" w:hRule="auto"/>
           <w:tblHeader/>
         </w:trPr>
-        header1
         <w:tc>
           <w:tcPr>
             <w:tcBorders>
-              <w:bottom w:val="single" w:sz="16" w:space="0" w:color="666666"/>
-              <w:top w:val="single" w:sz="16" w:space="0" w:color="666666"/>
+              <w:bottom w:val="single" w:sz="12" w:space="0" w:color="666666"/>
+              <w:top w:val="single" w:sz="12" w:space="0" w:color="666666"/>
               <w:left w:val="none" w:sz="0" w:space="0" w:color="000000"/>
               <w:right w:val="none" w:sz="0" w:space="0" w:color="000000"/>
             </w:tcBorders>
@@ -548,7 +455,6 @@
           </w:tcPr>
           <w:p>
             <w:pPr>
-              <w:pStyle w:val="Normal"/>
               <w:jc w:val="right"/>
               <w:pBdr>
                 <w:bottom w:val="none" w:sz="0" w:space="0" w:color="000000"/>
@@ -557,7 +463,17 @@
                 <w:right w:val="none" w:sz="0" w:space="0" w:color="000000"/>
               </w:pBdr>
               <w:spacing w:after="100" w:before="100" w:line="240"/>
-              <w:ind w:firstLine="0" w:left="100" w:right="100"/>
+              <w:ind w:left="100" w:right="100" w:firstLine="0" w:firstLineChars="0"/>
+              <w:rPr>
+                <w:rFonts w:ascii="Arial" w:hAnsi="Arial" w:eastAsia="Arial" w:cs="Arial"/>
+                <w:i w:val="false"/>
+                <w:b w:val="false"/>
+                <w:u w:val="none"/>
+                <w:strike w:val="false"/>
+                <w:sz w:val="22"/>
+                <w:szCs w:val="22"/>
+                <w:color w:val="000000"/>
+              </w:rPr>
             </w:pPr>
             <w:r>
               <w:rPr>
@@ -565,6 +481,7 @@
                 <w:i w:val="false"/>
                 <w:b w:val="false"/>
                 <w:u w:val="none"/>
+                <w:strike w:val="false"/>
                 <w:sz w:val="22"/>
                 <w:szCs w:val="22"/>
                 <w:color w:val="000000"/>
@@ -576,8 +493,8 @@
         <w:tc>
           <w:tcPr>
             <w:tcBorders>
-              <w:bottom w:val="single" w:sz="16" w:space="0" w:color="666666"/>
-              <w:top w:val="single" w:sz="16" w:space="0" w:color="666666"/>
+              <w:bottom w:val="single" w:sz="12" w:space="0" w:color="666666"/>
+              <w:top w:val="single" w:sz="12" w:space="0" w:color="666666"/>
               <w:left w:val="none" w:sz="0" w:space="0" w:color="000000"/>
               <w:right w:val="none" w:sz="0" w:space="0" w:color="000000"/>
             </w:tcBorders>
@@ -592,7 +509,6 @@
           </w:tcPr>
           <w:p>
             <w:pPr>
-              <w:pStyle w:val="Normal"/>
               <w:jc w:val="right"/>
               <w:pBdr>
                 <w:bottom w:val="none" w:sz="0" w:space="0" w:color="000000"/>
@@ -601,7 +517,17 @@
                 <w:right w:val="none" w:sz="0" w:space="0" w:color="000000"/>
               </w:pBdr>
               <w:spacing w:after="100" w:before="100" w:line="240"/>
-              <w:ind w:firstLine="0" w:left="100" w:right="100"/>
+              <w:ind w:left="100" w:right="100" w:firstLine="0" w:firstLineChars="0"/>
+              <w:rPr>
+                <w:rFonts w:ascii="Arial" w:hAnsi="Arial" w:eastAsia="Arial" w:cs="Arial"/>
+                <w:i w:val="false"/>
+                <w:b w:val="false"/>
+                <w:u w:val="none"/>
+                <w:strike w:val="false"/>
+                <w:sz w:val="22"/>
+                <w:szCs w:val="22"/>
+                <w:color w:val="000000"/>
+              </w:rPr>
             </w:pPr>
             <w:r>
               <w:rPr>
@@ -609,6 +535,7 @@
                 <w:i w:val="false"/>
                 <w:b w:val="false"/>
                 <w:u w:val="none"/>
+                <w:strike w:val="false"/>
                 <w:sz w:val="22"/>
                 <w:szCs w:val="22"/>
                 <w:color w:val="000000"/>
@@ -620,8 +547,8 @@
         <w:tc>
           <w:tcPr>
             <w:tcBorders>
-              <w:bottom w:val="single" w:sz="16" w:space="0" w:color="666666"/>
-              <w:top w:val="single" w:sz="16" w:space="0" w:color="666666"/>
+              <w:bottom w:val="single" w:sz="12" w:space="0" w:color="666666"/>
+              <w:top w:val="single" w:sz="12" w:space="0" w:color="666666"/>
               <w:left w:val="none" w:sz="0" w:space="0" w:color="000000"/>
               <w:right w:val="none" w:sz="0" w:space="0" w:color="000000"/>
             </w:tcBorders>
@@ -636,7 +563,6 @@
           </w:tcPr>
           <w:p>
             <w:pPr>
-              <w:pStyle w:val="Normal"/>
               <w:jc w:val="right"/>
               <w:pBdr>
                 <w:bottom w:val="none" w:sz="0" w:space="0" w:color="000000"/>
@@ -645,7 +571,17 @@
                 <w:right w:val="none" w:sz="0" w:space="0" w:color="000000"/>
               </w:pBdr>
               <w:spacing w:after="100" w:before="100" w:line="240"/>
-              <w:ind w:firstLine="0" w:left="100" w:right="100"/>
+              <w:ind w:left="100" w:right="100" w:firstLine="0" w:firstLineChars="0"/>
+              <w:rPr>
+                <w:rFonts w:ascii="Arial" w:hAnsi="Arial" w:eastAsia="Arial" w:cs="Arial"/>
+                <w:i w:val="false"/>
+                <w:b w:val="false"/>
+                <w:u w:val="none"/>
+                <w:strike w:val="false"/>
+                <w:sz w:val="22"/>
+                <w:szCs w:val="22"/>
+                <w:color w:val="000000"/>
+              </w:rPr>
             </w:pPr>
             <w:r>
               <w:rPr>
@@ -653,6 +589,7 @@
                 <w:i w:val="false"/>
                 <w:b w:val="false"/>
                 <w:u w:val="none"/>
+                <w:strike w:val="false"/>
                 <w:sz w:val="22"/>
                 <w:szCs w:val="22"/>
                 <w:color w:val="000000"/>
@@ -664,8 +601,8 @@
         <w:tc>
           <w:tcPr>
             <w:tcBorders>
-              <w:bottom w:val="single" w:sz="16" w:space="0" w:color="666666"/>
-              <w:top w:val="single" w:sz="16" w:space="0" w:color="666666"/>
+              <w:bottom w:val="single" w:sz="12" w:space="0" w:color="666666"/>
+              <w:top w:val="single" w:sz="12" w:space="0" w:color="666666"/>
               <w:left w:val="none" w:sz="0" w:space="0" w:color="000000"/>
               <w:right w:val="none" w:sz="0" w:space="0" w:color="000000"/>
             </w:tcBorders>
@@ -680,7 +617,6 @@
           </w:tcPr>
           <w:p>
             <w:pPr>
-              <w:pStyle w:val="Normal"/>
               <w:jc w:val="left"/>
               <w:pBdr>
                 <w:bottom w:val="none" w:sz="0" w:space="0" w:color="000000"/>
@@ -689,7 +625,17 @@
                 <w:right w:val="none" w:sz="0" w:space="0" w:color="000000"/>
               </w:pBdr>
               <w:spacing w:after="100" w:before="100" w:line="240"/>
-              <w:ind w:firstLine="0" w:left="100" w:right="100"/>
+              <w:ind w:left="100" w:right="100" w:firstLine="0" w:firstLineChars="0"/>
+              <w:rPr>
+                <w:rFonts w:ascii="Arial" w:hAnsi="Arial" w:eastAsia="Arial" w:cs="Arial"/>
+                <w:i w:val="false"/>
+                <w:b w:val="false"/>
+                <w:u w:val="none"/>
+                <w:strike w:val="false"/>
+                <w:sz w:val="22"/>
+                <w:szCs w:val="22"/>
+                <w:color w:val="000000"/>
+              </w:rPr>
             </w:pPr>
             <w:r>
               <w:rPr>
@@ -697,6 +643,7 @@
                 <w:i w:val="false"/>
                 <w:b w:val="false"/>
                 <w:u w:val="none"/>
+                <w:strike w:val="false"/>
                 <w:sz w:val="22"/>
                 <w:szCs w:val="22"/>
                 <w:color w:val="000000"/>
@@ -710,12 +657,11 @@
         <w:trPr>
           <w:trHeight w:val="360" w:hRule="auto"/>
         </w:trPr>
-        body1
         <w:tc>
           <w:tcPr>
             <w:tcBorders>
               <w:bottom w:val="none" w:sz="0" w:space="0" w:color="000000"/>
-              <w:top w:val="single" w:sz="16" w:space="0" w:color="666666"/>
+              <w:top w:val="single" w:sz="12" w:space="0" w:color="666666"/>
               <w:left w:val="none" w:sz="0" w:space="0" w:color="000000"/>
               <w:right w:val="none" w:sz="0" w:space="0" w:color="000000"/>
             </w:tcBorders>
@@ -730,7 +676,6 @@
           </w:tcPr>
           <w:p>
             <w:pPr>
-              <w:pStyle w:val="Normal"/>
               <w:jc w:val="right"/>
               <w:pBdr>
                 <w:bottom w:val="none" w:sz="0" w:space="0" w:color="000000"/>
@@ -739,7 +684,17 @@
                 <w:right w:val="none" w:sz="0" w:space="0" w:color="000000"/>
               </w:pBdr>
               <w:spacing w:after="100" w:before="100" w:line="240"/>
-              <w:ind w:firstLine="0" w:left="100" w:right="100"/>
+              <w:ind w:left="100" w:right="100" w:firstLine="0" w:firstLineChars="0"/>
+              <w:rPr>
+                <w:rFonts w:ascii="Arial" w:hAnsi="Arial" w:eastAsia="Arial" w:cs="Arial"/>
+                <w:i w:val="false"/>
+                <w:b w:val="false"/>
+                <w:u w:val="none"/>
+                <w:strike w:val="false"/>
+                <w:sz w:val="22"/>
+                <w:szCs w:val="22"/>
+                <w:color w:val="000000"/>
+              </w:rPr>
             </w:pPr>
             <w:r>
               <w:rPr>
@@ -747,6 +702,7 @@
                 <w:i w:val="false"/>
                 <w:b w:val="false"/>
                 <w:u w:val="none"/>
+                <w:strike w:val="false"/>
                 <w:sz w:val="22"/>
                 <w:szCs w:val="22"/>
                 <w:color w:val="000000"/>
@@ -759,7 +715,7 @@
           <w:tcPr>
             <w:tcBorders>
               <w:bottom w:val="none" w:sz="0" w:space="0" w:color="000000"/>
-              <w:top w:val="single" w:sz="16" w:space="0" w:color="666666"/>
+              <w:top w:val="single" w:sz="12" w:space="0" w:color="666666"/>
               <w:left w:val="none" w:sz="0" w:space="0" w:color="000000"/>
               <w:right w:val="none" w:sz="0" w:space="0" w:color="000000"/>
             </w:tcBorders>
@@ -774,7 +730,6 @@
           </w:tcPr>
           <w:p>
             <w:pPr>
-              <w:pStyle w:val="Normal"/>
               <w:jc w:val="right"/>
               <w:pBdr>
                 <w:bottom w:val="none" w:sz="0" w:space="0" w:color="000000"/>
@@ -783,7 +738,17 @@
                 <w:right w:val="none" w:sz="0" w:space="0" w:color="000000"/>
               </w:pBdr>
               <w:spacing w:after="100" w:before="100" w:line="240"/>
-              <w:ind w:firstLine="0" w:left="100" w:right="100"/>
+              <w:ind w:left="100" w:right="100" w:firstLine="0" w:firstLineChars="0"/>
+              <w:rPr>
+                <w:rFonts w:ascii="Arial" w:hAnsi="Arial" w:eastAsia="Arial" w:cs="Arial"/>
+                <w:i w:val="false"/>
+                <w:b w:val="false"/>
+                <w:u w:val="none"/>
+                <w:strike w:val="false"/>
+                <w:sz w:val="22"/>
+                <w:szCs w:val="22"/>
+                <w:color w:val="000000"/>
+              </w:rPr>
             </w:pPr>
             <w:r>
               <w:rPr>
@@ -791,6 +756,7 @@
                 <w:i w:val="false"/>
                 <w:b w:val="false"/>
                 <w:u w:val="none"/>
+                <w:strike w:val="false"/>
                 <w:sz w:val="22"/>
                 <w:szCs w:val="22"/>
                 <w:color w:val="000000"/>
@@ -803,7 +769,7 @@
           <w:tcPr>
             <w:tcBorders>
               <w:bottom w:val="none" w:sz="0" w:space="0" w:color="000000"/>
-              <w:top w:val="single" w:sz="16" w:space="0" w:color="666666"/>
+              <w:top w:val="single" w:sz="12" w:space="0" w:color="666666"/>
               <w:left w:val="none" w:sz="0" w:space="0" w:color="000000"/>
               <w:right w:val="none" w:sz="0" w:space="0" w:color="000000"/>
             </w:tcBorders>
@@ -818,7 +784,6 @@
           </w:tcPr>
           <w:p>
             <w:pPr>
-              <w:pStyle w:val="Normal"/>
               <w:jc w:val="right"/>
               <w:pBdr>
                 <w:bottom w:val="none" w:sz="0" w:space="0" w:color="000000"/>
@@ -827,7 +792,17 @@
                 <w:right w:val="none" w:sz="0" w:space="0" w:color="000000"/>
               </w:pBdr>
               <w:spacing w:after="100" w:before="100" w:line="240"/>
-              <w:ind w:firstLine="0" w:left="100" w:right="100"/>
+              <w:ind w:left="100" w:right="100" w:firstLine="0" w:firstLineChars="0"/>
+              <w:rPr>
+                <w:rFonts w:ascii="Arial" w:hAnsi="Arial" w:eastAsia="Arial" w:cs="Arial"/>
+                <w:i w:val="false"/>
+                <w:b w:val="false"/>
+                <w:u w:val="none"/>
+                <w:strike w:val="false"/>
+                <w:sz w:val="22"/>
+                <w:szCs w:val="22"/>
+                <w:color w:val="000000"/>
+              </w:rPr>
             </w:pPr>
             <w:r>
               <w:rPr>
@@ -835,6 +810,7 @@
                 <w:i w:val="false"/>
                 <w:b w:val="false"/>
                 <w:u w:val="none"/>
+                <w:strike w:val="false"/>
                 <w:sz w:val="22"/>
                 <w:szCs w:val="22"/>
                 <w:color w:val="000000"/>
@@ -847,7 +823,7 @@
           <w:tcPr>
             <w:tcBorders>
               <w:bottom w:val="none" w:sz="0" w:space="0" w:color="000000"/>
-              <w:top w:val="single" w:sz="16" w:space="0" w:color="666666"/>
+              <w:top w:val="single" w:sz="12" w:space="0" w:color="666666"/>
               <w:left w:val="none" w:sz="0" w:space="0" w:color="000000"/>
               <w:right w:val="none" w:sz="0" w:space="0" w:color="000000"/>
             </w:tcBorders>
@@ -862,7 +838,6 @@
           </w:tcPr>
           <w:p>
             <w:pPr>
-              <w:pStyle w:val="Normal"/>
               <w:jc w:val="left"/>
               <w:pBdr>
                 <w:bottom w:val="none" w:sz="0" w:space="0" w:color="000000"/>
@@ -871,7 +846,17 @@
                 <w:right w:val="none" w:sz="0" w:space="0" w:color="000000"/>
               </w:pBdr>
               <w:spacing w:after="100" w:before="100" w:line="240"/>
-              <w:ind w:firstLine="0" w:left="100" w:right="100"/>
+              <w:ind w:left="100" w:right="100" w:firstLine="0" w:firstLineChars="0"/>
+              <w:rPr>
+                <w:rFonts w:ascii="Arial" w:hAnsi="Arial" w:eastAsia="Arial" w:cs="Arial"/>
+                <w:i w:val="false"/>
+                <w:b w:val="false"/>
+                <w:u w:val="none"/>
+                <w:strike w:val="false"/>
+                <w:sz w:val="22"/>
+                <w:szCs w:val="22"/>
+                <w:color w:val="000000"/>
+              </w:rPr>
             </w:pPr>
             <w:r>
               <w:rPr>
@@ -879,6 +864,7 @@
                 <w:i w:val="false"/>
                 <w:b w:val="false"/>
                 <w:u w:val="none"/>
+                <w:strike w:val="false"/>
                 <w:sz w:val="22"/>
                 <w:szCs w:val="22"/>
                 <w:color w:val="000000"/>
@@ -892,7 +878,6 @@
         <w:trPr>
           <w:trHeight w:val="360" w:hRule="auto"/>
         </w:trPr>
-        body2
         <w:tc>
           <w:tcPr>
             <w:tcBorders>
@@ -912,7 +897,6 @@
           </w:tcPr>
           <w:p>
             <w:pPr>
-              <w:pStyle w:val="Normal"/>
               <w:jc w:val="right"/>
               <w:pBdr>
                 <w:bottom w:val="none" w:sz="0" w:space="0" w:color="000000"/>
@@ -921,7 +905,17 @@
                 <w:right w:val="none" w:sz="0" w:space="0" w:color="000000"/>
               </w:pBdr>
               <w:spacing w:after="100" w:before="100" w:line="240"/>
-              <w:ind w:firstLine="0" w:left="100" w:right="100"/>
+              <w:ind w:left="100" w:right="100" w:firstLine="0" w:firstLineChars="0"/>
+              <w:rPr>
+                <w:rFonts w:ascii="Arial" w:hAnsi="Arial" w:eastAsia="Arial" w:cs="Arial"/>
+                <w:i w:val="false"/>
+                <w:b w:val="false"/>
+                <w:u w:val="none"/>
+                <w:strike w:val="false"/>
+                <w:sz w:val="22"/>
+                <w:szCs w:val="22"/>
+                <w:color w:val="000000"/>
+              </w:rPr>
             </w:pPr>
             <w:r>
               <w:rPr>
@@ -929,6 +923,7 @@
                 <w:i w:val="false"/>
                 <w:b w:val="false"/>
                 <w:u w:val="none"/>
+                <w:strike w:val="false"/>
                 <w:sz w:val="22"/>
                 <w:szCs w:val="22"/>
                 <w:color w:val="000000"/>
@@ -956,7 +951,6 @@
           </w:tcPr>
           <w:p>
             <w:pPr>
-              <w:pStyle w:val="Normal"/>
               <w:jc w:val="right"/>
               <w:pBdr>
                 <w:bottom w:val="none" w:sz="0" w:space="0" w:color="000000"/>
@@ -965,7 +959,17 @@
                 <w:right w:val="none" w:sz="0" w:space="0" w:color="000000"/>
               </w:pBdr>
               <w:spacing w:after="100" w:before="100" w:line="240"/>
-              <w:ind w:firstLine="0" w:left="100" w:right="100"/>
+              <w:ind w:left="100" w:right="100" w:firstLine="0" w:firstLineChars="0"/>
+              <w:rPr>
+                <w:rFonts w:ascii="Arial" w:hAnsi="Arial" w:eastAsia="Arial" w:cs="Arial"/>
+                <w:i w:val="false"/>
+                <w:b w:val="false"/>
+                <w:u w:val="none"/>
+                <w:strike w:val="false"/>
+                <w:sz w:val="22"/>
+                <w:szCs w:val="22"/>
+                <w:color w:val="000000"/>
+              </w:rPr>
             </w:pPr>
             <w:r>
               <w:rPr>
@@ -973,6 +977,7 @@
                 <w:i w:val="false"/>
                 <w:b w:val="false"/>
                 <w:u w:val="none"/>
+                <w:strike w:val="false"/>
                 <w:sz w:val="22"/>
                 <w:szCs w:val="22"/>
                 <w:color w:val="000000"/>
@@ -1000,7 +1005,6 @@
           </w:tcPr>
           <w:p>
             <w:pPr>
-              <w:pStyle w:val="Normal"/>
               <w:jc w:val="right"/>
               <w:pBdr>
                 <w:bottom w:val="none" w:sz="0" w:space="0" w:color="000000"/>
@@ -1009,7 +1013,17 @@
                 <w:right w:val="none" w:sz="0" w:space="0" w:color="000000"/>
               </w:pBdr>
               <w:spacing w:after="100" w:before="100" w:line="240"/>
-              <w:ind w:firstLine="0" w:left="100" w:right="100"/>
+              <w:ind w:left="100" w:right="100" w:firstLine="0" w:firstLineChars="0"/>
+              <w:rPr>
+                <w:rFonts w:ascii="Arial" w:hAnsi="Arial" w:eastAsia="Arial" w:cs="Arial"/>
+                <w:i w:val="false"/>
+                <w:b w:val="false"/>
+                <w:u w:val="none"/>
+                <w:strike w:val="false"/>
+                <w:sz w:val="22"/>
+                <w:szCs w:val="22"/>
+                <w:color w:val="000000"/>
+              </w:rPr>
             </w:pPr>
             <w:r>
               <w:rPr>
@@ -1017,6 +1031,7 @@
                 <w:i w:val="false"/>
                 <w:b w:val="false"/>
                 <w:u w:val="none"/>
+                <w:strike w:val="false"/>
                 <w:sz w:val="22"/>
                 <w:szCs w:val="22"/>
                 <w:color w:val="000000"/>
@@ -1044,7 +1059,6 @@
           </w:tcPr>
           <w:p>
             <w:pPr>
-              <w:pStyle w:val="Normal"/>
               <w:jc w:val="left"/>
               <w:pBdr>
                 <w:bottom w:val="none" w:sz="0" w:space="0" w:color="000000"/>
@@ -1053,7 +1067,17 @@
                 <w:right w:val="none" w:sz="0" w:space="0" w:color="000000"/>
               </w:pBdr>
               <w:spacing w:after="100" w:before="100" w:line="240"/>
-              <w:ind w:firstLine="0" w:left="100" w:right="100"/>
+              <w:ind w:left="100" w:right="100" w:firstLine="0" w:firstLineChars="0"/>
+              <w:rPr>
+                <w:rFonts w:ascii="Arial" w:hAnsi="Arial" w:eastAsia="Arial" w:cs="Arial"/>
+                <w:i w:val="false"/>
+                <w:b w:val="false"/>
+                <w:u w:val="none"/>
+                <w:strike w:val="false"/>
+                <w:sz w:val="22"/>
+                <w:szCs w:val="22"/>
+                <w:color w:val="000000"/>
+              </w:rPr>
             </w:pPr>
             <w:r>
               <w:rPr>
@@ -1061,6 +1085,7 @@
                 <w:i w:val="false"/>
                 <w:b w:val="false"/>
                 <w:u w:val="none"/>
+                <w:strike w:val="false"/>
                 <w:sz w:val="22"/>
                 <w:szCs w:val="22"/>
                 <w:color w:val="000000"/>
@@ -1074,7 +1099,6 @@
         <w:trPr>
           <w:trHeight w:val="360" w:hRule="auto"/>
         </w:trPr>
-        body3
         <w:tc>
           <w:tcPr>
             <w:tcBorders>
@@ -1094,7 +1118,6 @@
           </w:tcPr>
           <w:p>
             <w:pPr>
-              <w:pStyle w:val="Normal"/>
               <w:jc w:val="right"/>
               <w:pBdr>
                 <w:bottom w:val="none" w:sz="0" w:space="0" w:color="000000"/>
@@ -1103,7 +1126,17 @@
                 <w:right w:val="none" w:sz="0" w:space="0" w:color="000000"/>
               </w:pBdr>
               <w:spacing w:after="100" w:before="100" w:line="240"/>
-              <w:ind w:firstLine="0" w:left="100" w:right="100"/>
+              <w:ind w:left="100" w:right="100" w:firstLine="0" w:firstLineChars="0"/>
+              <w:rPr>
+                <w:rFonts w:ascii="Arial" w:hAnsi="Arial" w:eastAsia="Arial" w:cs="Arial"/>
+                <w:i w:val="false"/>
+                <w:b w:val="false"/>
+                <w:u w:val="none"/>
+                <w:strike w:val="false"/>
+                <w:sz w:val="22"/>
+                <w:szCs w:val="22"/>
+                <w:color w:val="000000"/>
+              </w:rPr>
             </w:pPr>
             <w:r>
               <w:rPr>
@@ -1111,6 +1144,7 @@
                 <w:i w:val="false"/>
                 <w:b w:val="false"/>
                 <w:u w:val="none"/>
+                <w:strike w:val="false"/>
                 <w:sz w:val="22"/>
                 <w:szCs w:val="22"/>
                 <w:color w:val="000000"/>
@@ -1138,7 +1172,6 @@
           </w:tcPr>
           <w:p>
             <w:pPr>
-              <w:pStyle w:val="Normal"/>
               <w:jc w:val="right"/>
               <w:pBdr>
                 <w:bottom w:val="none" w:sz="0" w:space="0" w:color="000000"/>
@@ -1147,7 +1180,17 @@
                 <w:right w:val="none" w:sz="0" w:space="0" w:color="000000"/>
               </w:pBdr>
               <w:spacing w:after="100" w:before="100" w:line="240"/>
-              <w:ind w:firstLine="0" w:left="100" w:right="100"/>
+              <w:ind w:left="100" w:right="100" w:firstLine="0" w:firstLineChars="0"/>
+              <w:rPr>
+                <w:rFonts w:ascii="Arial" w:hAnsi="Arial" w:eastAsia="Arial" w:cs="Arial"/>
+                <w:i w:val="false"/>
+                <w:b w:val="false"/>
+                <w:u w:val="none"/>
+                <w:strike w:val="false"/>
+                <w:sz w:val="22"/>
+                <w:szCs w:val="22"/>
+                <w:color w:val="000000"/>
+              </w:rPr>
             </w:pPr>
             <w:r>
               <w:rPr>
@@ -1155,6 +1198,7 @@
                 <w:i w:val="false"/>
                 <w:b w:val="false"/>
                 <w:u w:val="none"/>
+                <w:strike w:val="false"/>
                 <w:sz w:val="22"/>
                 <w:szCs w:val="22"/>
                 <w:color w:val="000000"/>
@@ -1182,7 +1226,6 @@
           </w:tcPr>
           <w:p>
             <w:pPr>
-              <w:pStyle w:val="Normal"/>
               <w:jc w:val="right"/>
               <w:pBdr>
                 <w:bottom w:val="none" w:sz="0" w:space="0" w:color="000000"/>
@@ -1191,7 +1234,17 @@
                 <w:right w:val="none" w:sz="0" w:space="0" w:color="000000"/>
               </w:pBdr>
               <w:spacing w:after="100" w:before="100" w:line="240"/>
-              <w:ind w:firstLine="0" w:left="100" w:right="100"/>
+              <w:ind w:left="100" w:right="100" w:firstLine="0" w:firstLineChars="0"/>
+              <w:rPr>
+                <w:rFonts w:ascii="Arial" w:hAnsi="Arial" w:eastAsia="Arial" w:cs="Arial"/>
+                <w:i w:val="false"/>
+                <w:b w:val="false"/>
+                <w:u w:val="none"/>
+                <w:strike w:val="false"/>
+                <w:sz w:val="22"/>
+                <w:szCs w:val="22"/>
+                <w:color w:val="000000"/>
+              </w:rPr>
             </w:pPr>
             <w:r>
               <w:rPr>
@@ -1199,6 +1252,7 @@
                 <w:i w:val="false"/>
                 <w:b w:val="false"/>
                 <w:u w:val="none"/>
+                <w:strike w:val="false"/>
                 <w:sz w:val="22"/>
                 <w:szCs w:val="22"/>
                 <w:color w:val="000000"/>
@@ -1226,7 +1280,6 @@
           </w:tcPr>
           <w:p>
             <w:pPr>
-              <w:pStyle w:val="Normal"/>
               <w:jc w:val="left"/>
               <w:pBdr>
                 <w:bottom w:val="none" w:sz="0" w:space="0" w:color="000000"/>
@@ -1235,7 +1288,17 @@
                 <w:right w:val="none" w:sz="0" w:space="0" w:color="000000"/>
               </w:pBdr>
               <w:spacing w:after="100" w:before="100" w:line="240"/>
-              <w:ind w:firstLine="0" w:left="100" w:right="100"/>
+              <w:ind w:left="100" w:right="100" w:firstLine="0" w:firstLineChars="0"/>
+              <w:rPr>
+                <w:rFonts w:ascii="Arial" w:hAnsi="Arial" w:eastAsia="Arial" w:cs="Arial"/>
+                <w:i w:val="false"/>
+                <w:b w:val="false"/>
+                <w:u w:val="none"/>
+                <w:strike w:val="false"/>
+                <w:sz w:val="22"/>
+                <w:szCs w:val="22"/>
+                <w:color w:val="000000"/>
+              </w:rPr>
             </w:pPr>
             <w:r>
               <w:rPr>
@@ -1243,6 +1306,7 @@
                 <w:i w:val="false"/>
                 <w:b w:val="false"/>
                 <w:u w:val="none"/>
+                <w:strike w:val="false"/>
                 <w:sz w:val="22"/>
                 <w:szCs w:val="22"/>
                 <w:color w:val="000000"/>
@@ -1256,7 +1320,6 @@
         <w:trPr>
           <w:trHeight w:val="360" w:hRule="auto"/>
         </w:trPr>
-        body4
         <w:tc>
           <w:tcPr>
             <w:tcBorders>
@@ -1276,7 +1339,6 @@
           </w:tcPr>
           <w:p>
             <w:pPr>
-              <w:pStyle w:val="Normal"/>
               <w:jc w:val="right"/>
               <w:pBdr>
                 <w:bottom w:val="none" w:sz="0" w:space="0" w:color="000000"/>
@@ -1285,7 +1347,17 @@
                 <w:right w:val="none" w:sz="0" w:space="0" w:color="000000"/>
               </w:pBdr>
               <w:spacing w:after="100" w:before="100" w:line="240"/>
-              <w:ind w:firstLine="0" w:left="100" w:right="100"/>
+              <w:ind w:left="100" w:right="100" w:firstLine="0" w:firstLineChars="0"/>
+              <w:rPr>
+                <w:rFonts w:ascii="Arial" w:hAnsi="Arial" w:eastAsia="Arial" w:cs="Arial"/>
+                <w:i w:val="false"/>
+                <w:b w:val="false"/>
+                <w:u w:val="none"/>
+                <w:strike w:val="false"/>
+                <w:sz w:val="22"/>
+                <w:szCs w:val="22"/>
+                <w:color w:val="000000"/>
+              </w:rPr>
             </w:pPr>
             <w:r>
               <w:rPr>
@@ -1293,6 +1365,7 @@
                 <w:i w:val="false"/>
                 <w:b w:val="false"/>
                 <w:u w:val="none"/>
+                <w:strike w:val="false"/>
                 <w:sz w:val="22"/>
                 <w:szCs w:val="22"/>
                 <w:color w:val="000000"/>
@@ -1320,7 +1393,6 @@
           </w:tcPr>
           <w:p>
             <w:pPr>
-              <w:pStyle w:val="Normal"/>
               <w:jc w:val="right"/>
               <w:pBdr>
                 <w:bottom w:val="none" w:sz="0" w:space="0" w:color="000000"/>
@@ -1329,7 +1401,17 @@
                 <w:right w:val="none" w:sz="0" w:space="0" w:color="000000"/>
               </w:pBdr>
               <w:spacing w:after="100" w:before="100" w:line="240"/>
-              <w:ind w:firstLine="0" w:left="100" w:right="100"/>
+              <w:ind w:left="100" w:right="100" w:firstLine="0" w:firstLineChars="0"/>
+              <w:rPr>
+                <w:rFonts w:ascii="Arial" w:hAnsi="Arial" w:eastAsia="Arial" w:cs="Arial"/>
+                <w:i w:val="false"/>
+                <w:b w:val="false"/>
+                <w:u w:val="none"/>
+                <w:strike w:val="false"/>
+                <w:sz w:val="22"/>
+                <w:szCs w:val="22"/>
+                <w:color w:val="000000"/>
+              </w:rPr>
             </w:pPr>
             <w:r>
               <w:rPr>
@@ -1337,6 +1419,7 @@
                 <w:i w:val="false"/>
                 <w:b w:val="false"/>
                 <w:u w:val="none"/>
+                <w:strike w:val="false"/>
                 <w:sz w:val="22"/>
                 <w:szCs w:val="22"/>
                 <w:color w:val="000000"/>
@@ -1364,7 +1447,6 @@
           </w:tcPr>
           <w:p>
             <w:pPr>
-              <w:pStyle w:val="Normal"/>
               <w:jc w:val="right"/>
               <w:pBdr>
                 <w:bottom w:val="none" w:sz="0" w:space="0" w:color="000000"/>
@@ -1373,7 +1455,17 @@
                 <w:right w:val="none" w:sz="0" w:space="0" w:color="000000"/>
               </w:pBdr>
               <w:spacing w:after="100" w:before="100" w:line="240"/>
-              <w:ind w:firstLine="0" w:left="100" w:right="100"/>
+              <w:ind w:left="100" w:right="100" w:firstLine="0" w:firstLineChars="0"/>
+              <w:rPr>
+                <w:rFonts w:ascii="Arial" w:hAnsi="Arial" w:eastAsia="Arial" w:cs="Arial"/>
+                <w:i w:val="false"/>
+                <w:b w:val="false"/>
+                <w:u w:val="none"/>
+                <w:strike w:val="false"/>
+                <w:sz w:val="22"/>
+                <w:szCs w:val="22"/>
+                <w:color w:val="000000"/>
+              </w:rPr>
             </w:pPr>
             <w:r>
               <w:rPr>
@@ -1381,6 +1473,7 @@
                 <w:i w:val="false"/>
                 <w:b w:val="false"/>
                 <w:u w:val="none"/>
+                <w:strike w:val="false"/>
                 <w:sz w:val="22"/>
                 <w:szCs w:val="22"/>
                 <w:color w:val="000000"/>
@@ -1408,7 +1501,6 @@
           </w:tcPr>
           <w:p>
             <w:pPr>
-              <w:pStyle w:val="Normal"/>
               <w:jc w:val="left"/>
               <w:pBdr>
                 <w:bottom w:val="none" w:sz="0" w:space="0" w:color="000000"/>
@@ -1417,7 +1509,17 @@
                 <w:right w:val="none" w:sz="0" w:space="0" w:color="000000"/>
               </w:pBdr>
               <w:spacing w:after="100" w:before="100" w:line="240"/>
-              <w:ind w:firstLine="0" w:left="100" w:right="100"/>
+              <w:ind w:left="100" w:right="100" w:firstLine="0" w:firstLineChars="0"/>
+              <w:rPr>
+                <w:rFonts w:ascii="Arial" w:hAnsi="Arial" w:eastAsia="Arial" w:cs="Arial"/>
+                <w:i w:val="false"/>
+                <w:b w:val="false"/>
+                <w:u w:val="none"/>
+                <w:strike w:val="false"/>
+                <w:sz w:val="22"/>
+                <w:szCs w:val="22"/>
+                <w:color w:val="000000"/>
+              </w:rPr>
             </w:pPr>
             <w:r>
               <w:rPr>
@@ -1425,6 +1527,7 @@
                 <w:i w:val="false"/>
                 <w:b w:val="false"/>
                 <w:u w:val="none"/>
+                <w:strike w:val="false"/>
                 <w:sz w:val="22"/>
                 <w:szCs w:val="22"/>
                 <w:color w:val="000000"/>
@@ -1438,7 +1541,6 @@
         <w:trPr>
           <w:trHeight w:val="360" w:hRule="auto"/>
         </w:trPr>
-        body5
         <w:tc>
           <w:tcPr>
             <w:tcBorders>
@@ -1458,7 +1560,6 @@
           </w:tcPr>
           <w:p>
             <w:pPr>
-              <w:pStyle w:val="Normal"/>
               <w:jc w:val="right"/>
               <w:pBdr>
                 <w:bottom w:val="none" w:sz="0" w:space="0" w:color="000000"/>
@@ -1467,7 +1568,17 @@
                 <w:right w:val="none" w:sz="0" w:space="0" w:color="000000"/>
               </w:pBdr>
               <w:spacing w:after="100" w:before="100" w:line="240"/>
-              <w:ind w:firstLine="0" w:left="100" w:right="100"/>
+              <w:ind w:left="100" w:right="100" w:firstLine="0" w:firstLineChars="0"/>
+              <w:rPr>
+                <w:rFonts w:ascii="Arial" w:hAnsi="Arial" w:eastAsia="Arial" w:cs="Arial"/>
+                <w:i w:val="false"/>
+                <w:b w:val="false"/>
+                <w:u w:val="none"/>
+                <w:strike w:val="false"/>
+                <w:sz w:val="22"/>
+                <w:szCs w:val="22"/>
+                <w:color w:val="000000"/>
+              </w:rPr>
             </w:pPr>
             <w:r>
               <w:rPr>
@@ -1475,6 +1586,7 @@
                 <w:i w:val="false"/>
                 <w:b w:val="false"/>
                 <w:u w:val="none"/>
+                <w:strike w:val="false"/>
                 <w:sz w:val="22"/>
                 <w:szCs w:val="22"/>
                 <w:color w:val="000000"/>
@@ -1502,7 +1614,6 @@
           </w:tcPr>
           <w:p>
             <w:pPr>
-              <w:pStyle w:val="Normal"/>
               <w:jc w:val="right"/>
               <w:pBdr>
                 <w:bottom w:val="none" w:sz="0" w:space="0" w:color="000000"/>
@@ -1511,7 +1622,17 @@
                 <w:right w:val="none" w:sz="0" w:space="0" w:color="000000"/>
               </w:pBdr>
               <w:spacing w:after="100" w:before="100" w:line="240"/>
-              <w:ind w:firstLine="0" w:left="100" w:right="100"/>
+              <w:ind w:left="100" w:right="100" w:firstLine="0" w:firstLineChars="0"/>
+              <w:rPr>
+                <w:rFonts w:ascii="Arial" w:hAnsi="Arial" w:eastAsia="Arial" w:cs="Arial"/>
+                <w:i w:val="false"/>
+                <w:b w:val="false"/>
+                <w:u w:val="none"/>
+                <w:strike w:val="false"/>
+                <w:sz w:val="22"/>
+                <w:szCs w:val="22"/>
+                <w:color w:val="000000"/>
+              </w:rPr>
             </w:pPr>
             <w:r>
               <w:rPr>
@@ -1519,6 +1640,7 @@
                 <w:i w:val="false"/>
                 <w:b w:val="false"/>
                 <w:u w:val="none"/>
+                <w:strike w:val="false"/>
                 <w:sz w:val="22"/>
                 <w:szCs w:val="22"/>
                 <w:color w:val="000000"/>
@@ -1546,7 +1668,6 @@
           </w:tcPr>
           <w:p>
             <w:pPr>
-              <w:pStyle w:val="Normal"/>
               <w:jc w:val="right"/>
               <w:pBdr>
                 <w:bottom w:val="none" w:sz="0" w:space="0" w:color="000000"/>
@@ -1555,7 +1676,17 @@
                 <w:right w:val="none" w:sz="0" w:space="0" w:color="000000"/>
               </w:pBdr>
               <w:spacing w:after="100" w:before="100" w:line="240"/>
-              <w:ind w:firstLine="0" w:left="100" w:right="100"/>
+              <w:ind w:left="100" w:right="100" w:firstLine="0" w:firstLineChars="0"/>
+              <w:rPr>
+                <w:rFonts w:ascii="Arial" w:hAnsi="Arial" w:eastAsia="Arial" w:cs="Arial"/>
+                <w:i w:val="false"/>
+                <w:b w:val="false"/>
+                <w:u w:val="none"/>
+                <w:strike w:val="false"/>
+                <w:sz w:val="22"/>
+                <w:szCs w:val="22"/>
+                <w:color w:val="000000"/>
+              </w:rPr>
             </w:pPr>
             <w:r>
               <w:rPr>
@@ -1563,6 +1694,7 @@
                 <w:i w:val="false"/>
                 <w:b w:val="false"/>
                 <w:u w:val="none"/>
+                <w:strike w:val="false"/>
                 <w:sz w:val="22"/>
                 <w:szCs w:val="22"/>
                 <w:color w:val="000000"/>
@@ -1590,7 +1722,6 @@
           </w:tcPr>
           <w:p>
             <w:pPr>
-              <w:pStyle w:val="Normal"/>
               <w:jc w:val="left"/>
               <w:pBdr>
                 <w:bottom w:val="none" w:sz="0" w:space="0" w:color="000000"/>
@@ -1599,7 +1730,17 @@
                 <w:right w:val="none" w:sz="0" w:space="0" w:color="000000"/>
               </w:pBdr>
               <w:spacing w:after="100" w:before="100" w:line="240"/>
-              <w:ind w:firstLine="0" w:left="100" w:right="100"/>
+              <w:ind w:left="100" w:right="100" w:firstLine="0" w:firstLineChars="0"/>
+              <w:rPr>
+                <w:rFonts w:ascii="Arial" w:hAnsi="Arial" w:eastAsia="Arial" w:cs="Arial"/>
+                <w:i w:val="false"/>
+                <w:b w:val="false"/>
+                <w:u w:val="none"/>
+                <w:strike w:val="false"/>
+                <w:sz w:val="22"/>
+                <w:szCs w:val="22"/>
+                <w:color w:val="000000"/>
+              </w:rPr>
             </w:pPr>
             <w:r>
               <w:rPr>
@@ -1607,6 +1748,7 @@
                 <w:i w:val="false"/>
                 <w:b w:val="false"/>
                 <w:u w:val="none"/>
+                <w:strike w:val="false"/>
                 <w:sz w:val="22"/>
                 <w:szCs w:val="22"/>
                 <w:color w:val="000000"/>
@@ -1620,7 +1762,6 @@
         <w:trPr>
           <w:trHeight w:val="360" w:hRule="auto"/>
         </w:trPr>
-        body6
         <w:tc>
           <w:tcPr>
             <w:tcBorders>
@@ -1640,7 +1781,6 @@
           </w:tcPr>
           <w:p>
             <w:pPr>
-              <w:pStyle w:val="Normal"/>
               <w:jc w:val="right"/>
               <w:pBdr>
                 <w:bottom w:val="none" w:sz="0" w:space="0" w:color="000000"/>
@@ -1649,7 +1789,17 @@
                 <w:right w:val="none" w:sz="0" w:space="0" w:color="000000"/>
               </w:pBdr>
               <w:spacing w:after="100" w:before="100" w:line="240"/>
-              <w:ind w:firstLine="0" w:left="100" w:right="100"/>
+              <w:ind w:left="100" w:right="100" w:firstLine="0" w:firstLineChars="0"/>
+              <w:rPr>
+                <w:rFonts w:ascii="Arial" w:hAnsi="Arial" w:eastAsia="Arial" w:cs="Arial"/>
+                <w:i w:val="false"/>
+                <w:b w:val="false"/>
+                <w:u w:val="none"/>
+                <w:strike w:val="false"/>
+                <w:sz w:val="22"/>
+                <w:szCs w:val="22"/>
+                <w:color w:val="000000"/>
+              </w:rPr>
             </w:pPr>
             <w:r>
               <w:rPr>
@@ -1657,6 +1807,7 @@
                 <w:i w:val="false"/>
                 <w:b w:val="false"/>
                 <w:u w:val="none"/>
+                <w:strike w:val="false"/>
                 <w:sz w:val="22"/>
                 <w:szCs w:val="22"/>
                 <w:color w:val="000000"/>
@@ -1684,7 +1835,6 @@
           </w:tcPr>
           <w:p>
             <w:pPr>
-              <w:pStyle w:val="Normal"/>
               <w:jc w:val="right"/>
               <w:pBdr>
                 <w:bottom w:val="none" w:sz="0" w:space="0" w:color="000000"/>
@@ -1693,7 +1843,17 @@
                 <w:right w:val="none" w:sz="0" w:space="0" w:color="000000"/>
               </w:pBdr>
               <w:spacing w:after="100" w:before="100" w:line="240"/>
-              <w:ind w:firstLine="0" w:left="100" w:right="100"/>
+              <w:ind w:left="100" w:right="100" w:firstLine="0" w:firstLineChars="0"/>
+              <w:rPr>
+                <w:rFonts w:ascii="Arial" w:hAnsi="Arial" w:eastAsia="Arial" w:cs="Arial"/>
+                <w:i w:val="false"/>
+                <w:b w:val="false"/>
+                <w:u w:val="none"/>
+                <w:strike w:val="false"/>
+                <w:sz w:val="22"/>
+                <w:szCs w:val="22"/>
+                <w:color w:val="000000"/>
+              </w:rPr>
             </w:pPr>
             <w:r>
               <w:rPr>
@@ -1701,6 +1861,7 @@
                 <w:i w:val="false"/>
                 <w:b w:val="false"/>
                 <w:u w:val="none"/>
+                <w:strike w:val="false"/>
                 <w:sz w:val="22"/>
                 <w:szCs w:val="22"/>
                 <w:color w:val="000000"/>
@@ -1728,7 +1889,6 @@
           </w:tcPr>
           <w:p>
             <w:pPr>
-              <w:pStyle w:val="Normal"/>
               <w:jc w:val="right"/>
               <w:pBdr>
                 <w:bottom w:val="none" w:sz="0" w:space="0" w:color="000000"/>
@@ -1737,7 +1897,17 @@
                 <w:right w:val="none" w:sz="0" w:space="0" w:color="000000"/>
               </w:pBdr>
               <w:spacing w:after="100" w:before="100" w:line="240"/>
-              <w:ind w:firstLine="0" w:left="100" w:right="100"/>
+              <w:ind w:left="100" w:right="100" w:firstLine="0" w:firstLineChars="0"/>
+              <w:rPr>
+                <w:rFonts w:ascii="Arial" w:hAnsi="Arial" w:eastAsia="Arial" w:cs="Arial"/>
+                <w:i w:val="false"/>
+                <w:b w:val="false"/>
+                <w:u w:val="none"/>
+                <w:strike w:val="false"/>
+                <w:sz w:val="22"/>
+                <w:szCs w:val="22"/>
+                <w:color w:val="000000"/>
+              </w:rPr>
             </w:pPr>
             <w:r>
               <w:rPr>
@@ -1745,6 +1915,7 @@
                 <w:i w:val="false"/>
                 <w:b w:val="false"/>
                 <w:u w:val="none"/>
+                <w:strike w:val="false"/>
                 <w:sz w:val="22"/>
                 <w:szCs w:val="22"/>
                 <w:color w:val="000000"/>
@@ -1772,7 +1943,6 @@
           </w:tcPr>
           <w:p>
             <w:pPr>
-              <w:pStyle w:val="Normal"/>
               <w:jc w:val="left"/>
               <w:pBdr>
                 <w:bottom w:val="none" w:sz="0" w:space="0" w:color="000000"/>
@@ -1781,7 +1951,17 @@
                 <w:right w:val="none" w:sz="0" w:space="0" w:color="000000"/>
               </w:pBdr>
               <w:spacing w:after="100" w:before="100" w:line="240"/>
-              <w:ind w:firstLine="0" w:left="100" w:right="100"/>
+              <w:ind w:left="100" w:right="100" w:firstLine="0" w:firstLineChars="0"/>
+              <w:rPr>
+                <w:rFonts w:ascii="Arial" w:hAnsi="Arial" w:eastAsia="Arial" w:cs="Arial"/>
+                <w:i w:val="false"/>
+                <w:b w:val="false"/>
+                <w:u w:val="none"/>
+                <w:strike w:val="false"/>
+                <w:sz w:val="22"/>
+                <w:szCs w:val="22"/>
+                <w:color w:val="000000"/>
+              </w:rPr>
             </w:pPr>
             <w:r>
               <w:rPr>
@@ -1789,6 +1969,7 @@
                 <w:i w:val="false"/>
                 <w:b w:val="false"/>
                 <w:u w:val="none"/>
+                <w:strike w:val="false"/>
                 <w:sz w:val="22"/>
                 <w:szCs w:val="22"/>
                 <w:color w:val="000000"/>
@@ -1802,11 +1983,10 @@
         <w:trPr>
           <w:trHeight w:val="360" w:hRule="auto"/>
         </w:trPr>
-        body7
         <w:tc>
           <w:tcPr>
             <w:tcBorders>
-              <w:bottom w:val="single" w:sz="16" w:space="0" w:color="666666"/>
+              <w:bottom w:val="single" w:sz="12" w:space="0" w:color="666666"/>
               <w:top w:val="none" w:sz="0" w:space="0" w:color="000000"/>
               <w:left w:val="none" w:sz="0" w:space="0" w:color="000000"/>
               <w:right w:val="none" w:sz="0" w:space="0" w:color="000000"/>
@@ -1822,7 +2002,6 @@
           </w:tcPr>
           <w:p>
             <w:pPr>
-              <w:pStyle w:val="Normal"/>
               <w:jc w:val="right"/>
               <w:pBdr>
                 <w:bottom w:val="none" w:sz="0" w:space="0" w:color="000000"/>
@@ -1831,7 +2010,17 @@
                 <w:right w:val="none" w:sz="0" w:space="0" w:color="000000"/>
               </w:pBdr>
               <w:spacing w:after="100" w:before="100" w:line="240"/>
-              <w:ind w:firstLine="0" w:left="100" w:right="100"/>
+              <w:ind w:left="100" w:right="100" w:firstLine="0" w:firstLineChars="0"/>
+              <w:rPr>
+                <w:rFonts w:ascii="Arial" w:hAnsi="Arial" w:eastAsia="Arial" w:cs="Arial"/>
+                <w:i w:val="false"/>
+                <w:b w:val="false"/>
+                <w:u w:val="none"/>
+                <w:strike w:val="false"/>
+                <w:sz w:val="22"/>
+                <w:szCs w:val="22"/>
+                <w:color w:val="000000"/>
+              </w:rPr>
             </w:pPr>
             <w:r>
               <w:rPr>
@@ -1839,6 +2028,7 @@
                 <w:i w:val="false"/>
                 <w:b w:val="false"/>
                 <w:u w:val="none"/>
+                <w:strike w:val="false"/>
                 <w:sz w:val="22"/>
                 <w:szCs w:val="22"/>
                 <w:color w:val="000000"/>
@@ -1850,7 +2040,7 @@
         <w:tc>
           <w:tcPr>
             <w:tcBorders>
-              <w:bottom w:val="single" w:sz="16" w:space="0" w:color="666666"/>
+              <w:bottom w:val="single" w:sz="12" w:space="0" w:color="666666"/>
               <w:top w:val="none" w:sz="0" w:space="0" w:color="000000"/>
               <w:left w:val="none" w:sz="0" w:space="0" w:color="000000"/>
               <w:right w:val="none" w:sz="0" w:space="0" w:color="000000"/>
@@ -1866,7 +2056,6 @@
           </w:tcPr>
           <w:p>
             <w:pPr>
-              <w:pStyle w:val="Normal"/>
               <w:jc w:val="right"/>
               <w:pBdr>
                 <w:bottom w:val="none" w:sz="0" w:space="0" w:color="000000"/>
@@ -1875,7 +2064,17 @@
                 <w:right w:val="none" w:sz="0" w:space="0" w:color="000000"/>
               </w:pBdr>
               <w:spacing w:after="100" w:before="100" w:line="240"/>
-              <w:ind w:firstLine="0" w:left="100" w:right="100"/>
+              <w:ind w:left="100" w:right="100" w:firstLine="0" w:firstLineChars="0"/>
+              <w:rPr>
+                <w:rFonts w:ascii="Arial" w:hAnsi="Arial" w:eastAsia="Arial" w:cs="Arial"/>
+                <w:i w:val="false"/>
+                <w:b w:val="false"/>
+                <w:u w:val="none"/>
+                <w:strike w:val="false"/>
+                <w:sz w:val="22"/>
+                <w:szCs w:val="22"/>
+                <w:color w:val="000000"/>
+              </w:rPr>
             </w:pPr>
             <w:r>
               <w:rPr>
@@ -1883,6 +2082,7 @@
                 <w:i w:val="false"/>
                 <w:b w:val="false"/>
                 <w:u w:val="none"/>
+                <w:strike w:val="false"/>
                 <w:sz w:val="22"/>
                 <w:szCs w:val="22"/>
                 <w:color w:val="000000"/>
@@ -1894,7 +2094,7 @@
         <w:tc>
           <w:tcPr>
             <w:tcBorders>
-              <w:bottom w:val="single" w:sz="16" w:space="0" w:color="666666"/>
+              <w:bottom w:val="single" w:sz="12" w:space="0" w:color="666666"/>
               <w:top w:val="none" w:sz="0" w:space="0" w:color="000000"/>
               <w:left w:val="none" w:sz="0" w:space="0" w:color="000000"/>
               <w:right w:val="none" w:sz="0" w:space="0" w:color="000000"/>
@@ -1910,7 +2110,6 @@
           </w:tcPr>
           <w:p>
             <w:pPr>
-              <w:pStyle w:val="Normal"/>
               <w:jc w:val="right"/>
               <w:pBdr>
                 <w:bottom w:val="none" w:sz="0" w:space="0" w:color="000000"/>
@@ -1919,7 +2118,17 @@
                 <w:right w:val="none" w:sz="0" w:space="0" w:color="000000"/>
               </w:pBdr>
               <w:spacing w:after="100" w:before="100" w:line="240"/>
-              <w:ind w:firstLine="0" w:left="100" w:right="100"/>
+              <w:ind w:left="100" w:right="100" w:firstLine="0" w:firstLineChars="0"/>
+              <w:rPr>
+                <w:rFonts w:ascii="Arial" w:hAnsi="Arial" w:eastAsia="Arial" w:cs="Arial"/>
+                <w:i w:val="false"/>
+                <w:b w:val="false"/>
+                <w:u w:val="none"/>
+                <w:strike w:val="false"/>
+                <w:sz w:val="22"/>
+                <w:szCs w:val="22"/>
+                <w:color w:val="000000"/>
+              </w:rPr>
             </w:pPr>
             <w:r>
               <w:rPr>
@@ -1927,6 +2136,7 @@
                 <w:i w:val="false"/>
                 <w:b w:val="false"/>
                 <w:u w:val="none"/>
+                <w:strike w:val="false"/>
                 <w:sz w:val="22"/>
                 <w:szCs w:val="22"/>
                 <w:color w:val="000000"/>
@@ -1938,7 +2148,7 @@
         <w:tc>
           <w:tcPr>
             <w:tcBorders>
-              <w:bottom w:val="single" w:sz="16" w:space="0" w:color="666666"/>
+              <w:bottom w:val="single" w:sz="12" w:space="0" w:color="666666"/>
               <w:top w:val="none" w:sz="0" w:space="0" w:color="000000"/>
               <w:left w:val="none" w:sz="0" w:space="0" w:color="000000"/>
               <w:right w:val="none" w:sz="0" w:space="0" w:color="000000"/>
@@ -1954,7 +2164,6 @@
           </w:tcPr>
           <w:p>
             <w:pPr>
-              <w:pStyle w:val="Normal"/>
               <w:jc w:val="left"/>
               <w:pBdr>
                 <w:bottom w:val="none" w:sz="0" w:space="0" w:color="000000"/>
@@ -1963,7 +2172,17 @@
                 <w:right w:val="none" w:sz="0" w:space="0" w:color="000000"/>
               </w:pBdr>
               <w:spacing w:after="100" w:before="100" w:line="240"/>
-              <w:ind w:firstLine="0" w:left="100" w:right="100"/>
+              <w:ind w:left="100" w:right="100" w:firstLine="0" w:firstLineChars="0"/>
+              <w:rPr>
+                <w:rFonts w:ascii="Arial" w:hAnsi="Arial" w:eastAsia="Arial" w:cs="Arial"/>
+                <w:i w:val="false"/>
+                <w:b w:val="false"/>
+                <w:u w:val="none"/>
+                <w:strike w:val="false"/>
+                <w:sz w:val="22"/>
+                <w:szCs w:val="22"/>
+                <w:color w:val="000000"/>
+              </w:rPr>
             </w:pPr>
             <w:r>
               <w:rPr>
@@ -1971,6 +2190,7 @@
                 <w:i w:val="false"/>
                 <w:b w:val="false"/>
                 <w:u w:val="none"/>
+                <w:strike w:val="false"/>
                 <w:sz w:val="22"/>
                 <w:szCs w:val="22"/>
                 <w:color w:val="000000"/>
@@ -2026,16 +2246,16 @@
       </w:r>
       <w:r>
         <w:rPr>
+          <w:i/>
           <w:iCs/>
-          <w:i/>
         </w:rPr>
         <w:t xml:space="preserve">L</w:t>
       </w:r>
       <w:r>
         <w:rPr>
+          <w:i/>
+          <w:iCs/>
           <w:vertAlign w:val="subscript"/>
-          <w:iCs/>
-          <w:i/>
         </w:rPr>
         <w:t xml:space="preserve">DEN</w:t>
       </w:r>
@@ -2043,8 +2263,8 @@
         <w:t xml:space="preserve">-values and still take into account the influence of all studies even out of the repectives studies range.</w:t>
       </w:r>
     </w:p>
-    <w:bookmarkEnd w:id="20"/>
-    <w:bookmarkStart w:id="23" w:name="data-wrangling"/>
+    <w:bookmarkEnd w:id="26"/>
+    <w:bookmarkStart w:id="29" w:name="data-wrangling"/>
     <w:p>
       <w:pPr>
         <w:pStyle w:val="berschrift1"/>
@@ -2064,7 +2284,7 @@
         <w:t xml:space="preserve"> </w:t>
       </w:r>
       <w:r>
-        <w:t xml:space="preserve">(Fenech, Clark, and Rodgers, n.d.)</w:t>
+        <w:t xml:space="preserve">(Fenech et al., n.d.)</w:t>
       </w:r>
       <w:r>
         <w:t xml:space="preserve"> </w:t>
@@ -2076,7 +2296,7 @@
         <w:rPr>
           <w:rStyle w:val="FootnoteReference"/>
         </w:rPr>
-        <w:footnoteReference w:id="21"/>
+        <w:footnoteReference w:id="27"/>
       </w:r>
       <w:r>
         <w:t xml:space="preserve">. Then I manually added the information of the study region (Europe, Africa, Asia or America). [To be reviewed].</w:t>
@@ -2120,14 +2340,16 @@
         <w:rPr>
           <w:rFonts/>
           <w:b w:val="true"/>
+          <w:strike w:val="false"/>
         </w:rPr>
         <w:t xml:space="preserve">Table </w:t>
       </w:r>
-      <w:bookmarkStart w:id="801356bd-261b-45ed-9931-2ea6ce1f4171" w:name="reviewInput"/>
+      <w:bookmarkStart w:id="8c56ccc2-6b25-4a18-bb62-8bfb0d00c256" w:name="reviewInput"/>
       <w:r>
         <w:rPr>
           <w:rFonts/>
           <w:b w:val="true"/>
+          <w:strike w:val="false"/>
         </w:rPr>
         <w:fldChar w:fldCharType="begin" w:dirty="true"/>
       </w:r>
@@ -2135,6 +2357,7 @@
         <w:rPr>
           <w:rFonts/>
           <w:b w:val="true"/>
+          <w:strike w:val="false"/>
         </w:rPr>
         <w:instrText xml:space="preserve" w:dirty="true">SEQ tab \* Arabic</w:instrText>
       </w:r>
@@ -2142,14 +2365,16 @@
         <w:rPr>
           <w:rFonts/>
           <w:b w:val="true"/>
+          <w:strike w:val="false"/>
         </w:rPr>
         <w:fldChar w:fldCharType="end" w:dirty="true"/>
       </w:r>
-      <w:bookmarkEnd w:id="801356bd-261b-45ed-9931-2ea6ce1f4171"/>
+      <w:bookmarkEnd w:id="8c56ccc2-6b25-4a18-bb62-8bfb0d00c256"/>
       <w:r>
         <w:rPr>
           <w:rFonts/>
           <w:b w:val="true"/>
+          <w:strike w:val="false"/>
         </w:rPr>
         <w:t xml:space="preserve">: </w:t>
       </w:r>
@@ -2176,12 +2401,11 @@
           <w:trHeight w:val="360" w:hRule="auto"/>
           <w:tblHeader/>
         </w:trPr>
-        header 1
         <w:tc>
           <w:tcPr>
             <w:tcBorders>
-              <w:bottom w:val="single" w:sz="16" w:space="0" w:color="666666"/>
-              <w:top w:val="single" w:sz="16" w:space="0" w:color="666666"/>
+              <w:bottom w:val="single" w:sz="12" w:space="0" w:color="666666"/>
+              <w:top w:val="single" w:sz="12" w:space="0" w:color="666666"/>
               <w:left w:val="none" w:sz="0" w:space="0" w:color="000000"/>
               <w:right w:val="none" w:sz="0" w:space="0" w:color="000000"/>
             </w:tcBorders>
@@ -2196,7 +2420,6 @@
           </w:tcPr>
           <w:p>
             <w:pPr>
-              <w:pStyle w:val="Normal"/>
               <w:jc w:val="right"/>
               <w:pBdr>
                 <w:bottom w:val="none" w:sz="0" w:space="0" w:color="000000"/>
@@ -2205,7 +2428,17 @@
                 <w:right w:val="none" w:sz="0" w:space="0" w:color="000000"/>
               </w:pBdr>
               <w:spacing w:after="100" w:before="100" w:line="240"/>
-              <w:ind w:firstLine="0" w:left="100" w:right="100"/>
+              <w:ind w:left="100" w:right="100" w:firstLine="0" w:firstLineChars="0"/>
+              <w:rPr>
+                <w:rFonts w:ascii="Arial" w:hAnsi="Arial" w:eastAsia="Arial" w:cs="Arial"/>
+                <w:i w:val="false"/>
+                <w:b w:val="false"/>
+                <w:u w:val="none"/>
+                <w:strike w:val="false"/>
+                <w:sz w:val="22"/>
+                <w:szCs w:val="22"/>
+                <w:color w:val="000000"/>
+              </w:rPr>
             </w:pPr>
             <w:r>
               <w:rPr>
@@ -2213,6 +2446,7 @@
                 <w:i w:val="false"/>
                 <w:b w:val="false"/>
                 <w:u w:val="none"/>
+                <w:strike w:val="false"/>
                 <w:sz w:val="22"/>
                 <w:szCs w:val="22"/>
                 <w:color w:val="000000"/>
@@ -2224,8 +2458,8 @@
         <w:tc>
           <w:tcPr>
             <w:tcBorders>
-              <w:bottom w:val="single" w:sz="16" w:space="0" w:color="666666"/>
-              <w:top w:val="single" w:sz="16" w:space="0" w:color="666666"/>
+              <w:bottom w:val="single" w:sz="12" w:space="0" w:color="666666"/>
+              <w:top w:val="single" w:sz="12" w:space="0" w:color="666666"/>
               <w:left w:val="none" w:sz="0" w:space="0" w:color="000000"/>
               <w:right w:val="none" w:sz="0" w:space="0" w:color="000000"/>
             </w:tcBorders>
@@ -2240,7 +2474,6 @@
           </w:tcPr>
           <w:p>
             <w:pPr>
-              <w:pStyle w:val="Normal"/>
               <w:jc w:val="left"/>
               <w:pBdr>
                 <w:bottom w:val="none" w:sz="0" w:space="0" w:color="000000"/>
@@ -2249,7 +2482,17 @@
                 <w:right w:val="none" w:sz="0" w:space="0" w:color="000000"/>
               </w:pBdr>
               <w:spacing w:after="100" w:before="100" w:line="240"/>
-              <w:ind w:firstLine="0" w:left="100" w:right="100"/>
+              <w:ind w:left="100" w:right="100" w:firstLine="0" w:firstLineChars="0"/>
+              <w:rPr>
+                <w:rFonts w:ascii="Arial" w:hAnsi="Arial" w:eastAsia="Arial" w:cs="Arial"/>
+                <w:i w:val="false"/>
+                <w:b w:val="false"/>
+                <w:u w:val="none"/>
+                <w:strike w:val="false"/>
+                <w:sz w:val="22"/>
+                <w:szCs w:val="22"/>
+                <w:color w:val="000000"/>
+              </w:rPr>
             </w:pPr>
             <w:r>
               <w:rPr>
@@ -2257,6 +2500,7 @@
                 <w:i w:val="false"/>
                 <w:b w:val="false"/>
                 <w:u w:val="none"/>
+                <w:strike w:val="false"/>
                 <w:sz w:val="22"/>
                 <w:szCs w:val="22"/>
                 <w:color w:val="000000"/>
@@ -2268,8 +2512,8 @@
         <w:tc>
           <w:tcPr>
             <w:tcBorders>
-              <w:bottom w:val="single" w:sz="16" w:space="0" w:color="666666"/>
-              <w:top w:val="single" w:sz="16" w:space="0" w:color="666666"/>
+              <w:bottom w:val="single" w:sz="12" w:space="0" w:color="666666"/>
+              <w:top w:val="single" w:sz="12" w:space="0" w:color="666666"/>
               <w:left w:val="none" w:sz="0" w:space="0" w:color="000000"/>
               <w:right w:val="none" w:sz="0" w:space="0" w:color="000000"/>
             </w:tcBorders>
@@ -2284,7 +2528,6 @@
           </w:tcPr>
           <w:p>
             <w:pPr>
-              <w:pStyle w:val="Normal"/>
               <w:jc w:val="right"/>
               <w:pBdr>
                 <w:bottom w:val="none" w:sz="0" w:space="0" w:color="000000"/>
@@ -2293,7 +2536,17 @@
                 <w:right w:val="none" w:sz="0" w:space="0" w:color="000000"/>
               </w:pBdr>
               <w:spacing w:after="100" w:before="100" w:line="240"/>
-              <w:ind w:firstLine="0" w:left="100" w:right="100"/>
+              <w:ind w:left="100" w:right="100" w:firstLine="0" w:firstLineChars="0"/>
+              <w:rPr>
+                <w:rFonts w:ascii="Arial" w:hAnsi="Arial" w:eastAsia="Arial" w:cs="Arial"/>
+                <w:i w:val="false"/>
+                <w:b w:val="false"/>
+                <w:u w:val="none"/>
+                <w:strike w:val="false"/>
+                <w:sz w:val="22"/>
+                <w:szCs w:val="22"/>
+                <w:color w:val="000000"/>
+              </w:rPr>
             </w:pPr>
             <w:r>
               <w:rPr>
@@ -2301,6 +2554,7 @@
                 <w:i w:val="false"/>
                 <w:b w:val="false"/>
                 <w:u w:val="none"/>
+                <w:strike w:val="false"/>
                 <w:sz w:val="22"/>
                 <w:szCs w:val="22"/>
                 <w:color w:val="000000"/>
@@ -2312,8 +2566,8 @@
         <w:tc>
           <w:tcPr>
             <w:tcBorders>
-              <w:bottom w:val="single" w:sz="16" w:space="0" w:color="666666"/>
-              <w:top w:val="single" w:sz="16" w:space="0" w:color="666666"/>
+              <w:bottom w:val="single" w:sz="12" w:space="0" w:color="666666"/>
+              <w:top w:val="single" w:sz="12" w:space="0" w:color="666666"/>
               <w:left w:val="none" w:sz="0" w:space="0" w:color="000000"/>
               <w:right w:val="none" w:sz="0" w:space="0" w:color="000000"/>
             </w:tcBorders>
@@ -2328,7 +2582,6 @@
           </w:tcPr>
           <w:p>
             <w:pPr>
-              <w:pStyle w:val="Normal"/>
               <w:jc w:val="right"/>
               <w:pBdr>
                 <w:bottom w:val="none" w:sz="0" w:space="0" w:color="000000"/>
@@ -2337,7 +2590,17 @@
                 <w:right w:val="none" w:sz="0" w:space="0" w:color="000000"/>
               </w:pBdr>
               <w:spacing w:after="100" w:before="100" w:line="240"/>
-              <w:ind w:firstLine="0" w:left="100" w:right="100"/>
+              <w:ind w:left="100" w:right="100" w:firstLine="0" w:firstLineChars="0"/>
+              <w:rPr>
+                <w:rFonts w:ascii="Arial" w:hAnsi="Arial" w:eastAsia="Arial" w:cs="Arial"/>
+                <w:i w:val="false"/>
+                <w:b w:val="false"/>
+                <w:u w:val="none"/>
+                <w:strike w:val="false"/>
+                <w:sz w:val="22"/>
+                <w:szCs w:val="22"/>
+                <w:color w:val="000000"/>
+              </w:rPr>
             </w:pPr>
             <w:r>
               <w:rPr>
@@ -2345,6 +2608,7 @@
                 <w:i w:val="false"/>
                 <w:b w:val="false"/>
                 <w:u w:val="none"/>
+                <w:strike w:val="false"/>
                 <w:sz w:val="22"/>
                 <w:szCs w:val="22"/>
                 <w:color w:val="000000"/>
@@ -2356,8 +2620,8 @@
         <w:tc>
           <w:tcPr>
             <w:tcBorders>
-              <w:bottom w:val="single" w:sz="16" w:space="0" w:color="666666"/>
-              <w:top w:val="single" w:sz="16" w:space="0" w:color="666666"/>
+              <w:bottom w:val="single" w:sz="12" w:space="0" w:color="666666"/>
+              <w:top w:val="single" w:sz="12" w:space="0" w:color="666666"/>
               <w:left w:val="none" w:sz="0" w:space="0" w:color="000000"/>
               <w:right w:val="none" w:sz="0" w:space="0" w:color="000000"/>
             </w:tcBorders>
@@ -2372,7 +2636,6 @@
           </w:tcPr>
           <w:p>
             <w:pPr>
-              <w:pStyle w:val="Normal"/>
               <w:jc w:val="left"/>
               <w:pBdr>
                 <w:bottom w:val="none" w:sz="0" w:space="0" w:color="000000"/>
@@ -2381,7 +2644,17 @@
                 <w:right w:val="none" w:sz="0" w:space="0" w:color="000000"/>
               </w:pBdr>
               <w:spacing w:after="100" w:before="100" w:line="240"/>
-              <w:ind w:firstLine="0" w:left="100" w:right="100"/>
+              <w:ind w:left="100" w:right="100" w:firstLine="0" w:firstLineChars="0"/>
+              <w:rPr>
+                <w:rFonts w:ascii="Arial" w:hAnsi="Arial" w:eastAsia="Arial" w:cs="Arial"/>
+                <w:i w:val="false"/>
+                <w:b w:val="false"/>
+                <w:u w:val="none"/>
+                <w:strike w:val="false"/>
+                <w:sz w:val="22"/>
+                <w:szCs w:val="22"/>
+                <w:color w:val="000000"/>
+              </w:rPr>
             </w:pPr>
             <w:r>
               <w:rPr>
@@ -2389,6 +2662,7 @@
                 <w:i w:val="false"/>
                 <w:b w:val="false"/>
                 <w:u w:val="none"/>
+                <w:strike w:val="false"/>
                 <w:sz w:val="22"/>
                 <w:szCs w:val="22"/>
                 <w:color w:val="000000"/>
@@ -2400,8 +2674,8 @@
         <w:tc>
           <w:tcPr>
             <w:tcBorders>
-              <w:bottom w:val="single" w:sz="16" w:space="0" w:color="666666"/>
-              <w:top w:val="single" w:sz="16" w:space="0" w:color="666666"/>
+              <w:bottom w:val="single" w:sz="12" w:space="0" w:color="666666"/>
+              <w:top w:val="single" w:sz="12" w:space="0" w:color="666666"/>
               <w:left w:val="none" w:sz="0" w:space="0" w:color="000000"/>
               <w:right w:val="none" w:sz="0" w:space="0" w:color="000000"/>
             </w:tcBorders>
@@ -2416,7 +2690,6 @@
           </w:tcPr>
           <w:p>
             <w:pPr>
-              <w:pStyle w:val="Normal"/>
               <w:jc w:val="left"/>
               <w:pBdr>
                 <w:bottom w:val="none" w:sz="0" w:space="0" w:color="000000"/>
@@ -2425,7 +2698,17 @@
                 <w:right w:val="none" w:sz="0" w:space="0" w:color="000000"/>
               </w:pBdr>
               <w:spacing w:after="100" w:before="100" w:line="240"/>
-              <w:ind w:firstLine="0" w:left="100" w:right="100"/>
+              <w:ind w:left="100" w:right="100" w:firstLine="0" w:firstLineChars="0"/>
+              <w:rPr>
+                <w:rFonts w:ascii="Arial" w:hAnsi="Arial" w:eastAsia="Arial" w:cs="Arial"/>
+                <w:i w:val="false"/>
+                <w:b w:val="false"/>
+                <w:u w:val="none"/>
+                <w:strike w:val="false"/>
+                <w:sz w:val="22"/>
+                <w:szCs w:val="22"/>
+                <w:color w:val="000000"/>
+              </w:rPr>
             </w:pPr>
             <w:r>
               <w:rPr>
@@ -2433,6 +2716,7 @@
                 <w:i w:val="false"/>
                 <w:b w:val="false"/>
                 <w:u w:val="none"/>
+                <w:strike w:val="false"/>
                 <w:sz w:val="22"/>
                 <w:szCs w:val="22"/>
                 <w:color w:val="000000"/>
@@ -2446,12 +2730,11 @@
         <w:trPr>
           <w:trHeight w:val="360" w:hRule="auto"/>
         </w:trPr>
-        body 1
         <w:tc>
           <w:tcPr>
             <w:tcBorders>
               <w:bottom w:val="none" w:sz="0" w:space="0" w:color="000000"/>
-              <w:top w:val="single" w:sz="16" w:space="0" w:color="666666"/>
+              <w:top w:val="single" w:sz="12" w:space="0" w:color="666666"/>
               <w:left w:val="none" w:sz="0" w:space="0" w:color="000000"/>
               <w:right w:val="none" w:sz="0" w:space="0" w:color="000000"/>
             </w:tcBorders>
@@ -2466,7 +2749,6 @@
           </w:tcPr>
           <w:p>
             <w:pPr>
-              <w:pStyle w:val="Normal"/>
               <w:jc w:val="right"/>
               <w:pBdr>
                 <w:bottom w:val="none" w:sz="0" w:space="0" w:color="000000"/>
@@ -2475,7 +2757,17 @@
                 <w:right w:val="none" w:sz="0" w:space="0" w:color="000000"/>
               </w:pBdr>
               <w:spacing w:after="100" w:before="100" w:line="240"/>
-              <w:ind w:firstLine="0" w:left="100" w:right="100"/>
+              <w:ind w:left="100" w:right="100" w:firstLine="0" w:firstLineChars="0"/>
+              <w:rPr>
+                <w:rFonts w:ascii="Arial" w:hAnsi="Arial" w:eastAsia="Arial" w:cs="Arial"/>
+                <w:i w:val="false"/>
+                <w:b w:val="false"/>
+                <w:u w:val="none"/>
+                <w:strike w:val="false"/>
+                <w:sz w:val="22"/>
+                <w:szCs w:val="22"/>
+                <w:color w:val="000000"/>
+              </w:rPr>
             </w:pPr>
             <w:r>
               <w:rPr>
@@ -2483,6 +2775,7 @@
                 <w:i w:val="false"/>
                 <w:b w:val="false"/>
                 <w:u w:val="none"/>
+                <w:strike w:val="false"/>
                 <w:sz w:val="22"/>
                 <w:szCs w:val="22"/>
                 <w:color w:val="000000"/>
@@ -2495,7 +2788,7 @@
           <w:tcPr>
             <w:tcBorders>
               <w:bottom w:val="none" w:sz="0" w:space="0" w:color="000000"/>
-              <w:top w:val="single" w:sz="16" w:space="0" w:color="666666"/>
+              <w:top w:val="single" w:sz="12" w:space="0" w:color="666666"/>
               <w:left w:val="none" w:sz="0" w:space="0" w:color="000000"/>
               <w:right w:val="none" w:sz="0" w:space="0" w:color="000000"/>
             </w:tcBorders>
@@ -2510,7 +2803,6 @@
           </w:tcPr>
           <w:p>
             <w:pPr>
-              <w:pStyle w:val="Normal"/>
               <w:jc w:val="left"/>
               <w:pBdr>
                 <w:bottom w:val="none" w:sz="0" w:space="0" w:color="000000"/>
@@ -2519,7 +2811,17 @@
                 <w:right w:val="none" w:sz="0" w:space="0" w:color="000000"/>
               </w:pBdr>
               <w:spacing w:after="100" w:before="100" w:line="240"/>
-              <w:ind w:firstLine="0" w:left="100" w:right="100"/>
+              <w:ind w:left="100" w:right="100" w:firstLine="0" w:firstLineChars="0"/>
+              <w:rPr>
+                <w:rFonts w:ascii="Arial" w:hAnsi="Arial" w:eastAsia="Arial" w:cs="Arial"/>
+                <w:i w:val="false"/>
+                <w:b w:val="false"/>
+                <w:u w:val="none"/>
+                <w:strike w:val="false"/>
+                <w:sz w:val="22"/>
+                <w:szCs w:val="22"/>
+                <w:color w:val="000000"/>
+              </w:rPr>
             </w:pPr>
             <w:r>
               <w:rPr>
@@ -2527,6 +2829,7 @@
                 <w:i w:val="false"/>
                 <w:b w:val="false"/>
                 <w:u w:val="none"/>
+                <w:strike w:val="false"/>
                 <w:sz w:val="22"/>
                 <w:szCs w:val="22"/>
                 <w:color w:val="000000"/>
@@ -2539,7 +2842,7 @@
           <w:tcPr>
             <w:tcBorders>
               <w:bottom w:val="none" w:sz="0" w:space="0" w:color="000000"/>
-              <w:top w:val="single" w:sz="16" w:space="0" w:color="666666"/>
+              <w:top w:val="single" w:sz="12" w:space="0" w:color="666666"/>
               <w:left w:val="none" w:sz="0" w:space="0" w:color="000000"/>
               <w:right w:val="none" w:sz="0" w:space="0" w:color="000000"/>
             </w:tcBorders>
@@ -2554,7 +2857,6 @@
           </w:tcPr>
           <w:p>
             <w:pPr>
-              <w:pStyle w:val="Normal"/>
               <w:jc w:val="right"/>
               <w:pBdr>
                 <w:bottom w:val="none" w:sz="0" w:space="0" w:color="000000"/>
@@ -2563,7 +2865,17 @@
                 <w:right w:val="none" w:sz="0" w:space="0" w:color="000000"/>
               </w:pBdr>
               <w:spacing w:after="100" w:before="100" w:line="240"/>
-              <w:ind w:firstLine="0" w:left="100" w:right="100"/>
+              <w:ind w:left="100" w:right="100" w:firstLine="0" w:firstLineChars="0"/>
+              <w:rPr>
+                <w:rFonts w:ascii="Arial" w:hAnsi="Arial" w:eastAsia="Arial" w:cs="Arial"/>
+                <w:i w:val="false"/>
+                <w:b w:val="false"/>
+                <w:u w:val="none"/>
+                <w:strike w:val="false"/>
+                <w:sz w:val="22"/>
+                <w:szCs w:val="22"/>
+                <w:color w:val="000000"/>
+              </w:rPr>
             </w:pPr>
             <w:r>
               <w:rPr>
@@ -2571,6 +2883,7 @@
                 <w:i w:val="false"/>
                 <w:b w:val="false"/>
                 <w:u w:val="none"/>
+                <w:strike w:val="false"/>
                 <w:sz w:val="22"/>
                 <w:szCs w:val="22"/>
                 <w:color w:val="000000"/>
@@ -2583,7 +2896,7 @@
           <w:tcPr>
             <w:tcBorders>
               <w:bottom w:val="none" w:sz="0" w:space="0" w:color="000000"/>
-              <w:top w:val="single" w:sz="16" w:space="0" w:color="666666"/>
+              <w:top w:val="single" w:sz="12" w:space="0" w:color="666666"/>
               <w:left w:val="none" w:sz="0" w:space="0" w:color="000000"/>
               <w:right w:val="none" w:sz="0" w:space="0" w:color="000000"/>
             </w:tcBorders>
@@ -2598,7 +2911,6 @@
           </w:tcPr>
           <w:p>
             <w:pPr>
-              <w:pStyle w:val="Normal"/>
               <w:jc w:val="right"/>
               <w:pBdr>
                 <w:bottom w:val="none" w:sz="0" w:space="0" w:color="000000"/>
@@ -2607,7 +2919,17 @@
                 <w:right w:val="none" w:sz="0" w:space="0" w:color="000000"/>
               </w:pBdr>
               <w:spacing w:after="100" w:before="100" w:line="240"/>
-              <w:ind w:firstLine="0" w:left="100" w:right="100"/>
+              <w:ind w:left="100" w:right="100" w:firstLine="0" w:firstLineChars="0"/>
+              <w:rPr>
+                <w:rFonts w:ascii="Arial" w:hAnsi="Arial" w:eastAsia="Arial" w:cs="Arial"/>
+                <w:i w:val="false"/>
+                <w:b w:val="false"/>
+                <w:u w:val="none"/>
+                <w:strike w:val="false"/>
+                <w:sz w:val="22"/>
+                <w:szCs w:val="22"/>
+                <w:color w:val="000000"/>
+              </w:rPr>
             </w:pPr>
             <w:r>
               <w:rPr>
@@ -2615,6 +2937,7 @@
                 <w:i w:val="false"/>
                 <w:b w:val="false"/>
                 <w:u w:val="none"/>
+                <w:strike w:val="false"/>
                 <w:sz w:val="22"/>
                 <w:szCs w:val="22"/>
                 <w:color w:val="000000"/>
@@ -2627,7 +2950,7 @@
           <w:tcPr>
             <w:tcBorders>
               <w:bottom w:val="none" w:sz="0" w:space="0" w:color="000000"/>
-              <w:top w:val="single" w:sz="16" w:space="0" w:color="666666"/>
+              <w:top w:val="single" w:sz="12" w:space="0" w:color="666666"/>
               <w:left w:val="none" w:sz="0" w:space="0" w:color="000000"/>
               <w:right w:val="none" w:sz="0" w:space="0" w:color="000000"/>
             </w:tcBorders>
@@ -2642,7 +2965,6 @@
           </w:tcPr>
           <w:p>
             <w:pPr>
-              <w:pStyle w:val="Normal"/>
               <w:jc w:val="left"/>
               <w:pBdr>
                 <w:bottom w:val="none" w:sz="0" w:space="0" w:color="000000"/>
@@ -2651,7 +2973,17 @@
                 <w:right w:val="none" w:sz="0" w:space="0" w:color="000000"/>
               </w:pBdr>
               <w:spacing w:after="100" w:before="100" w:line="240"/>
-              <w:ind w:firstLine="0" w:left="100" w:right="100"/>
+              <w:ind w:left="100" w:right="100" w:firstLine="0" w:firstLineChars="0"/>
+              <w:rPr>
+                <w:rFonts w:ascii="Arial" w:hAnsi="Arial" w:eastAsia="Arial" w:cs="Arial"/>
+                <w:i w:val="false"/>
+                <w:b w:val="false"/>
+                <w:u w:val="none"/>
+                <w:strike w:val="false"/>
+                <w:sz w:val="22"/>
+                <w:szCs w:val="22"/>
+                <w:color w:val="000000"/>
+              </w:rPr>
             </w:pPr>
             <w:r>
               <w:rPr>
@@ -2659,6 +2991,7 @@
                 <w:i w:val="false"/>
                 <w:b w:val="false"/>
                 <w:u w:val="none"/>
+                <w:strike w:val="false"/>
                 <w:sz w:val="22"/>
                 <w:szCs w:val="22"/>
                 <w:color w:val="000000"/>
@@ -2671,7 +3004,7 @@
           <w:tcPr>
             <w:tcBorders>
               <w:bottom w:val="none" w:sz="0" w:space="0" w:color="000000"/>
-              <w:top w:val="single" w:sz="16" w:space="0" w:color="666666"/>
+              <w:top w:val="single" w:sz="12" w:space="0" w:color="666666"/>
               <w:left w:val="none" w:sz="0" w:space="0" w:color="000000"/>
               <w:right w:val="none" w:sz="0" w:space="0" w:color="000000"/>
             </w:tcBorders>
@@ -2686,7 +3019,6 @@
           </w:tcPr>
           <w:p>
             <w:pPr>
-              <w:pStyle w:val="Normal"/>
               <w:jc w:val="left"/>
               <w:pBdr>
                 <w:bottom w:val="none" w:sz="0" w:space="0" w:color="000000"/>
@@ -2695,7 +3027,17 @@
                 <w:right w:val="none" w:sz="0" w:space="0" w:color="000000"/>
               </w:pBdr>
               <w:spacing w:after="100" w:before="100" w:line="240"/>
-              <w:ind w:firstLine="0" w:left="100" w:right="100"/>
+              <w:ind w:left="100" w:right="100" w:firstLine="0" w:firstLineChars="0"/>
+              <w:rPr>
+                <w:rFonts w:ascii="Arial" w:hAnsi="Arial" w:eastAsia="Arial" w:cs="Arial"/>
+                <w:i w:val="false"/>
+                <w:b w:val="false"/>
+                <w:u w:val="none"/>
+                <w:strike w:val="false"/>
+                <w:sz w:val="22"/>
+                <w:szCs w:val="22"/>
+                <w:color w:val="000000"/>
+              </w:rPr>
             </w:pPr>
             <w:r>
               <w:rPr>
@@ -2703,6 +3045,7 @@
                 <w:i w:val="false"/>
                 <w:b w:val="false"/>
                 <w:u w:val="none"/>
+                <w:strike w:val="false"/>
                 <w:sz w:val="22"/>
                 <w:szCs w:val="22"/>
                 <w:color w:val="000000"/>
@@ -2716,7 +3059,6 @@
         <w:trPr>
           <w:trHeight w:val="360" w:hRule="auto"/>
         </w:trPr>
-        body 2
         <w:tc>
           <w:tcPr>
             <w:tcBorders>
@@ -2736,7 +3078,6 @@
           </w:tcPr>
           <w:p>
             <w:pPr>
-              <w:pStyle w:val="Normal"/>
               <w:jc w:val="right"/>
               <w:pBdr>
                 <w:bottom w:val="none" w:sz="0" w:space="0" w:color="000000"/>
@@ -2745,7 +3086,17 @@
                 <w:right w:val="none" w:sz="0" w:space="0" w:color="000000"/>
               </w:pBdr>
               <w:spacing w:after="100" w:before="100" w:line="240"/>
-              <w:ind w:firstLine="0" w:left="100" w:right="100"/>
+              <w:ind w:left="100" w:right="100" w:firstLine="0" w:firstLineChars="0"/>
+              <w:rPr>
+                <w:rFonts w:ascii="Arial" w:hAnsi="Arial" w:eastAsia="Arial" w:cs="Arial"/>
+                <w:i w:val="false"/>
+                <w:b w:val="false"/>
+                <w:u w:val="none"/>
+                <w:strike w:val="false"/>
+                <w:sz w:val="22"/>
+                <w:szCs w:val="22"/>
+                <w:color w:val="000000"/>
+              </w:rPr>
             </w:pPr>
             <w:r>
               <w:rPr>
@@ -2753,6 +3104,7 @@
                 <w:i w:val="false"/>
                 <w:b w:val="false"/>
                 <w:u w:val="none"/>
+                <w:strike w:val="false"/>
                 <w:sz w:val="22"/>
                 <w:szCs w:val="22"/>
                 <w:color w:val="000000"/>
@@ -2780,7 +3132,6 @@
           </w:tcPr>
           <w:p>
             <w:pPr>
-              <w:pStyle w:val="Normal"/>
               <w:jc w:val="left"/>
               <w:pBdr>
                 <w:bottom w:val="none" w:sz="0" w:space="0" w:color="000000"/>
@@ -2789,7 +3140,17 @@
                 <w:right w:val="none" w:sz="0" w:space="0" w:color="000000"/>
               </w:pBdr>
               <w:spacing w:after="100" w:before="100" w:line="240"/>
-              <w:ind w:firstLine="0" w:left="100" w:right="100"/>
+              <w:ind w:left="100" w:right="100" w:firstLine="0" w:firstLineChars="0"/>
+              <w:rPr>
+                <w:rFonts w:ascii="Arial" w:hAnsi="Arial" w:eastAsia="Arial" w:cs="Arial"/>
+                <w:i w:val="false"/>
+                <w:b w:val="false"/>
+                <w:u w:val="none"/>
+                <w:strike w:val="false"/>
+                <w:sz w:val="22"/>
+                <w:szCs w:val="22"/>
+                <w:color w:val="000000"/>
+              </w:rPr>
             </w:pPr>
             <w:r>
               <w:rPr>
@@ -2797,6 +3158,7 @@
                 <w:i w:val="false"/>
                 <w:b w:val="false"/>
                 <w:u w:val="none"/>
+                <w:strike w:val="false"/>
                 <w:sz w:val="22"/>
                 <w:szCs w:val="22"/>
                 <w:color w:val="000000"/>
@@ -2824,7 +3186,6 @@
           </w:tcPr>
           <w:p>
             <w:pPr>
-              <w:pStyle w:val="Normal"/>
               <w:jc w:val="right"/>
               <w:pBdr>
                 <w:bottom w:val="none" w:sz="0" w:space="0" w:color="000000"/>
@@ -2833,7 +3194,17 @@
                 <w:right w:val="none" w:sz="0" w:space="0" w:color="000000"/>
               </w:pBdr>
               <w:spacing w:after="100" w:before="100" w:line="240"/>
-              <w:ind w:firstLine="0" w:left="100" w:right="100"/>
+              <w:ind w:left="100" w:right="100" w:firstLine="0" w:firstLineChars="0"/>
+              <w:rPr>
+                <w:rFonts w:ascii="Arial" w:hAnsi="Arial" w:eastAsia="Arial" w:cs="Arial"/>
+                <w:i w:val="false"/>
+                <w:b w:val="false"/>
+                <w:u w:val="none"/>
+                <w:strike w:val="false"/>
+                <w:sz w:val="22"/>
+                <w:szCs w:val="22"/>
+                <w:color w:val="000000"/>
+              </w:rPr>
             </w:pPr>
             <w:r>
               <w:rPr>
@@ -2841,6 +3212,7 @@
                 <w:i w:val="false"/>
                 <w:b w:val="false"/>
                 <w:u w:val="none"/>
+                <w:strike w:val="false"/>
                 <w:sz w:val="22"/>
                 <w:szCs w:val="22"/>
                 <w:color w:val="000000"/>
@@ -2868,7 +3240,6 @@
           </w:tcPr>
           <w:p>
             <w:pPr>
-              <w:pStyle w:val="Normal"/>
               <w:jc w:val="right"/>
               <w:pBdr>
                 <w:bottom w:val="none" w:sz="0" w:space="0" w:color="000000"/>
@@ -2877,7 +3248,17 @@
                 <w:right w:val="none" w:sz="0" w:space="0" w:color="000000"/>
               </w:pBdr>
               <w:spacing w:after="100" w:before="100" w:line="240"/>
-              <w:ind w:firstLine="0" w:left="100" w:right="100"/>
+              <w:ind w:left="100" w:right="100" w:firstLine="0" w:firstLineChars="0"/>
+              <w:rPr>
+                <w:rFonts w:ascii="Arial" w:hAnsi="Arial" w:eastAsia="Arial" w:cs="Arial"/>
+                <w:i w:val="false"/>
+                <w:b w:val="false"/>
+                <w:u w:val="none"/>
+                <w:strike w:val="false"/>
+                <w:sz w:val="22"/>
+                <w:szCs w:val="22"/>
+                <w:color w:val="000000"/>
+              </w:rPr>
             </w:pPr>
             <w:r>
               <w:rPr>
@@ -2885,6 +3266,7 @@
                 <w:i w:val="false"/>
                 <w:b w:val="false"/>
                 <w:u w:val="none"/>
+                <w:strike w:val="false"/>
                 <w:sz w:val="22"/>
                 <w:szCs w:val="22"/>
                 <w:color w:val="000000"/>
@@ -2912,7 +3294,6 @@
           </w:tcPr>
           <w:p>
             <w:pPr>
-              <w:pStyle w:val="Normal"/>
               <w:jc w:val="left"/>
               <w:pBdr>
                 <w:bottom w:val="none" w:sz="0" w:space="0" w:color="000000"/>
@@ -2921,7 +3302,17 @@
                 <w:right w:val="none" w:sz="0" w:space="0" w:color="000000"/>
               </w:pBdr>
               <w:spacing w:after="100" w:before="100" w:line="240"/>
-              <w:ind w:firstLine="0" w:left="100" w:right="100"/>
+              <w:ind w:left="100" w:right="100" w:firstLine="0" w:firstLineChars="0"/>
+              <w:rPr>
+                <w:rFonts w:ascii="Arial" w:hAnsi="Arial" w:eastAsia="Arial" w:cs="Arial"/>
+                <w:i w:val="false"/>
+                <w:b w:val="false"/>
+                <w:u w:val="none"/>
+                <w:strike w:val="false"/>
+                <w:sz w:val="22"/>
+                <w:szCs w:val="22"/>
+                <w:color w:val="000000"/>
+              </w:rPr>
             </w:pPr>
             <w:r>
               <w:rPr>
@@ -2929,6 +3320,7 @@
                 <w:i w:val="false"/>
                 <w:b w:val="false"/>
                 <w:u w:val="none"/>
+                <w:strike w:val="false"/>
                 <w:sz w:val="22"/>
                 <w:szCs w:val="22"/>
                 <w:color w:val="000000"/>
@@ -2956,7 +3348,6 @@
           </w:tcPr>
           <w:p>
             <w:pPr>
-              <w:pStyle w:val="Normal"/>
               <w:jc w:val="left"/>
               <w:pBdr>
                 <w:bottom w:val="none" w:sz="0" w:space="0" w:color="000000"/>
@@ -2965,7 +3356,17 @@
                 <w:right w:val="none" w:sz="0" w:space="0" w:color="000000"/>
               </w:pBdr>
               <w:spacing w:after="100" w:before="100" w:line="240"/>
-              <w:ind w:firstLine="0" w:left="100" w:right="100"/>
+              <w:ind w:left="100" w:right="100" w:firstLine="0" w:firstLineChars="0"/>
+              <w:rPr>
+                <w:rFonts w:ascii="Arial" w:hAnsi="Arial" w:eastAsia="Arial" w:cs="Arial"/>
+                <w:i w:val="false"/>
+                <w:b w:val="false"/>
+                <w:u w:val="none"/>
+                <w:strike w:val="false"/>
+                <w:sz w:val="22"/>
+                <w:szCs w:val="22"/>
+                <w:color w:val="000000"/>
+              </w:rPr>
             </w:pPr>
             <w:r>
               <w:rPr>
@@ -2973,6 +3374,7 @@
                 <w:i w:val="false"/>
                 <w:b w:val="false"/>
                 <w:u w:val="none"/>
+                <w:strike w:val="false"/>
                 <w:sz w:val="22"/>
                 <w:szCs w:val="22"/>
                 <w:color w:val="000000"/>
@@ -2986,7 +3388,6 @@
         <w:trPr>
           <w:trHeight w:val="360" w:hRule="auto"/>
         </w:trPr>
-        body 3
         <w:tc>
           <w:tcPr>
             <w:tcBorders>
@@ -3006,7 +3407,6 @@
           </w:tcPr>
           <w:p>
             <w:pPr>
-              <w:pStyle w:val="Normal"/>
               <w:jc w:val="right"/>
               <w:pBdr>
                 <w:bottom w:val="none" w:sz="0" w:space="0" w:color="000000"/>
@@ -3015,7 +3415,17 @@
                 <w:right w:val="none" w:sz="0" w:space="0" w:color="000000"/>
               </w:pBdr>
               <w:spacing w:after="100" w:before="100" w:line="240"/>
-              <w:ind w:firstLine="0" w:left="100" w:right="100"/>
+              <w:ind w:left="100" w:right="100" w:firstLine="0" w:firstLineChars="0"/>
+              <w:rPr>
+                <w:rFonts w:ascii="Arial" w:hAnsi="Arial" w:eastAsia="Arial" w:cs="Arial"/>
+                <w:i w:val="false"/>
+                <w:b w:val="false"/>
+                <w:u w:val="none"/>
+                <w:strike w:val="false"/>
+                <w:sz w:val="22"/>
+                <w:szCs w:val="22"/>
+                <w:color w:val="000000"/>
+              </w:rPr>
             </w:pPr>
             <w:r>
               <w:rPr>
@@ -3023,6 +3433,7 @@
                 <w:i w:val="false"/>
                 <w:b w:val="false"/>
                 <w:u w:val="none"/>
+                <w:strike w:val="false"/>
                 <w:sz w:val="22"/>
                 <w:szCs w:val="22"/>
                 <w:color w:val="000000"/>
@@ -3050,7 +3461,6 @@
           </w:tcPr>
           <w:p>
             <w:pPr>
-              <w:pStyle w:val="Normal"/>
               <w:jc w:val="left"/>
               <w:pBdr>
                 <w:bottom w:val="none" w:sz="0" w:space="0" w:color="000000"/>
@@ -3059,7 +3469,17 @@
                 <w:right w:val="none" w:sz="0" w:space="0" w:color="000000"/>
               </w:pBdr>
               <w:spacing w:after="100" w:before="100" w:line="240"/>
-              <w:ind w:firstLine="0" w:left="100" w:right="100"/>
+              <w:ind w:left="100" w:right="100" w:firstLine="0" w:firstLineChars="0"/>
+              <w:rPr>
+                <w:rFonts w:ascii="Arial" w:hAnsi="Arial" w:eastAsia="Arial" w:cs="Arial"/>
+                <w:i w:val="false"/>
+                <w:b w:val="false"/>
+                <w:u w:val="none"/>
+                <w:strike w:val="false"/>
+                <w:sz w:val="22"/>
+                <w:szCs w:val="22"/>
+                <w:color w:val="000000"/>
+              </w:rPr>
             </w:pPr>
             <w:r>
               <w:rPr>
@@ -3067,6 +3487,7 @@
                 <w:i w:val="false"/>
                 <w:b w:val="false"/>
                 <w:u w:val="none"/>
+                <w:strike w:val="false"/>
                 <w:sz w:val="22"/>
                 <w:szCs w:val="22"/>
                 <w:color w:val="000000"/>
@@ -3094,7 +3515,6 @@
           </w:tcPr>
           <w:p>
             <w:pPr>
-              <w:pStyle w:val="Normal"/>
               <w:jc w:val="right"/>
               <w:pBdr>
                 <w:bottom w:val="none" w:sz="0" w:space="0" w:color="000000"/>
@@ -3103,7 +3523,17 @@
                 <w:right w:val="none" w:sz="0" w:space="0" w:color="000000"/>
               </w:pBdr>
               <w:spacing w:after="100" w:before="100" w:line="240"/>
-              <w:ind w:firstLine="0" w:left="100" w:right="100"/>
+              <w:ind w:left="100" w:right="100" w:firstLine="0" w:firstLineChars="0"/>
+              <w:rPr>
+                <w:rFonts w:ascii="Arial" w:hAnsi="Arial" w:eastAsia="Arial" w:cs="Arial"/>
+                <w:i w:val="false"/>
+                <w:b w:val="false"/>
+                <w:u w:val="none"/>
+                <w:strike w:val="false"/>
+                <w:sz w:val="22"/>
+                <w:szCs w:val="22"/>
+                <w:color w:val="000000"/>
+              </w:rPr>
             </w:pPr>
             <w:r>
               <w:rPr>
@@ -3111,6 +3541,7 @@
                 <w:i w:val="false"/>
                 <w:b w:val="false"/>
                 <w:u w:val="none"/>
+                <w:strike w:val="false"/>
                 <w:sz w:val="22"/>
                 <w:szCs w:val="22"/>
                 <w:color w:val="000000"/>
@@ -3138,7 +3569,6 @@
           </w:tcPr>
           <w:p>
             <w:pPr>
-              <w:pStyle w:val="Normal"/>
               <w:jc w:val="right"/>
               <w:pBdr>
                 <w:bottom w:val="none" w:sz="0" w:space="0" w:color="000000"/>
@@ -3147,7 +3577,17 @@
                 <w:right w:val="none" w:sz="0" w:space="0" w:color="000000"/>
               </w:pBdr>
               <w:spacing w:after="100" w:before="100" w:line="240"/>
-              <w:ind w:firstLine="0" w:left="100" w:right="100"/>
+              <w:ind w:left="100" w:right="100" w:firstLine="0" w:firstLineChars="0"/>
+              <w:rPr>
+                <w:rFonts w:ascii="Arial" w:hAnsi="Arial" w:eastAsia="Arial" w:cs="Arial"/>
+                <w:i w:val="false"/>
+                <w:b w:val="false"/>
+                <w:u w:val="none"/>
+                <w:strike w:val="false"/>
+                <w:sz w:val="22"/>
+                <w:szCs w:val="22"/>
+                <w:color w:val="000000"/>
+              </w:rPr>
             </w:pPr>
             <w:r>
               <w:rPr>
@@ -3155,6 +3595,7 @@
                 <w:i w:val="false"/>
                 <w:b w:val="false"/>
                 <w:u w:val="none"/>
+                <w:strike w:val="false"/>
                 <w:sz w:val="22"/>
                 <w:szCs w:val="22"/>
                 <w:color w:val="000000"/>
@@ -3182,7 +3623,6 @@
           </w:tcPr>
           <w:p>
             <w:pPr>
-              <w:pStyle w:val="Normal"/>
               <w:jc w:val="left"/>
               <w:pBdr>
                 <w:bottom w:val="none" w:sz="0" w:space="0" w:color="000000"/>
@@ -3191,7 +3631,17 @@
                 <w:right w:val="none" w:sz="0" w:space="0" w:color="000000"/>
               </w:pBdr>
               <w:spacing w:after="100" w:before="100" w:line="240"/>
-              <w:ind w:firstLine="0" w:left="100" w:right="100"/>
+              <w:ind w:left="100" w:right="100" w:firstLine="0" w:firstLineChars="0"/>
+              <w:rPr>
+                <w:rFonts w:ascii="Arial" w:hAnsi="Arial" w:eastAsia="Arial" w:cs="Arial"/>
+                <w:i w:val="false"/>
+                <w:b w:val="false"/>
+                <w:u w:val="none"/>
+                <w:strike w:val="false"/>
+                <w:sz w:val="22"/>
+                <w:szCs w:val="22"/>
+                <w:color w:val="000000"/>
+              </w:rPr>
             </w:pPr>
             <w:r>
               <w:rPr>
@@ -3199,6 +3649,7 @@
                 <w:i w:val="false"/>
                 <w:b w:val="false"/>
                 <w:u w:val="none"/>
+                <w:strike w:val="false"/>
                 <w:sz w:val="22"/>
                 <w:szCs w:val="22"/>
                 <w:color w:val="000000"/>
@@ -3226,7 +3677,6 @@
           </w:tcPr>
           <w:p>
             <w:pPr>
-              <w:pStyle w:val="Normal"/>
               <w:jc w:val="left"/>
               <w:pBdr>
                 <w:bottom w:val="none" w:sz="0" w:space="0" w:color="000000"/>
@@ -3235,7 +3685,17 @@
                 <w:right w:val="none" w:sz="0" w:space="0" w:color="000000"/>
               </w:pBdr>
               <w:spacing w:after="100" w:before="100" w:line="240"/>
-              <w:ind w:firstLine="0" w:left="100" w:right="100"/>
+              <w:ind w:left="100" w:right="100" w:firstLine="0" w:firstLineChars="0"/>
+              <w:rPr>
+                <w:rFonts w:ascii="Arial" w:hAnsi="Arial" w:eastAsia="Arial" w:cs="Arial"/>
+                <w:i w:val="false"/>
+                <w:b w:val="false"/>
+                <w:u w:val="none"/>
+                <w:strike w:val="false"/>
+                <w:sz w:val="22"/>
+                <w:szCs w:val="22"/>
+                <w:color w:val="000000"/>
+              </w:rPr>
             </w:pPr>
             <w:r>
               <w:rPr>
@@ -3243,6 +3703,7 @@
                 <w:i w:val="false"/>
                 <w:b w:val="false"/>
                 <w:u w:val="none"/>
+                <w:strike w:val="false"/>
                 <w:sz w:val="22"/>
                 <w:szCs w:val="22"/>
                 <w:color w:val="000000"/>
@@ -3256,7 +3717,6 @@
         <w:trPr>
           <w:trHeight w:val="360" w:hRule="auto"/>
         </w:trPr>
-        body 4
         <w:tc>
           <w:tcPr>
             <w:tcBorders>
@@ -3276,7 +3736,6 @@
           </w:tcPr>
           <w:p>
             <w:pPr>
-              <w:pStyle w:val="Normal"/>
               <w:jc w:val="right"/>
               <w:pBdr>
                 <w:bottom w:val="none" w:sz="0" w:space="0" w:color="000000"/>
@@ -3285,7 +3744,17 @@
                 <w:right w:val="none" w:sz="0" w:space="0" w:color="000000"/>
               </w:pBdr>
               <w:spacing w:after="100" w:before="100" w:line="240"/>
-              <w:ind w:firstLine="0" w:left="100" w:right="100"/>
+              <w:ind w:left="100" w:right="100" w:firstLine="0" w:firstLineChars="0"/>
+              <w:rPr>
+                <w:rFonts w:ascii="Arial" w:hAnsi="Arial" w:eastAsia="Arial" w:cs="Arial"/>
+                <w:i w:val="false"/>
+                <w:b w:val="false"/>
+                <w:u w:val="none"/>
+                <w:strike w:val="false"/>
+                <w:sz w:val="22"/>
+                <w:szCs w:val="22"/>
+                <w:color w:val="000000"/>
+              </w:rPr>
             </w:pPr>
             <w:r>
               <w:rPr>
@@ -3293,6 +3762,7 @@
                 <w:i w:val="false"/>
                 <w:b w:val="false"/>
                 <w:u w:val="none"/>
+                <w:strike w:val="false"/>
                 <w:sz w:val="22"/>
                 <w:szCs w:val="22"/>
                 <w:color w:val="000000"/>
@@ -3320,7 +3790,6 @@
           </w:tcPr>
           <w:p>
             <w:pPr>
-              <w:pStyle w:val="Normal"/>
               <w:jc w:val="left"/>
               <w:pBdr>
                 <w:bottom w:val="none" w:sz="0" w:space="0" w:color="000000"/>
@@ -3329,7 +3798,17 @@
                 <w:right w:val="none" w:sz="0" w:space="0" w:color="000000"/>
               </w:pBdr>
               <w:spacing w:after="100" w:before="100" w:line="240"/>
-              <w:ind w:firstLine="0" w:left="100" w:right="100"/>
+              <w:ind w:left="100" w:right="100" w:firstLine="0" w:firstLineChars="0"/>
+              <w:rPr>
+                <w:rFonts w:ascii="Arial" w:hAnsi="Arial" w:eastAsia="Arial" w:cs="Arial"/>
+                <w:i w:val="false"/>
+                <w:b w:val="false"/>
+                <w:u w:val="none"/>
+                <w:strike w:val="false"/>
+                <w:sz w:val="22"/>
+                <w:szCs w:val="22"/>
+                <w:color w:val="000000"/>
+              </w:rPr>
             </w:pPr>
             <w:r>
               <w:rPr>
@@ -3337,6 +3816,7 @@
                 <w:i w:val="false"/>
                 <w:b w:val="false"/>
                 <w:u w:val="none"/>
+                <w:strike w:val="false"/>
                 <w:sz w:val="22"/>
                 <w:szCs w:val="22"/>
                 <w:color w:val="000000"/>
@@ -3364,7 +3844,6 @@
           </w:tcPr>
           <w:p>
             <w:pPr>
-              <w:pStyle w:val="Normal"/>
               <w:jc w:val="right"/>
               <w:pBdr>
                 <w:bottom w:val="none" w:sz="0" w:space="0" w:color="000000"/>
@@ -3373,7 +3852,17 @@
                 <w:right w:val="none" w:sz="0" w:space="0" w:color="000000"/>
               </w:pBdr>
               <w:spacing w:after="100" w:before="100" w:line="240"/>
-              <w:ind w:firstLine="0" w:left="100" w:right="100"/>
+              <w:ind w:left="100" w:right="100" w:firstLine="0" w:firstLineChars="0"/>
+              <w:rPr>
+                <w:rFonts w:ascii="Arial" w:hAnsi="Arial" w:eastAsia="Arial" w:cs="Arial"/>
+                <w:i w:val="false"/>
+                <w:b w:val="false"/>
+                <w:u w:val="none"/>
+                <w:strike w:val="false"/>
+                <w:sz w:val="22"/>
+                <w:szCs w:val="22"/>
+                <w:color w:val="000000"/>
+              </w:rPr>
             </w:pPr>
             <w:r>
               <w:rPr>
@@ -3381,6 +3870,7 @@
                 <w:i w:val="false"/>
                 <w:b w:val="false"/>
                 <w:u w:val="none"/>
+                <w:strike w:val="false"/>
                 <w:sz w:val="22"/>
                 <w:szCs w:val="22"/>
                 <w:color w:val="000000"/>
@@ -3408,7 +3898,6 @@
           </w:tcPr>
           <w:p>
             <w:pPr>
-              <w:pStyle w:val="Normal"/>
               <w:jc w:val="right"/>
               <w:pBdr>
                 <w:bottom w:val="none" w:sz="0" w:space="0" w:color="000000"/>
@@ -3417,7 +3906,17 @@
                 <w:right w:val="none" w:sz="0" w:space="0" w:color="000000"/>
               </w:pBdr>
               <w:spacing w:after="100" w:before="100" w:line="240"/>
-              <w:ind w:firstLine="0" w:left="100" w:right="100"/>
+              <w:ind w:left="100" w:right="100" w:firstLine="0" w:firstLineChars="0"/>
+              <w:rPr>
+                <w:rFonts w:ascii="Arial" w:hAnsi="Arial" w:eastAsia="Arial" w:cs="Arial"/>
+                <w:i w:val="false"/>
+                <w:b w:val="false"/>
+                <w:u w:val="none"/>
+                <w:strike w:val="false"/>
+                <w:sz w:val="22"/>
+                <w:szCs w:val="22"/>
+                <w:color w:val="000000"/>
+              </w:rPr>
             </w:pPr>
             <w:r>
               <w:rPr>
@@ -3425,6 +3924,7 @@
                 <w:i w:val="false"/>
                 <w:b w:val="false"/>
                 <w:u w:val="none"/>
+                <w:strike w:val="false"/>
                 <w:sz w:val="22"/>
                 <w:szCs w:val="22"/>
                 <w:color w:val="000000"/>
@@ -3452,7 +3952,6 @@
           </w:tcPr>
           <w:p>
             <w:pPr>
-              <w:pStyle w:val="Normal"/>
               <w:jc w:val="left"/>
               <w:pBdr>
                 <w:bottom w:val="none" w:sz="0" w:space="0" w:color="000000"/>
@@ -3461,7 +3960,17 @@
                 <w:right w:val="none" w:sz="0" w:space="0" w:color="000000"/>
               </w:pBdr>
               <w:spacing w:after="100" w:before="100" w:line="240"/>
-              <w:ind w:firstLine="0" w:left="100" w:right="100"/>
+              <w:ind w:left="100" w:right="100" w:firstLine="0" w:firstLineChars="0"/>
+              <w:rPr>
+                <w:rFonts w:ascii="Arial" w:hAnsi="Arial" w:eastAsia="Arial" w:cs="Arial"/>
+                <w:i w:val="false"/>
+                <w:b w:val="false"/>
+                <w:u w:val="none"/>
+                <w:strike w:val="false"/>
+                <w:sz w:val="22"/>
+                <w:szCs w:val="22"/>
+                <w:color w:val="000000"/>
+              </w:rPr>
             </w:pPr>
             <w:r>
               <w:rPr>
@@ -3469,6 +3978,7 @@
                 <w:i w:val="false"/>
                 <w:b w:val="false"/>
                 <w:u w:val="none"/>
+                <w:strike w:val="false"/>
                 <w:sz w:val="22"/>
                 <w:szCs w:val="22"/>
                 <w:color w:val="000000"/>
@@ -3496,7 +4006,6 @@
           </w:tcPr>
           <w:p>
             <w:pPr>
-              <w:pStyle w:val="Normal"/>
               <w:jc w:val="left"/>
               <w:pBdr>
                 <w:bottom w:val="none" w:sz="0" w:space="0" w:color="000000"/>
@@ -3505,7 +4014,17 @@
                 <w:right w:val="none" w:sz="0" w:space="0" w:color="000000"/>
               </w:pBdr>
               <w:spacing w:after="100" w:before="100" w:line="240"/>
-              <w:ind w:firstLine="0" w:left="100" w:right="100"/>
+              <w:ind w:left="100" w:right="100" w:firstLine="0" w:firstLineChars="0"/>
+              <w:rPr>
+                <w:rFonts w:ascii="Arial" w:hAnsi="Arial" w:eastAsia="Arial" w:cs="Arial"/>
+                <w:i w:val="false"/>
+                <w:b w:val="false"/>
+                <w:u w:val="none"/>
+                <w:strike w:val="false"/>
+                <w:sz w:val="22"/>
+                <w:szCs w:val="22"/>
+                <w:color w:val="000000"/>
+              </w:rPr>
             </w:pPr>
             <w:r>
               <w:rPr>
@@ -3513,6 +4032,7 @@
                 <w:i w:val="false"/>
                 <w:b w:val="false"/>
                 <w:u w:val="none"/>
+                <w:strike w:val="false"/>
                 <w:sz w:val="22"/>
                 <w:szCs w:val="22"/>
                 <w:color w:val="000000"/>
@@ -3526,7 +4046,6 @@
         <w:trPr>
           <w:trHeight w:val="360" w:hRule="auto"/>
         </w:trPr>
-        body 5
         <w:tc>
           <w:tcPr>
             <w:tcBorders>
@@ -3546,7 +4065,6 @@
           </w:tcPr>
           <w:p>
             <w:pPr>
-              <w:pStyle w:val="Normal"/>
               <w:jc w:val="right"/>
               <w:pBdr>
                 <w:bottom w:val="none" w:sz="0" w:space="0" w:color="000000"/>
@@ -3555,7 +4073,17 @@
                 <w:right w:val="none" w:sz="0" w:space="0" w:color="000000"/>
               </w:pBdr>
               <w:spacing w:after="100" w:before="100" w:line="240"/>
-              <w:ind w:firstLine="0" w:left="100" w:right="100"/>
+              <w:ind w:left="100" w:right="100" w:firstLine="0" w:firstLineChars="0"/>
+              <w:rPr>
+                <w:rFonts w:ascii="Arial" w:hAnsi="Arial" w:eastAsia="Arial" w:cs="Arial"/>
+                <w:i w:val="false"/>
+                <w:b w:val="false"/>
+                <w:u w:val="none"/>
+                <w:strike w:val="false"/>
+                <w:sz w:val="22"/>
+                <w:szCs w:val="22"/>
+                <w:color w:val="000000"/>
+              </w:rPr>
             </w:pPr>
             <w:r>
               <w:rPr>
@@ -3563,6 +4091,7 @@
                 <w:i w:val="false"/>
                 <w:b w:val="false"/>
                 <w:u w:val="none"/>
+                <w:strike w:val="false"/>
                 <w:sz w:val="22"/>
                 <w:szCs w:val="22"/>
                 <w:color w:val="000000"/>
@@ -3590,7 +4119,6 @@
           </w:tcPr>
           <w:p>
             <w:pPr>
-              <w:pStyle w:val="Normal"/>
               <w:jc w:val="left"/>
               <w:pBdr>
                 <w:bottom w:val="none" w:sz="0" w:space="0" w:color="000000"/>
@@ -3599,7 +4127,17 @@
                 <w:right w:val="none" w:sz="0" w:space="0" w:color="000000"/>
               </w:pBdr>
               <w:spacing w:after="100" w:before="100" w:line="240"/>
-              <w:ind w:firstLine="0" w:left="100" w:right="100"/>
+              <w:ind w:left="100" w:right="100" w:firstLine="0" w:firstLineChars="0"/>
+              <w:rPr>
+                <w:rFonts w:ascii="Arial" w:hAnsi="Arial" w:eastAsia="Arial" w:cs="Arial"/>
+                <w:i w:val="false"/>
+                <w:b w:val="false"/>
+                <w:u w:val="none"/>
+                <w:strike w:val="false"/>
+                <w:sz w:val="22"/>
+                <w:szCs w:val="22"/>
+                <w:color w:val="000000"/>
+              </w:rPr>
             </w:pPr>
             <w:r>
               <w:rPr>
@@ -3607,6 +4145,7 @@
                 <w:i w:val="false"/>
                 <w:b w:val="false"/>
                 <w:u w:val="none"/>
+                <w:strike w:val="false"/>
                 <w:sz w:val="22"/>
                 <w:szCs w:val="22"/>
                 <w:color w:val="000000"/>
@@ -3634,7 +4173,6 @@
           </w:tcPr>
           <w:p>
             <w:pPr>
-              <w:pStyle w:val="Normal"/>
               <w:jc w:val="right"/>
               <w:pBdr>
                 <w:bottom w:val="none" w:sz="0" w:space="0" w:color="000000"/>
@@ -3643,7 +4181,17 @@
                 <w:right w:val="none" w:sz="0" w:space="0" w:color="000000"/>
               </w:pBdr>
               <w:spacing w:after="100" w:before="100" w:line="240"/>
-              <w:ind w:firstLine="0" w:left="100" w:right="100"/>
+              <w:ind w:left="100" w:right="100" w:firstLine="0" w:firstLineChars="0"/>
+              <w:rPr>
+                <w:rFonts w:ascii="Arial" w:hAnsi="Arial" w:eastAsia="Arial" w:cs="Arial"/>
+                <w:i w:val="false"/>
+                <w:b w:val="false"/>
+                <w:u w:val="none"/>
+                <w:strike w:val="false"/>
+                <w:sz w:val="22"/>
+                <w:szCs w:val="22"/>
+                <w:color w:val="000000"/>
+              </w:rPr>
             </w:pPr>
             <w:r>
               <w:rPr>
@@ -3651,6 +4199,7 @@
                 <w:i w:val="false"/>
                 <w:b w:val="false"/>
                 <w:u w:val="none"/>
+                <w:strike w:val="false"/>
                 <w:sz w:val="22"/>
                 <w:szCs w:val="22"/>
                 <w:color w:val="000000"/>
@@ -3678,7 +4227,6 @@
           </w:tcPr>
           <w:p>
             <w:pPr>
-              <w:pStyle w:val="Normal"/>
               <w:jc w:val="right"/>
               <w:pBdr>
                 <w:bottom w:val="none" w:sz="0" w:space="0" w:color="000000"/>
@@ -3687,7 +4235,17 @@
                 <w:right w:val="none" w:sz="0" w:space="0" w:color="000000"/>
               </w:pBdr>
               <w:spacing w:after="100" w:before="100" w:line="240"/>
-              <w:ind w:firstLine="0" w:left="100" w:right="100"/>
+              <w:ind w:left="100" w:right="100" w:firstLine="0" w:firstLineChars="0"/>
+              <w:rPr>
+                <w:rFonts w:ascii="Arial" w:hAnsi="Arial" w:eastAsia="Arial" w:cs="Arial"/>
+                <w:i w:val="false"/>
+                <w:b w:val="false"/>
+                <w:u w:val="none"/>
+                <w:strike w:val="false"/>
+                <w:sz w:val="22"/>
+                <w:szCs w:val="22"/>
+                <w:color w:val="000000"/>
+              </w:rPr>
             </w:pPr>
             <w:r>
               <w:rPr>
@@ -3695,6 +4253,7 @@
                 <w:i w:val="false"/>
                 <w:b w:val="false"/>
                 <w:u w:val="none"/>
+                <w:strike w:val="false"/>
                 <w:sz w:val="22"/>
                 <w:szCs w:val="22"/>
                 <w:color w:val="000000"/>
@@ -3722,7 +4281,6 @@
           </w:tcPr>
           <w:p>
             <w:pPr>
-              <w:pStyle w:val="Normal"/>
               <w:jc w:val="left"/>
               <w:pBdr>
                 <w:bottom w:val="none" w:sz="0" w:space="0" w:color="000000"/>
@@ -3731,7 +4289,17 @@
                 <w:right w:val="none" w:sz="0" w:space="0" w:color="000000"/>
               </w:pBdr>
               <w:spacing w:after="100" w:before="100" w:line="240"/>
-              <w:ind w:firstLine="0" w:left="100" w:right="100"/>
+              <w:ind w:left="100" w:right="100" w:firstLine="0" w:firstLineChars="0"/>
+              <w:rPr>
+                <w:rFonts w:ascii="Arial" w:hAnsi="Arial" w:eastAsia="Arial" w:cs="Arial"/>
+                <w:i w:val="false"/>
+                <w:b w:val="false"/>
+                <w:u w:val="none"/>
+                <w:strike w:val="false"/>
+                <w:sz w:val="22"/>
+                <w:szCs w:val="22"/>
+                <w:color w:val="000000"/>
+              </w:rPr>
             </w:pPr>
             <w:r>
               <w:rPr>
@@ -3739,6 +4307,7 @@
                 <w:i w:val="false"/>
                 <w:b w:val="false"/>
                 <w:u w:val="none"/>
+                <w:strike w:val="false"/>
                 <w:sz w:val="22"/>
                 <w:szCs w:val="22"/>
                 <w:color w:val="000000"/>
@@ -3766,7 +4335,6 @@
           </w:tcPr>
           <w:p>
             <w:pPr>
-              <w:pStyle w:val="Normal"/>
               <w:jc w:val="left"/>
               <w:pBdr>
                 <w:bottom w:val="none" w:sz="0" w:space="0" w:color="000000"/>
@@ -3775,7 +4343,17 @@
                 <w:right w:val="none" w:sz="0" w:space="0" w:color="000000"/>
               </w:pBdr>
               <w:spacing w:after="100" w:before="100" w:line="240"/>
-              <w:ind w:firstLine="0" w:left="100" w:right="100"/>
+              <w:ind w:left="100" w:right="100" w:firstLine="0" w:firstLineChars="0"/>
+              <w:rPr>
+                <w:rFonts w:ascii="Arial" w:hAnsi="Arial" w:eastAsia="Arial" w:cs="Arial"/>
+                <w:i w:val="false"/>
+                <w:b w:val="false"/>
+                <w:u w:val="none"/>
+                <w:strike w:val="false"/>
+                <w:sz w:val="22"/>
+                <w:szCs w:val="22"/>
+                <w:color w:val="000000"/>
+              </w:rPr>
             </w:pPr>
             <w:r>
               <w:rPr>
@@ -3783,6 +4361,7 @@
                 <w:i w:val="false"/>
                 <w:b w:val="false"/>
                 <w:u w:val="none"/>
+                <w:strike w:val="false"/>
                 <w:sz w:val="22"/>
                 <w:szCs w:val="22"/>
                 <w:color w:val="000000"/>
@@ -3796,7 +4375,6 @@
         <w:trPr>
           <w:trHeight w:val="360" w:hRule="auto"/>
         </w:trPr>
-        body 6
         <w:tc>
           <w:tcPr>
             <w:tcBorders>
@@ -3816,7 +4394,6 @@
           </w:tcPr>
           <w:p>
             <w:pPr>
-              <w:pStyle w:val="Normal"/>
               <w:jc w:val="right"/>
               <w:pBdr>
                 <w:bottom w:val="none" w:sz="0" w:space="0" w:color="000000"/>
@@ -3825,7 +4402,17 @@
                 <w:right w:val="none" w:sz="0" w:space="0" w:color="000000"/>
               </w:pBdr>
               <w:spacing w:after="100" w:before="100" w:line="240"/>
-              <w:ind w:firstLine="0" w:left="100" w:right="100"/>
+              <w:ind w:left="100" w:right="100" w:firstLine="0" w:firstLineChars="0"/>
+              <w:rPr>
+                <w:rFonts w:ascii="Arial" w:hAnsi="Arial" w:eastAsia="Arial" w:cs="Arial"/>
+                <w:i w:val="false"/>
+                <w:b w:val="false"/>
+                <w:u w:val="none"/>
+                <w:strike w:val="false"/>
+                <w:sz w:val="22"/>
+                <w:szCs w:val="22"/>
+                <w:color w:val="000000"/>
+              </w:rPr>
             </w:pPr>
             <w:r>
               <w:rPr>
@@ -3833,6 +4420,7 @@
                 <w:i w:val="false"/>
                 <w:b w:val="false"/>
                 <w:u w:val="none"/>
+                <w:strike w:val="false"/>
                 <w:sz w:val="22"/>
                 <w:szCs w:val="22"/>
                 <w:color w:val="000000"/>
@@ -3860,7 +4448,6 @@
           </w:tcPr>
           <w:p>
             <w:pPr>
-              <w:pStyle w:val="Normal"/>
               <w:jc w:val="left"/>
               <w:pBdr>
                 <w:bottom w:val="none" w:sz="0" w:space="0" w:color="000000"/>
@@ -3869,7 +4456,17 @@
                 <w:right w:val="none" w:sz="0" w:space="0" w:color="000000"/>
               </w:pBdr>
               <w:spacing w:after="100" w:before="100" w:line="240"/>
-              <w:ind w:firstLine="0" w:left="100" w:right="100"/>
+              <w:ind w:left="100" w:right="100" w:firstLine="0" w:firstLineChars="0"/>
+              <w:rPr>
+                <w:rFonts w:ascii="Arial" w:hAnsi="Arial" w:eastAsia="Arial" w:cs="Arial"/>
+                <w:i w:val="false"/>
+                <w:b w:val="false"/>
+                <w:u w:val="none"/>
+                <w:strike w:val="false"/>
+                <w:sz w:val="22"/>
+                <w:szCs w:val="22"/>
+                <w:color w:val="000000"/>
+              </w:rPr>
             </w:pPr>
             <w:r>
               <w:rPr>
@@ -3877,6 +4474,7 @@
                 <w:i w:val="false"/>
                 <w:b w:val="false"/>
                 <w:u w:val="none"/>
+                <w:strike w:val="false"/>
                 <w:sz w:val="22"/>
                 <w:szCs w:val="22"/>
                 <w:color w:val="000000"/>
@@ -3904,7 +4502,6 @@
           </w:tcPr>
           <w:p>
             <w:pPr>
-              <w:pStyle w:val="Normal"/>
               <w:jc w:val="right"/>
               <w:pBdr>
                 <w:bottom w:val="none" w:sz="0" w:space="0" w:color="000000"/>
@@ -3913,7 +4510,17 @@
                 <w:right w:val="none" w:sz="0" w:space="0" w:color="000000"/>
               </w:pBdr>
               <w:spacing w:after="100" w:before="100" w:line="240"/>
-              <w:ind w:firstLine="0" w:left="100" w:right="100"/>
+              <w:ind w:left="100" w:right="100" w:firstLine="0" w:firstLineChars="0"/>
+              <w:rPr>
+                <w:rFonts w:ascii="Arial" w:hAnsi="Arial" w:eastAsia="Arial" w:cs="Arial"/>
+                <w:i w:val="false"/>
+                <w:b w:val="false"/>
+                <w:u w:val="none"/>
+                <w:strike w:val="false"/>
+                <w:sz w:val="22"/>
+                <w:szCs w:val="22"/>
+                <w:color w:val="000000"/>
+              </w:rPr>
             </w:pPr>
             <w:r>
               <w:rPr>
@@ -3921,6 +4528,7 @@
                 <w:i w:val="false"/>
                 <w:b w:val="false"/>
                 <w:u w:val="none"/>
+                <w:strike w:val="false"/>
                 <w:sz w:val="22"/>
                 <w:szCs w:val="22"/>
                 <w:color w:val="000000"/>
@@ -3948,7 +4556,6 @@
           </w:tcPr>
           <w:p>
             <w:pPr>
-              <w:pStyle w:val="Normal"/>
               <w:jc w:val="right"/>
               <w:pBdr>
                 <w:bottom w:val="none" w:sz="0" w:space="0" w:color="000000"/>
@@ -3957,7 +4564,17 @@
                 <w:right w:val="none" w:sz="0" w:space="0" w:color="000000"/>
               </w:pBdr>
               <w:spacing w:after="100" w:before="100" w:line="240"/>
-              <w:ind w:firstLine="0" w:left="100" w:right="100"/>
+              <w:ind w:left="100" w:right="100" w:firstLine="0" w:firstLineChars="0"/>
+              <w:rPr>
+                <w:rFonts w:ascii="Arial" w:hAnsi="Arial" w:eastAsia="Arial" w:cs="Arial"/>
+                <w:i w:val="false"/>
+                <w:b w:val="false"/>
+                <w:u w:val="none"/>
+                <w:strike w:val="false"/>
+                <w:sz w:val="22"/>
+                <w:szCs w:val="22"/>
+                <w:color w:val="000000"/>
+              </w:rPr>
             </w:pPr>
             <w:r>
               <w:rPr>
@@ -3965,6 +4582,7 @@
                 <w:i w:val="false"/>
                 <w:b w:val="false"/>
                 <w:u w:val="none"/>
+                <w:strike w:val="false"/>
                 <w:sz w:val="22"/>
                 <w:szCs w:val="22"/>
                 <w:color w:val="000000"/>
@@ -3992,7 +4610,6 @@
           </w:tcPr>
           <w:p>
             <w:pPr>
-              <w:pStyle w:val="Normal"/>
               <w:jc w:val="left"/>
               <w:pBdr>
                 <w:bottom w:val="none" w:sz="0" w:space="0" w:color="000000"/>
@@ -4001,7 +4618,17 @@
                 <w:right w:val="none" w:sz="0" w:space="0" w:color="000000"/>
               </w:pBdr>
               <w:spacing w:after="100" w:before="100" w:line="240"/>
-              <w:ind w:firstLine="0" w:left="100" w:right="100"/>
+              <w:ind w:left="100" w:right="100" w:firstLine="0" w:firstLineChars="0"/>
+              <w:rPr>
+                <w:rFonts w:ascii="Arial" w:hAnsi="Arial" w:eastAsia="Arial" w:cs="Arial"/>
+                <w:i w:val="false"/>
+                <w:b w:val="false"/>
+                <w:u w:val="none"/>
+                <w:strike w:val="false"/>
+                <w:sz w:val="22"/>
+                <w:szCs w:val="22"/>
+                <w:color w:val="000000"/>
+              </w:rPr>
             </w:pPr>
             <w:r>
               <w:rPr>
@@ -4009,6 +4636,7 @@
                 <w:i w:val="false"/>
                 <w:b w:val="false"/>
                 <w:u w:val="none"/>
+                <w:strike w:val="false"/>
                 <w:sz w:val="22"/>
                 <w:szCs w:val="22"/>
                 <w:color w:val="000000"/>
@@ -4036,7 +4664,6 @@
           </w:tcPr>
           <w:p>
             <w:pPr>
-              <w:pStyle w:val="Normal"/>
               <w:jc w:val="left"/>
               <w:pBdr>
                 <w:bottom w:val="none" w:sz="0" w:space="0" w:color="000000"/>
@@ -4045,7 +4672,17 @@
                 <w:right w:val="none" w:sz="0" w:space="0" w:color="000000"/>
               </w:pBdr>
               <w:spacing w:after="100" w:before="100" w:line="240"/>
-              <w:ind w:firstLine="0" w:left="100" w:right="100"/>
+              <w:ind w:left="100" w:right="100" w:firstLine="0" w:firstLineChars="0"/>
+              <w:rPr>
+                <w:rFonts w:ascii="Arial" w:hAnsi="Arial" w:eastAsia="Arial" w:cs="Arial"/>
+                <w:i w:val="false"/>
+                <w:b w:val="false"/>
+                <w:u w:val="none"/>
+                <w:strike w:val="false"/>
+                <w:sz w:val="22"/>
+                <w:szCs w:val="22"/>
+                <w:color w:val="000000"/>
+              </w:rPr>
             </w:pPr>
             <w:r>
               <w:rPr>
@@ -4053,6 +4690,7 @@
                 <w:i w:val="false"/>
                 <w:b w:val="false"/>
                 <w:u w:val="none"/>
+                <w:strike w:val="false"/>
                 <w:sz w:val="22"/>
                 <w:szCs w:val="22"/>
                 <w:color w:val="000000"/>
@@ -4066,7 +4704,6 @@
         <w:trPr>
           <w:trHeight w:val="360" w:hRule="auto"/>
         </w:trPr>
-        body 7
         <w:tc>
           <w:tcPr>
             <w:tcBorders>
@@ -4086,7 +4723,6 @@
           </w:tcPr>
           <w:p>
             <w:pPr>
-              <w:pStyle w:val="Normal"/>
               <w:jc w:val="right"/>
               <w:pBdr>
                 <w:bottom w:val="none" w:sz="0" w:space="0" w:color="000000"/>
@@ -4095,7 +4731,17 @@
                 <w:right w:val="none" w:sz="0" w:space="0" w:color="000000"/>
               </w:pBdr>
               <w:spacing w:after="100" w:before="100" w:line="240"/>
-              <w:ind w:firstLine="0" w:left="100" w:right="100"/>
+              <w:ind w:left="100" w:right="100" w:firstLine="0" w:firstLineChars="0"/>
+              <w:rPr>
+                <w:rFonts w:ascii="Arial" w:hAnsi="Arial" w:eastAsia="Arial" w:cs="Arial"/>
+                <w:i w:val="false"/>
+                <w:b w:val="false"/>
+                <w:u w:val="none"/>
+                <w:strike w:val="false"/>
+                <w:sz w:val="22"/>
+                <w:szCs w:val="22"/>
+                <w:color w:val="000000"/>
+              </w:rPr>
             </w:pPr>
             <w:r>
               <w:rPr>
@@ -4103,6 +4749,7 @@
                 <w:i w:val="false"/>
                 <w:b w:val="false"/>
                 <w:u w:val="none"/>
+                <w:strike w:val="false"/>
                 <w:sz w:val="22"/>
                 <w:szCs w:val="22"/>
                 <w:color w:val="000000"/>
@@ -4130,7 +4777,6 @@
           </w:tcPr>
           <w:p>
             <w:pPr>
-              <w:pStyle w:val="Normal"/>
               <w:jc w:val="left"/>
               <w:pBdr>
                 <w:bottom w:val="none" w:sz="0" w:space="0" w:color="000000"/>
@@ -4139,7 +4785,17 @@
                 <w:right w:val="none" w:sz="0" w:space="0" w:color="000000"/>
               </w:pBdr>
               <w:spacing w:after="100" w:before="100" w:line="240"/>
-              <w:ind w:firstLine="0" w:left="100" w:right="100"/>
+              <w:ind w:left="100" w:right="100" w:firstLine="0" w:firstLineChars="0"/>
+              <w:rPr>
+                <w:rFonts w:ascii="Arial" w:hAnsi="Arial" w:eastAsia="Arial" w:cs="Arial"/>
+                <w:i w:val="false"/>
+                <w:b w:val="false"/>
+                <w:u w:val="none"/>
+                <w:strike w:val="false"/>
+                <w:sz w:val="22"/>
+                <w:szCs w:val="22"/>
+                <w:color w:val="000000"/>
+              </w:rPr>
             </w:pPr>
             <w:r>
               <w:rPr>
@@ -4147,6 +4803,7 @@
                 <w:i w:val="false"/>
                 <w:b w:val="false"/>
                 <w:u w:val="none"/>
+                <w:strike w:val="false"/>
                 <w:sz w:val="22"/>
                 <w:szCs w:val="22"/>
                 <w:color w:val="000000"/>
@@ -4174,7 +4831,6 @@
           </w:tcPr>
           <w:p>
             <w:pPr>
-              <w:pStyle w:val="Normal"/>
               <w:jc w:val="right"/>
               <w:pBdr>
                 <w:bottom w:val="none" w:sz="0" w:space="0" w:color="000000"/>
@@ -4183,7 +4839,17 @@
                 <w:right w:val="none" w:sz="0" w:space="0" w:color="000000"/>
               </w:pBdr>
               <w:spacing w:after="100" w:before="100" w:line="240"/>
-              <w:ind w:firstLine="0" w:left="100" w:right="100"/>
+              <w:ind w:left="100" w:right="100" w:firstLine="0" w:firstLineChars="0"/>
+              <w:rPr>
+                <w:rFonts w:ascii="Arial" w:hAnsi="Arial" w:eastAsia="Arial" w:cs="Arial"/>
+                <w:i w:val="false"/>
+                <w:b w:val="false"/>
+                <w:u w:val="none"/>
+                <w:strike w:val="false"/>
+                <w:sz w:val="22"/>
+                <w:szCs w:val="22"/>
+                <w:color w:val="000000"/>
+              </w:rPr>
             </w:pPr>
             <w:r>
               <w:rPr>
@@ -4191,6 +4857,7 @@
                 <w:i w:val="false"/>
                 <w:b w:val="false"/>
                 <w:u w:val="none"/>
+                <w:strike w:val="false"/>
                 <w:sz w:val="22"/>
                 <w:szCs w:val="22"/>
                 <w:color w:val="000000"/>
@@ -4218,7 +4885,6 @@
           </w:tcPr>
           <w:p>
             <w:pPr>
-              <w:pStyle w:val="Normal"/>
               <w:jc w:val="right"/>
               <w:pBdr>
                 <w:bottom w:val="none" w:sz="0" w:space="0" w:color="000000"/>
@@ -4227,7 +4893,17 @@
                 <w:right w:val="none" w:sz="0" w:space="0" w:color="000000"/>
               </w:pBdr>
               <w:spacing w:after="100" w:before="100" w:line="240"/>
-              <w:ind w:firstLine="0" w:left="100" w:right="100"/>
+              <w:ind w:left="100" w:right="100" w:firstLine="0" w:firstLineChars="0"/>
+              <w:rPr>
+                <w:rFonts w:ascii="Arial" w:hAnsi="Arial" w:eastAsia="Arial" w:cs="Arial"/>
+                <w:i w:val="false"/>
+                <w:b w:val="false"/>
+                <w:u w:val="none"/>
+                <w:strike w:val="false"/>
+                <w:sz w:val="22"/>
+                <w:szCs w:val="22"/>
+                <w:color w:val="000000"/>
+              </w:rPr>
             </w:pPr>
             <w:r>
               <w:rPr>
@@ -4235,6 +4911,7 @@
                 <w:i w:val="false"/>
                 <w:b w:val="false"/>
                 <w:u w:val="none"/>
+                <w:strike w:val="false"/>
                 <w:sz w:val="22"/>
                 <w:szCs w:val="22"/>
                 <w:color w:val="000000"/>
@@ -4262,7 +4939,6 @@
           </w:tcPr>
           <w:p>
             <w:pPr>
-              <w:pStyle w:val="Normal"/>
               <w:jc w:val="left"/>
               <w:pBdr>
                 <w:bottom w:val="none" w:sz="0" w:space="0" w:color="000000"/>
@@ -4271,7 +4947,17 @@
                 <w:right w:val="none" w:sz="0" w:space="0" w:color="000000"/>
               </w:pBdr>
               <w:spacing w:after="100" w:before="100" w:line="240"/>
-              <w:ind w:firstLine="0" w:left="100" w:right="100"/>
+              <w:ind w:left="100" w:right="100" w:firstLine="0" w:firstLineChars="0"/>
+              <w:rPr>
+                <w:rFonts w:ascii="Arial" w:hAnsi="Arial" w:eastAsia="Arial" w:cs="Arial"/>
+                <w:i w:val="false"/>
+                <w:b w:val="false"/>
+                <w:u w:val="none"/>
+                <w:strike w:val="false"/>
+                <w:sz w:val="22"/>
+                <w:szCs w:val="22"/>
+                <w:color w:val="000000"/>
+              </w:rPr>
             </w:pPr>
             <w:r>
               <w:rPr>
@@ -4279,6 +4965,7 @@
                 <w:i w:val="false"/>
                 <w:b w:val="false"/>
                 <w:u w:val="none"/>
+                <w:strike w:val="false"/>
                 <w:sz w:val="22"/>
                 <w:szCs w:val="22"/>
                 <w:color w:val="000000"/>
@@ -4306,7 +4993,6 @@
           </w:tcPr>
           <w:p>
             <w:pPr>
-              <w:pStyle w:val="Normal"/>
               <w:jc w:val="left"/>
               <w:pBdr>
                 <w:bottom w:val="none" w:sz="0" w:space="0" w:color="000000"/>
@@ -4315,7 +5001,17 @@
                 <w:right w:val="none" w:sz="0" w:space="0" w:color="000000"/>
               </w:pBdr>
               <w:spacing w:after="100" w:before="100" w:line="240"/>
-              <w:ind w:firstLine="0" w:left="100" w:right="100"/>
+              <w:ind w:left="100" w:right="100" w:firstLine="0" w:firstLineChars="0"/>
+              <w:rPr>
+                <w:rFonts w:ascii="Arial" w:hAnsi="Arial" w:eastAsia="Arial" w:cs="Arial"/>
+                <w:i w:val="false"/>
+                <w:b w:val="false"/>
+                <w:u w:val="none"/>
+                <w:strike w:val="false"/>
+                <w:sz w:val="22"/>
+                <w:szCs w:val="22"/>
+                <w:color w:val="000000"/>
+              </w:rPr>
             </w:pPr>
             <w:r>
               <w:rPr>
@@ -4323,6 +5019,7 @@
                 <w:i w:val="false"/>
                 <w:b w:val="false"/>
                 <w:u w:val="none"/>
+                <w:strike w:val="false"/>
                 <w:sz w:val="22"/>
                 <w:szCs w:val="22"/>
                 <w:color w:val="000000"/>
@@ -4336,7 +5033,6 @@
         <w:trPr>
           <w:trHeight w:val="360" w:hRule="auto"/>
         </w:trPr>
-        body 8
         <w:tc>
           <w:tcPr>
             <w:tcBorders>
@@ -4356,7 +5052,6 @@
           </w:tcPr>
           <w:p>
             <w:pPr>
-              <w:pStyle w:val="Normal"/>
               <w:jc w:val="right"/>
               <w:pBdr>
                 <w:bottom w:val="none" w:sz="0" w:space="0" w:color="000000"/>
@@ -4365,7 +5060,17 @@
                 <w:right w:val="none" w:sz="0" w:space="0" w:color="000000"/>
               </w:pBdr>
               <w:spacing w:after="100" w:before="100" w:line="240"/>
-              <w:ind w:firstLine="0" w:left="100" w:right="100"/>
+              <w:ind w:left="100" w:right="100" w:firstLine="0" w:firstLineChars="0"/>
+              <w:rPr>
+                <w:rFonts w:ascii="Arial" w:hAnsi="Arial" w:eastAsia="Arial" w:cs="Arial"/>
+                <w:i w:val="false"/>
+                <w:b w:val="false"/>
+                <w:u w:val="none"/>
+                <w:strike w:val="false"/>
+                <w:sz w:val="22"/>
+                <w:szCs w:val="22"/>
+                <w:color w:val="000000"/>
+              </w:rPr>
             </w:pPr>
             <w:r>
               <w:rPr>
@@ -4373,6 +5078,7 @@
                 <w:i w:val="false"/>
                 <w:b w:val="false"/>
                 <w:u w:val="none"/>
+                <w:strike w:val="false"/>
                 <w:sz w:val="22"/>
                 <w:szCs w:val="22"/>
                 <w:color w:val="000000"/>
@@ -4400,7 +5106,6 @@
           </w:tcPr>
           <w:p>
             <w:pPr>
-              <w:pStyle w:val="Normal"/>
               <w:jc w:val="left"/>
               <w:pBdr>
                 <w:bottom w:val="none" w:sz="0" w:space="0" w:color="000000"/>
@@ -4409,7 +5114,17 @@
                 <w:right w:val="none" w:sz="0" w:space="0" w:color="000000"/>
               </w:pBdr>
               <w:spacing w:after="100" w:before="100" w:line="240"/>
-              <w:ind w:firstLine="0" w:left="100" w:right="100"/>
+              <w:ind w:left="100" w:right="100" w:firstLine="0" w:firstLineChars="0"/>
+              <w:rPr>
+                <w:rFonts w:ascii="Arial" w:hAnsi="Arial" w:eastAsia="Arial" w:cs="Arial"/>
+                <w:i w:val="false"/>
+                <w:b w:val="false"/>
+                <w:u w:val="none"/>
+                <w:strike w:val="false"/>
+                <w:sz w:val="22"/>
+                <w:szCs w:val="22"/>
+                <w:color w:val="000000"/>
+              </w:rPr>
             </w:pPr>
             <w:r>
               <w:rPr>
@@ -4417,6 +5132,7 @@
                 <w:i w:val="false"/>
                 <w:b w:val="false"/>
                 <w:u w:val="none"/>
+                <w:strike w:val="false"/>
                 <w:sz w:val="22"/>
                 <w:szCs w:val="22"/>
                 <w:color w:val="000000"/>
@@ -4444,7 +5160,6 @@
           </w:tcPr>
           <w:p>
             <w:pPr>
-              <w:pStyle w:val="Normal"/>
               <w:jc w:val="right"/>
               <w:pBdr>
                 <w:bottom w:val="none" w:sz="0" w:space="0" w:color="000000"/>
@@ -4453,7 +5168,17 @@
                 <w:right w:val="none" w:sz="0" w:space="0" w:color="000000"/>
               </w:pBdr>
               <w:spacing w:after="100" w:before="100" w:line="240"/>
-              <w:ind w:firstLine="0" w:left="100" w:right="100"/>
+              <w:ind w:left="100" w:right="100" w:firstLine="0" w:firstLineChars="0"/>
+              <w:rPr>
+                <w:rFonts w:ascii="Arial" w:hAnsi="Arial" w:eastAsia="Arial" w:cs="Arial"/>
+                <w:i w:val="false"/>
+                <w:b w:val="false"/>
+                <w:u w:val="none"/>
+                <w:strike w:val="false"/>
+                <w:sz w:val="22"/>
+                <w:szCs w:val="22"/>
+                <w:color w:val="000000"/>
+              </w:rPr>
             </w:pPr>
             <w:r>
               <w:rPr>
@@ -4461,6 +5186,7 @@
                 <w:i w:val="false"/>
                 <w:b w:val="false"/>
                 <w:u w:val="none"/>
+                <w:strike w:val="false"/>
                 <w:sz w:val="22"/>
                 <w:szCs w:val="22"/>
                 <w:color w:val="000000"/>
@@ -4488,7 +5214,6 @@
           </w:tcPr>
           <w:p>
             <w:pPr>
-              <w:pStyle w:val="Normal"/>
               <w:jc w:val="right"/>
               <w:pBdr>
                 <w:bottom w:val="none" w:sz="0" w:space="0" w:color="000000"/>
@@ -4497,7 +5222,17 @@
                 <w:right w:val="none" w:sz="0" w:space="0" w:color="000000"/>
               </w:pBdr>
               <w:spacing w:after="100" w:before="100" w:line="240"/>
-              <w:ind w:firstLine="0" w:left="100" w:right="100"/>
+              <w:ind w:left="100" w:right="100" w:firstLine="0" w:firstLineChars="0"/>
+              <w:rPr>
+                <w:rFonts w:ascii="Arial" w:hAnsi="Arial" w:eastAsia="Arial" w:cs="Arial"/>
+                <w:i w:val="false"/>
+                <w:b w:val="false"/>
+                <w:u w:val="none"/>
+                <w:strike w:val="false"/>
+                <w:sz w:val="22"/>
+                <w:szCs w:val="22"/>
+                <w:color w:val="000000"/>
+              </w:rPr>
             </w:pPr>
             <w:r>
               <w:rPr>
@@ -4505,6 +5240,7 @@
                 <w:i w:val="false"/>
                 <w:b w:val="false"/>
                 <w:u w:val="none"/>
+                <w:strike w:val="false"/>
                 <w:sz w:val="22"/>
                 <w:szCs w:val="22"/>
                 <w:color w:val="000000"/>
@@ -4532,7 +5268,6 @@
           </w:tcPr>
           <w:p>
             <w:pPr>
-              <w:pStyle w:val="Normal"/>
               <w:jc w:val="left"/>
               <w:pBdr>
                 <w:bottom w:val="none" w:sz="0" w:space="0" w:color="000000"/>
@@ -4541,7 +5276,17 @@
                 <w:right w:val="none" w:sz="0" w:space="0" w:color="000000"/>
               </w:pBdr>
               <w:spacing w:after="100" w:before="100" w:line="240"/>
-              <w:ind w:firstLine="0" w:left="100" w:right="100"/>
+              <w:ind w:left="100" w:right="100" w:firstLine="0" w:firstLineChars="0"/>
+              <w:rPr>
+                <w:rFonts w:ascii="Arial" w:hAnsi="Arial" w:eastAsia="Arial" w:cs="Arial"/>
+                <w:i w:val="false"/>
+                <w:b w:val="false"/>
+                <w:u w:val="none"/>
+                <w:strike w:val="false"/>
+                <w:sz w:val="22"/>
+                <w:szCs w:val="22"/>
+                <w:color w:val="000000"/>
+              </w:rPr>
             </w:pPr>
             <w:r>
               <w:rPr>
@@ -4549,6 +5294,7 @@
                 <w:i w:val="false"/>
                 <w:b w:val="false"/>
                 <w:u w:val="none"/>
+                <w:strike w:val="false"/>
                 <w:sz w:val="22"/>
                 <w:szCs w:val="22"/>
                 <w:color w:val="000000"/>
@@ -4576,7 +5322,6 @@
           </w:tcPr>
           <w:p>
             <w:pPr>
-              <w:pStyle w:val="Normal"/>
               <w:jc w:val="left"/>
               <w:pBdr>
                 <w:bottom w:val="none" w:sz="0" w:space="0" w:color="000000"/>
@@ -4585,7 +5330,17 @@
                 <w:right w:val="none" w:sz="0" w:space="0" w:color="000000"/>
               </w:pBdr>
               <w:spacing w:after="100" w:before="100" w:line="240"/>
-              <w:ind w:firstLine="0" w:left="100" w:right="100"/>
+              <w:ind w:left="100" w:right="100" w:firstLine="0" w:firstLineChars="0"/>
+              <w:rPr>
+                <w:rFonts w:ascii="Arial" w:hAnsi="Arial" w:eastAsia="Arial" w:cs="Arial"/>
+                <w:i w:val="false"/>
+                <w:b w:val="false"/>
+                <w:u w:val="none"/>
+                <w:strike w:val="false"/>
+                <w:sz w:val="22"/>
+                <w:szCs w:val="22"/>
+                <w:color w:val="000000"/>
+              </w:rPr>
             </w:pPr>
             <w:r>
               <w:rPr>
@@ -4593,6 +5348,7 @@
                 <w:i w:val="false"/>
                 <w:b w:val="false"/>
                 <w:u w:val="none"/>
+                <w:strike w:val="false"/>
                 <w:sz w:val="22"/>
                 <w:szCs w:val="22"/>
                 <w:color w:val="000000"/>
@@ -4606,7 +5362,6 @@
         <w:trPr>
           <w:trHeight w:val="360" w:hRule="auto"/>
         </w:trPr>
-        body 9
         <w:tc>
           <w:tcPr>
             <w:tcBorders>
@@ -4626,7 +5381,6 @@
           </w:tcPr>
           <w:p>
             <w:pPr>
-              <w:pStyle w:val="Normal"/>
               <w:jc w:val="right"/>
               <w:pBdr>
                 <w:bottom w:val="none" w:sz="0" w:space="0" w:color="000000"/>
@@ -4635,7 +5389,17 @@
                 <w:right w:val="none" w:sz="0" w:space="0" w:color="000000"/>
               </w:pBdr>
               <w:spacing w:after="100" w:before="100" w:line="240"/>
-              <w:ind w:firstLine="0" w:left="100" w:right="100"/>
+              <w:ind w:left="100" w:right="100" w:firstLine="0" w:firstLineChars="0"/>
+              <w:rPr>
+                <w:rFonts w:ascii="Arial" w:hAnsi="Arial" w:eastAsia="Arial" w:cs="Arial"/>
+                <w:i w:val="false"/>
+                <w:b w:val="false"/>
+                <w:u w:val="none"/>
+                <w:strike w:val="false"/>
+                <w:sz w:val="22"/>
+                <w:szCs w:val="22"/>
+                <w:color w:val="000000"/>
+              </w:rPr>
             </w:pPr>
             <w:r>
               <w:rPr>
@@ -4643,6 +5407,7 @@
                 <w:i w:val="false"/>
                 <w:b w:val="false"/>
                 <w:u w:val="none"/>
+                <w:strike w:val="false"/>
                 <w:sz w:val="22"/>
                 <w:szCs w:val="22"/>
                 <w:color w:val="000000"/>
@@ -4670,7 +5435,6 @@
           </w:tcPr>
           <w:p>
             <w:pPr>
-              <w:pStyle w:val="Normal"/>
               <w:jc w:val="left"/>
               <w:pBdr>
                 <w:bottom w:val="none" w:sz="0" w:space="0" w:color="000000"/>
@@ -4679,7 +5443,17 @@
                 <w:right w:val="none" w:sz="0" w:space="0" w:color="000000"/>
               </w:pBdr>
               <w:spacing w:after="100" w:before="100" w:line="240"/>
-              <w:ind w:firstLine="0" w:left="100" w:right="100"/>
+              <w:ind w:left="100" w:right="100" w:firstLine="0" w:firstLineChars="0"/>
+              <w:rPr>
+                <w:rFonts w:ascii="Arial" w:hAnsi="Arial" w:eastAsia="Arial" w:cs="Arial"/>
+                <w:i w:val="false"/>
+                <w:b w:val="false"/>
+                <w:u w:val="none"/>
+                <w:strike w:val="false"/>
+                <w:sz w:val="22"/>
+                <w:szCs w:val="22"/>
+                <w:color w:val="000000"/>
+              </w:rPr>
             </w:pPr>
             <w:r>
               <w:rPr>
@@ -4687,6 +5461,7 @@
                 <w:i w:val="false"/>
                 <w:b w:val="false"/>
                 <w:u w:val="none"/>
+                <w:strike w:val="false"/>
                 <w:sz w:val="22"/>
                 <w:szCs w:val="22"/>
                 <w:color w:val="000000"/>
@@ -4714,7 +5489,6 @@
           </w:tcPr>
           <w:p>
             <w:pPr>
-              <w:pStyle w:val="Normal"/>
               <w:jc w:val="right"/>
               <w:pBdr>
                 <w:bottom w:val="none" w:sz="0" w:space="0" w:color="000000"/>
@@ -4723,7 +5497,17 @@
                 <w:right w:val="none" w:sz="0" w:space="0" w:color="000000"/>
               </w:pBdr>
               <w:spacing w:after="100" w:before="100" w:line="240"/>
-              <w:ind w:firstLine="0" w:left="100" w:right="100"/>
+              <w:ind w:left="100" w:right="100" w:firstLine="0" w:firstLineChars="0"/>
+              <w:rPr>
+                <w:rFonts w:ascii="Arial" w:hAnsi="Arial" w:eastAsia="Arial" w:cs="Arial"/>
+                <w:i w:val="false"/>
+                <w:b w:val="false"/>
+                <w:u w:val="none"/>
+                <w:strike w:val="false"/>
+                <w:sz w:val="22"/>
+                <w:szCs w:val="22"/>
+                <w:color w:val="000000"/>
+              </w:rPr>
             </w:pPr>
             <w:r>
               <w:rPr>
@@ -4731,6 +5515,7 @@
                 <w:i w:val="false"/>
                 <w:b w:val="false"/>
                 <w:u w:val="none"/>
+                <w:strike w:val="false"/>
                 <w:sz w:val="22"/>
                 <w:szCs w:val="22"/>
                 <w:color w:val="000000"/>
@@ -4758,7 +5543,6 @@
           </w:tcPr>
           <w:p>
             <w:pPr>
-              <w:pStyle w:val="Normal"/>
               <w:jc w:val="right"/>
               <w:pBdr>
                 <w:bottom w:val="none" w:sz="0" w:space="0" w:color="000000"/>
@@ -4767,7 +5551,17 @@
                 <w:right w:val="none" w:sz="0" w:space="0" w:color="000000"/>
               </w:pBdr>
               <w:spacing w:after="100" w:before="100" w:line="240"/>
-              <w:ind w:firstLine="0" w:left="100" w:right="100"/>
+              <w:ind w:left="100" w:right="100" w:firstLine="0" w:firstLineChars="0"/>
+              <w:rPr>
+                <w:rFonts w:ascii="Arial" w:hAnsi="Arial" w:eastAsia="Arial" w:cs="Arial"/>
+                <w:i w:val="false"/>
+                <w:b w:val="false"/>
+                <w:u w:val="none"/>
+                <w:strike w:val="false"/>
+                <w:sz w:val="22"/>
+                <w:szCs w:val="22"/>
+                <w:color w:val="000000"/>
+              </w:rPr>
             </w:pPr>
             <w:r>
               <w:rPr>
@@ -4775,6 +5569,7 @@
                 <w:i w:val="false"/>
                 <w:b w:val="false"/>
                 <w:u w:val="none"/>
+                <w:strike w:val="false"/>
                 <w:sz w:val="22"/>
                 <w:szCs w:val="22"/>
                 <w:color w:val="000000"/>
@@ -4802,7 +5597,6 @@
           </w:tcPr>
           <w:p>
             <w:pPr>
-              <w:pStyle w:val="Normal"/>
               <w:jc w:val="left"/>
               <w:pBdr>
                 <w:bottom w:val="none" w:sz="0" w:space="0" w:color="000000"/>
@@ -4811,7 +5605,17 @@
                 <w:right w:val="none" w:sz="0" w:space="0" w:color="000000"/>
               </w:pBdr>
               <w:spacing w:after="100" w:before="100" w:line="240"/>
-              <w:ind w:firstLine="0" w:left="100" w:right="100"/>
+              <w:ind w:left="100" w:right="100" w:firstLine="0" w:firstLineChars="0"/>
+              <w:rPr>
+                <w:rFonts w:ascii="Arial" w:hAnsi="Arial" w:eastAsia="Arial" w:cs="Arial"/>
+                <w:i w:val="false"/>
+                <w:b w:val="false"/>
+                <w:u w:val="none"/>
+                <w:strike w:val="false"/>
+                <w:sz w:val="22"/>
+                <w:szCs w:val="22"/>
+                <w:color w:val="000000"/>
+              </w:rPr>
             </w:pPr>
             <w:r>
               <w:rPr>
@@ -4819,6 +5623,7 @@
                 <w:i w:val="false"/>
                 <w:b w:val="false"/>
                 <w:u w:val="none"/>
+                <w:strike w:val="false"/>
                 <w:sz w:val="22"/>
                 <w:szCs w:val="22"/>
                 <w:color w:val="000000"/>
@@ -4846,7 +5651,6 @@
           </w:tcPr>
           <w:p>
             <w:pPr>
-              <w:pStyle w:val="Normal"/>
               <w:jc w:val="left"/>
               <w:pBdr>
                 <w:bottom w:val="none" w:sz="0" w:space="0" w:color="000000"/>
@@ -4855,7 +5659,17 @@
                 <w:right w:val="none" w:sz="0" w:space="0" w:color="000000"/>
               </w:pBdr>
               <w:spacing w:after="100" w:before="100" w:line="240"/>
-              <w:ind w:firstLine="0" w:left="100" w:right="100"/>
+              <w:ind w:left="100" w:right="100" w:firstLine="0" w:firstLineChars="0"/>
+              <w:rPr>
+                <w:rFonts w:ascii="Arial" w:hAnsi="Arial" w:eastAsia="Arial" w:cs="Arial"/>
+                <w:i w:val="false"/>
+                <w:b w:val="false"/>
+                <w:u w:val="none"/>
+                <w:strike w:val="false"/>
+                <w:sz w:val="22"/>
+                <w:szCs w:val="22"/>
+                <w:color w:val="000000"/>
+              </w:rPr>
             </w:pPr>
             <w:r>
               <w:rPr>
@@ -4863,6 +5677,7 @@
                 <w:i w:val="false"/>
                 <w:b w:val="false"/>
                 <w:u w:val="none"/>
+                <w:strike w:val="false"/>
                 <w:sz w:val="22"/>
                 <w:szCs w:val="22"/>
                 <w:color w:val="000000"/>
@@ -4876,11 +5691,10 @@
         <w:trPr>
           <w:trHeight w:val="360" w:hRule="auto"/>
         </w:trPr>
-        body10
         <w:tc>
           <w:tcPr>
             <w:tcBorders>
-              <w:bottom w:val="single" w:sz="16" w:space="0" w:color="666666"/>
+              <w:bottom w:val="single" w:sz="12" w:space="0" w:color="666666"/>
               <w:top w:val="none" w:sz="0" w:space="0" w:color="000000"/>
               <w:left w:val="none" w:sz="0" w:space="0" w:color="000000"/>
               <w:right w:val="none" w:sz="0" w:space="0" w:color="000000"/>
@@ -4896,7 +5710,6 @@
           </w:tcPr>
           <w:p>
             <w:pPr>
-              <w:pStyle w:val="Normal"/>
               <w:jc w:val="right"/>
               <w:pBdr>
                 <w:bottom w:val="none" w:sz="0" w:space="0" w:color="000000"/>
@@ -4905,7 +5718,17 @@
                 <w:right w:val="none" w:sz="0" w:space="0" w:color="000000"/>
               </w:pBdr>
               <w:spacing w:after="100" w:before="100" w:line="240"/>
-              <w:ind w:firstLine="0" w:left="100" w:right="100"/>
+              <w:ind w:left="100" w:right="100" w:firstLine="0" w:firstLineChars="0"/>
+              <w:rPr>
+                <w:rFonts w:ascii="Arial" w:hAnsi="Arial" w:eastAsia="Arial" w:cs="Arial"/>
+                <w:i w:val="false"/>
+                <w:b w:val="false"/>
+                <w:u w:val="none"/>
+                <w:strike w:val="false"/>
+                <w:sz w:val="22"/>
+                <w:szCs w:val="22"/>
+                <w:color w:val="000000"/>
+              </w:rPr>
             </w:pPr>
             <w:r>
               <w:rPr>
@@ -4913,6 +5736,7 @@
                 <w:i w:val="false"/>
                 <w:b w:val="false"/>
                 <w:u w:val="none"/>
+                <w:strike w:val="false"/>
                 <w:sz w:val="22"/>
                 <w:szCs w:val="22"/>
                 <w:color w:val="000000"/>
@@ -4924,7 +5748,7 @@
         <w:tc>
           <w:tcPr>
             <w:tcBorders>
-              <w:bottom w:val="single" w:sz="16" w:space="0" w:color="666666"/>
+              <w:bottom w:val="single" w:sz="12" w:space="0" w:color="666666"/>
               <w:top w:val="none" w:sz="0" w:space="0" w:color="000000"/>
               <w:left w:val="none" w:sz="0" w:space="0" w:color="000000"/>
               <w:right w:val="none" w:sz="0" w:space="0" w:color="000000"/>
@@ -4940,7 +5764,6 @@
           </w:tcPr>
           <w:p>
             <w:pPr>
-              <w:pStyle w:val="Normal"/>
               <w:jc w:val="left"/>
               <w:pBdr>
                 <w:bottom w:val="none" w:sz="0" w:space="0" w:color="000000"/>
@@ -4949,7 +5772,17 @@
                 <w:right w:val="none" w:sz="0" w:space="0" w:color="000000"/>
               </w:pBdr>
               <w:spacing w:after="100" w:before="100" w:line="240"/>
-              <w:ind w:firstLine="0" w:left="100" w:right="100"/>
+              <w:ind w:left="100" w:right="100" w:firstLine="0" w:firstLineChars="0"/>
+              <w:rPr>
+                <w:rFonts w:ascii="Arial" w:hAnsi="Arial" w:eastAsia="Arial" w:cs="Arial"/>
+                <w:i w:val="false"/>
+                <w:b w:val="false"/>
+                <w:u w:val="none"/>
+                <w:strike w:val="false"/>
+                <w:sz w:val="22"/>
+                <w:szCs w:val="22"/>
+                <w:color w:val="000000"/>
+              </w:rPr>
             </w:pPr>
             <w:r>
               <w:rPr>
@@ -4957,6 +5790,7 @@
                 <w:i w:val="false"/>
                 <w:b w:val="false"/>
                 <w:u w:val="none"/>
+                <w:strike w:val="false"/>
                 <w:sz w:val="22"/>
                 <w:szCs w:val="22"/>
                 <w:color w:val="000000"/>
@@ -4968,7 +5802,7 @@
         <w:tc>
           <w:tcPr>
             <w:tcBorders>
-              <w:bottom w:val="single" w:sz="16" w:space="0" w:color="666666"/>
+              <w:bottom w:val="single" w:sz="12" w:space="0" w:color="666666"/>
               <w:top w:val="none" w:sz="0" w:space="0" w:color="000000"/>
               <w:left w:val="none" w:sz="0" w:space="0" w:color="000000"/>
               <w:right w:val="none" w:sz="0" w:space="0" w:color="000000"/>
@@ -4984,7 +5818,6 @@
           </w:tcPr>
           <w:p>
             <w:pPr>
-              <w:pStyle w:val="Normal"/>
               <w:jc w:val="right"/>
               <w:pBdr>
                 <w:bottom w:val="none" w:sz="0" w:space="0" w:color="000000"/>
@@ -4993,7 +5826,17 @@
                 <w:right w:val="none" w:sz="0" w:space="0" w:color="000000"/>
               </w:pBdr>
               <w:spacing w:after="100" w:before="100" w:line="240"/>
-              <w:ind w:firstLine="0" w:left="100" w:right="100"/>
+              <w:ind w:left="100" w:right="100" w:firstLine="0" w:firstLineChars="0"/>
+              <w:rPr>
+                <w:rFonts w:ascii="Arial" w:hAnsi="Arial" w:eastAsia="Arial" w:cs="Arial"/>
+                <w:i w:val="false"/>
+                <w:b w:val="false"/>
+                <w:u w:val="none"/>
+                <w:strike w:val="false"/>
+                <w:sz w:val="22"/>
+                <w:szCs w:val="22"/>
+                <w:color w:val="000000"/>
+              </w:rPr>
             </w:pPr>
             <w:r>
               <w:rPr>
@@ -5001,6 +5844,7 @@
                 <w:i w:val="false"/>
                 <w:b w:val="false"/>
                 <w:u w:val="none"/>
+                <w:strike w:val="false"/>
                 <w:sz w:val="22"/>
                 <w:szCs w:val="22"/>
                 <w:color w:val="000000"/>
@@ -5012,7 +5856,7 @@
         <w:tc>
           <w:tcPr>
             <w:tcBorders>
-              <w:bottom w:val="single" w:sz="16" w:space="0" w:color="666666"/>
+              <w:bottom w:val="single" w:sz="12" w:space="0" w:color="666666"/>
               <w:top w:val="none" w:sz="0" w:space="0" w:color="000000"/>
               <w:left w:val="none" w:sz="0" w:space="0" w:color="000000"/>
               <w:right w:val="none" w:sz="0" w:space="0" w:color="000000"/>
@@ -5028,7 +5872,6 @@
           </w:tcPr>
           <w:p>
             <w:pPr>
-              <w:pStyle w:val="Normal"/>
               <w:jc w:val="right"/>
               <w:pBdr>
                 <w:bottom w:val="none" w:sz="0" w:space="0" w:color="000000"/>
@@ -5037,7 +5880,17 @@
                 <w:right w:val="none" w:sz="0" w:space="0" w:color="000000"/>
               </w:pBdr>
               <w:spacing w:after="100" w:before="100" w:line="240"/>
-              <w:ind w:firstLine="0" w:left="100" w:right="100"/>
+              <w:ind w:left="100" w:right="100" w:firstLine="0" w:firstLineChars="0"/>
+              <w:rPr>
+                <w:rFonts w:ascii="Arial" w:hAnsi="Arial" w:eastAsia="Arial" w:cs="Arial"/>
+                <w:i w:val="false"/>
+                <w:b w:val="false"/>
+                <w:u w:val="none"/>
+                <w:strike w:val="false"/>
+                <w:sz w:val="22"/>
+                <w:szCs w:val="22"/>
+                <w:color w:val="000000"/>
+              </w:rPr>
             </w:pPr>
             <w:r>
               <w:rPr>
@@ -5045,6 +5898,7 @@
                 <w:i w:val="false"/>
                 <w:b w:val="false"/>
                 <w:u w:val="none"/>
+                <w:strike w:val="false"/>
                 <w:sz w:val="22"/>
                 <w:szCs w:val="22"/>
                 <w:color w:val="000000"/>
@@ -5056,7 +5910,7 @@
         <w:tc>
           <w:tcPr>
             <w:tcBorders>
-              <w:bottom w:val="single" w:sz="16" w:space="0" w:color="666666"/>
+              <w:bottom w:val="single" w:sz="12" w:space="0" w:color="666666"/>
               <w:top w:val="none" w:sz="0" w:space="0" w:color="000000"/>
               <w:left w:val="none" w:sz="0" w:space="0" w:color="000000"/>
               <w:right w:val="none" w:sz="0" w:space="0" w:color="000000"/>
@@ -5072,7 +5926,6 @@
           </w:tcPr>
           <w:p>
             <w:pPr>
-              <w:pStyle w:val="Normal"/>
               <w:jc w:val="left"/>
               <w:pBdr>
                 <w:bottom w:val="none" w:sz="0" w:space="0" w:color="000000"/>
@@ -5081,7 +5934,17 @@
                 <w:right w:val="none" w:sz="0" w:space="0" w:color="000000"/>
               </w:pBdr>
               <w:spacing w:after="100" w:before="100" w:line="240"/>
-              <w:ind w:firstLine="0" w:left="100" w:right="100"/>
+              <w:ind w:left="100" w:right="100" w:firstLine="0" w:firstLineChars="0"/>
+              <w:rPr>
+                <w:rFonts w:ascii="Arial" w:hAnsi="Arial" w:eastAsia="Arial" w:cs="Arial"/>
+                <w:i w:val="false"/>
+                <w:b w:val="false"/>
+                <w:u w:val="none"/>
+                <w:strike w:val="false"/>
+                <w:sz w:val="22"/>
+                <w:szCs w:val="22"/>
+                <w:color w:val="000000"/>
+              </w:rPr>
             </w:pPr>
             <w:r>
               <w:rPr>
@@ -5089,6 +5952,7 @@
                 <w:i w:val="false"/>
                 <w:b w:val="false"/>
                 <w:u w:val="none"/>
+                <w:strike w:val="false"/>
                 <w:sz w:val="22"/>
                 <w:szCs w:val="22"/>
                 <w:color w:val="000000"/>
@@ -5100,7 +5964,7 @@
         <w:tc>
           <w:tcPr>
             <w:tcBorders>
-              <w:bottom w:val="single" w:sz="16" w:space="0" w:color="666666"/>
+              <w:bottom w:val="single" w:sz="12" w:space="0" w:color="666666"/>
               <w:top w:val="none" w:sz="0" w:space="0" w:color="000000"/>
               <w:left w:val="none" w:sz="0" w:space="0" w:color="000000"/>
               <w:right w:val="none" w:sz="0" w:space="0" w:color="000000"/>
@@ -5116,7 +5980,6 @@
           </w:tcPr>
           <w:p>
             <w:pPr>
-              <w:pStyle w:val="Normal"/>
               <w:jc w:val="left"/>
               <w:pBdr>
                 <w:bottom w:val="none" w:sz="0" w:space="0" w:color="000000"/>
@@ -5125,7 +5988,17 @@
                 <w:right w:val="none" w:sz="0" w:space="0" w:color="000000"/>
               </w:pBdr>
               <w:spacing w:after="100" w:before="100" w:line="240"/>
-              <w:ind w:firstLine="0" w:left="100" w:right="100"/>
+              <w:ind w:left="100" w:right="100" w:firstLine="0" w:firstLineChars="0"/>
+              <w:rPr>
+                <w:rFonts w:ascii="Arial" w:hAnsi="Arial" w:eastAsia="Arial" w:cs="Arial"/>
+                <w:i w:val="false"/>
+                <w:b w:val="false"/>
+                <w:u w:val="none"/>
+                <w:strike w:val="false"/>
+                <w:sz w:val="22"/>
+                <w:szCs w:val="22"/>
+                <w:color w:val="000000"/>
+              </w:rPr>
             </w:pPr>
             <w:r>
               <w:rPr>
@@ -5133,6 +6006,7 @@
                 <w:i w:val="false"/>
                 <w:b w:val="false"/>
                 <w:u w:val="none"/>
+                <w:strike w:val="false"/>
                 <w:sz w:val="22"/>
                 <w:szCs w:val="22"/>
                 <w:color w:val="000000"/>
@@ -5184,14 +6058,16 @@
         <w:rPr>
           <w:rFonts/>
           <w:b w:val="true"/>
+          <w:strike w:val="false"/>
         </w:rPr>
         <w:t xml:space="preserve">Table </w:t>
       </w:r>
-      <w:bookmarkStart w:id="e91451e1-93ca-44be-9768-323c811b560c" w:name="StudiesWFewPoinst"/>
+      <w:bookmarkStart w:id="07626e73-04a4-4b2c-aade-a8811e6d3ee5" w:name="StudiesWFewPoinst"/>
       <w:r>
         <w:rPr>
           <w:rFonts/>
           <w:b w:val="true"/>
+          <w:strike w:val="false"/>
         </w:rPr>
         <w:fldChar w:fldCharType="begin" w:dirty="true"/>
       </w:r>
@@ -5199,6 +6075,7 @@
         <w:rPr>
           <w:rFonts/>
           <w:b w:val="true"/>
+          <w:strike w:val="false"/>
         </w:rPr>
         <w:instrText xml:space="preserve" w:dirty="true">SEQ tab \* Arabic</w:instrText>
       </w:r>
@@ -5206,14 +6083,16 @@
         <w:rPr>
           <w:rFonts/>
           <w:b w:val="true"/>
+          <w:strike w:val="false"/>
         </w:rPr>
         <w:fldChar w:fldCharType="end" w:dirty="true"/>
       </w:r>
-      <w:bookmarkEnd w:id="e91451e1-93ca-44be-9768-323c811b560c"/>
+      <w:bookmarkEnd w:id="07626e73-04a4-4b2c-aade-a8811e6d3ee5"/>
       <w:r>
         <w:rPr>
           <w:rFonts/>
           <w:b w:val="true"/>
+          <w:strike w:val="false"/>
         </w:rPr>
         <w:t xml:space="preserve">: </w:t>
       </w:r>
@@ -5236,12 +6115,11 @@
           <w:trHeight w:val="360" w:hRule="auto"/>
           <w:tblHeader/>
         </w:trPr>
-        header1
         <w:tc>
           <w:tcPr>
             <w:tcBorders>
-              <w:bottom w:val="single" w:sz="16" w:space="0" w:color="666666"/>
-              <w:top w:val="single" w:sz="16" w:space="0" w:color="666666"/>
+              <w:bottom w:val="single" w:sz="12" w:space="0" w:color="666666"/>
+              <w:top w:val="single" w:sz="12" w:space="0" w:color="666666"/>
               <w:left w:val="none" w:sz="0" w:space="0" w:color="000000"/>
               <w:right w:val="none" w:sz="0" w:space="0" w:color="000000"/>
             </w:tcBorders>
@@ -5256,7 +6134,6 @@
           </w:tcPr>
           <w:p>
             <w:pPr>
-              <w:pStyle w:val="Normal"/>
               <w:jc w:val="left"/>
               <w:pBdr>
                 <w:bottom w:val="none" w:sz="0" w:space="0" w:color="000000"/>
@@ -5265,7 +6142,17 @@
                 <w:right w:val="none" w:sz="0" w:space="0" w:color="000000"/>
               </w:pBdr>
               <w:spacing w:after="100" w:before="100" w:line="240"/>
-              <w:ind w:firstLine="0" w:left="100" w:right="100"/>
+              <w:ind w:left="100" w:right="100" w:firstLine="0" w:firstLineChars="0"/>
+              <w:rPr>
+                <w:rFonts w:ascii="Arial" w:hAnsi="Arial" w:eastAsia="Arial" w:cs="Arial"/>
+                <w:i w:val="false"/>
+                <w:b w:val="false"/>
+                <w:u w:val="none"/>
+                <w:strike w:val="false"/>
+                <w:sz w:val="22"/>
+                <w:szCs w:val="22"/>
+                <w:color w:val="000000"/>
+              </w:rPr>
             </w:pPr>
             <w:r>
               <w:rPr>
@@ -5273,6 +6160,7 @@
                 <w:i w:val="false"/>
                 <w:b w:val="false"/>
                 <w:u w:val="none"/>
+                <w:strike w:val="false"/>
                 <w:sz w:val="22"/>
                 <w:szCs w:val="22"/>
                 <w:color w:val="000000"/>
@@ -5284,8 +6172,8 @@
         <w:tc>
           <w:tcPr>
             <w:tcBorders>
-              <w:bottom w:val="single" w:sz="16" w:space="0" w:color="666666"/>
-              <w:top w:val="single" w:sz="16" w:space="0" w:color="666666"/>
+              <w:bottom w:val="single" w:sz="12" w:space="0" w:color="666666"/>
+              <w:top w:val="single" w:sz="12" w:space="0" w:color="666666"/>
               <w:left w:val="none" w:sz="0" w:space="0" w:color="000000"/>
               <w:right w:val="none" w:sz="0" w:space="0" w:color="000000"/>
             </w:tcBorders>
@@ -5300,7 +6188,6 @@
           </w:tcPr>
           <w:p>
             <w:pPr>
-              <w:pStyle w:val="Normal"/>
               <w:jc w:val="right"/>
               <w:pBdr>
                 <w:bottom w:val="none" w:sz="0" w:space="0" w:color="000000"/>
@@ -5309,7 +6196,17 @@
                 <w:right w:val="none" w:sz="0" w:space="0" w:color="000000"/>
               </w:pBdr>
               <w:spacing w:after="100" w:before="100" w:line="240"/>
-              <w:ind w:firstLine="0" w:left="100" w:right="100"/>
+              <w:ind w:left="100" w:right="100" w:firstLine="0" w:firstLineChars="0"/>
+              <w:rPr>
+                <w:rFonts w:ascii="Arial" w:hAnsi="Arial" w:eastAsia="Arial" w:cs="Arial"/>
+                <w:i w:val="false"/>
+                <w:b w:val="false"/>
+                <w:u w:val="none"/>
+                <w:strike w:val="false"/>
+                <w:sz w:val="22"/>
+                <w:szCs w:val="22"/>
+                <w:color w:val="000000"/>
+              </w:rPr>
             </w:pPr>
             <w:r>
               <w:rPr>
@@ -5317,6 +6214,7 @@
                 <w:i w:val="false"/>
                 <w:b w:val="false"/>
                 <w:u w:val="none"/>
+                <w:strike w:val="false"/>
                 <w:sz w:val="22"/>
                 <w:szCs w:val="22"/>
                 <w:color w:val="000000"/>
@@ -5330,12 +6228,11 @@
         <w:trPr>
           <w:trHeight w:val="360" w:hRule="auto"/>
         </w:trPr>
-        body1
         <w:tc>
           <w:tcPr>
             <w:tcBorders>
               <w:bottom w:val="none" w:sz="0" w:space="0" w:color="000000"/>
-              <w:top w:val="single" w:sz="16" w:space="0" w:color="666666"/>
+              <w:top w:val="single" w:sz="12" w:space="0" w:color="666666"/>
               <w:left w:val="none" w:sz="0" w:space="0" w:color="000000"/>
               <w:right w:val="none" w:sz="0" w:space="0" w:color="000000"/>
             </w:tcBorders>
@@ -5350,7 +6247,6 @@
           </w:tcPr>
           <w:p>
             <w:pPr>
-              <w:pStyle w:val="Normal"/>
               <w:jc w:val="left"/>
               <w:pBdr>
                 <w:bottom w:val="none" w:sz="0" w:space="0" w:color="000000"/>
@@ -5359,7 +6255,17 @@
                 <w:right w:val="none" w:sz="0" w:space="0" w:color="000000"/>
               </w:pBdr>
               <w:spacing w:after="100" w:before="100" w:line="240"/>
-              <w:ind w:firstLine="0" w:left="100" w:right="100"/>
+              <w:ind w:left="100" w:right="100" w:firstLine="0" w:firstLineChars="0"/>
+              <w:rPr>
+                <w:rFonts w:ascii="Arial" w:hAnsi="Arial" w:eastAsia="Arial" w:cs="Arial"/>
+                <w:i w:val="false"/>
+                <w:b w:val="false"/>
+                <w:u w:val="none"/>
+                <w:strike w:val="false"/>
+                <w:sz w:val="22"/>
+                <w:szCs w:val="22"/>
+                <w:color w:val="000000"/>
+              </w:rPr>
             </w:pPr>
             <w:r>
               <w:rPr>
@@ -5367,6 +6273,7 @@
                 <w:i w:val="false"/>
                 <w:b w:val="false"/>
                 <w:u w:val="none"/>
+                <w:strike w:val="false"/>
                 <w:sz w:val="22"/>
                 <w:szCs w:val="22"/>
                 <w:color w:val="000000"/>
@@ -5379,7 +6286,7 @@
           <w:tcPr>
             <w:tcBorders>
               <w:bottom w:val="none" w:sz="0" w:space="0" w:color="000000"/>
-              <w:top w:val="single" w:sz="16" w:space="0" w:color="666666"/>
+              <w:top w:val="single" w:sz="12" w:space="0" w:color="666666"/>
               <w:left w:val="none" w:sz="0" w:space="0" w:color="000000"/>
               <w:right w:val="none" w:sz="0" w:space="0" w:color="000000"/>
             </w:tcBorders>
@@ -5394,7 +6301,6 @@
           </w:tcPr>
           <w:p>
             <w:pPr>
-              <w:pStyle w:val="Normal"/>
               <w:jc w:val="right"/>
               <w:pBdr>
                 <w:bottom w:val="none" w:sz="0" w:space="0" w:color="000000"/>
@@ -5403,7 +6309,17 @@
                 <w:right w:val="none" w:sz="0" w:space="0" w:color="000000"/>
               </w:pBdr>
               <w:spacing w:after="100" w:before="100" w:line="240"/>
-              <w:ind w:firstLine="0" w:left="100" w:right="100"/>
+              <w:ind w:left="100" w:right="100" w:firstLine="0" w:firstLineChars="0"/>
+              <w:rPr>
+                <w:rFonts w:ascii="Arial" w:hAnsi="Arial" w:eastAsia="Arial" w:cs="Arial"/>
+                <w:i w:val="false"/>
+                <w:b w:val="false"/>
+                <w:u w:val="none"/>
+                <w:strike w:val="false"/>
+                <w:sz w:val="22"/>
+                <w:szCs w:val="22"/>
+                <w:color w:val="000000"/>
+              </w:rPr>
             </w:pPr>
             <w:r>
               <w:rPr>
@@ -5411,6 +6327,7 @@
                 <w:i w:val="false"/>
                 <w:b w:val="false"/>
                 <w:u w:val="none"/>
+                <w:strike w:val="false"/>
                 <w:sz w:val="22"/>
                 <w:szCs w:val="22"/>
                 <w:color w:val="000000"/>
@@ -5424,7 +6341,6 @@
         <w:trPr>
           <w:trHeight w:val="360" w:hRule="auto"/>
         </w:trPr>
-        body2
         <w:tc>
           <w:tcPr>
             <w:tcBorders>
@@ -5444,7 +6360,6 @@
           </w:tcPr>
           <w:p>
             <w:pPr>
-              <w:pStyle w:val="Normal"/>
               <w:jc w:val="left"/>
               <w:pBdr>
                 <w:bottom w:val="none" w:sz="0" w:space="0" w:color="000000"/>
@@ -5453,7 +6368,17 @@
                 <w:right w:val="none" w:sz="0" w:space="0" w:color="000000"/>
               </w:pBdr>
               <w:spacing w:after="100" w:before="100" w:line="240"/>
-              <w:ind w:firstLine="0" w:left="100" w:right="100"/>
+              <w:ind w:left="100" w:right="100" w:firstLine="0" w:firstLineChars="0"/>
+              <w:rPr>
+                <w:rFonts w:ascii="Arial" w:hAnsi="Arial" w:eastAsia="Arial" w:cs="Arial"/>
+                <w:i w:val="false"/>
+                <w:b w:val="false"/>
+                <w:u w:val="none"/>
+                <w:strike w:val="false"/>
+                <w:sz w:val="22"/>
+                <w:szCs w:val="22"/>
+                <w:color w:val="000000"/>
+              </w:rPr>
             </w:pPr>
             <w:r>
               <w:rPr>
@@ -5461,6 +6386,7 @@
                 <w:i w:val="false"/>
                 <w:b w:val="false"/>
                 <w:u w:val="none"/>
+                <w:strike w:val="false"/>
                 <w:sz w:val="22"/>
                 <w:szCs w:val="22"/>
                 <w:color w:val="000000"/>
@@ -5488,7 +6414,6 @@
           </w:tcPr>
           <w:p>
             <w:pPr>
-              <w:pStyle w:val="Normal"/>
               <w:jc w:val="right"/>
               <w:pBdr>
                 <w:bottom w:val="none" w:sz="0" w:space="0" w:color="000000"/>
@@ -5497,7 +6422,17 @@
                 <w:right w:val="none" w:sz="0" w:space="0" w:color="000000"/>
               </w:pBdr>
               <w:spacing w:after="100" w:before="100" w:line="240"/>
-              <w:ind w:firstLine="0" w:left="100" w:right="100"/>
+              <w:ind w:left="100" w:right="100" w:firstLine="0" w:firstLineChars="0"/>
+              <w:rPr>
+                <w:rFonts w:ascii="Arial" w:hAnsi="Arial" w:eastAsia="Arial" w:cs="Arial"/>
+                <w:i w:val="false"/>
+                <w:b w:val="false"/>
+                <w:u w:val="none"/>
+                <w:strike w:val="false"/>
+                <w:sz w:val="22"/>
+                <w:szCs w:val="22"/>
+                <w:color w:val="000000"/>
+              </w:rPr>
             </w:pPr>
             <w:r>
               <w:rPr>
@@ -5505,6 +6440,7 @@
                 <w:i w:val="false"/>
                 <w:b w:val="false"/>
                 <w:u w:val="none"/>
+                <w:strike w:val="false"/>
                 <w:sz w:val="22"/>
                 <w:szCs w:val="22"/>
                 <w:color w:val="000000"/>
@@ -5518,7 +6454,6 @@
         <w:trPr>
           <w:trHeight w:val="360" w:hRule="auto"/>
         </w:trPr>
-        body3
         <w:tc>
           <w:tcPr>
             <w:tcBorders>
@@ -5538,7 +6473,6 @@
           </w:tcPr>
           <w:p>
             <w:pPr>
-              <w:pStyle w:val="Normal"/>
               <w:jc w:val="left"/>
               <w:pBdr>
                 <w:bottom w:val="none" w:sz="0" w:space="0" w:color="000000"/>
@@ -5547,7 +6481,17 @@
                 <w:right w:val="none" w:sz="0" w:space="0" w:color="000000"/>
               </w:pBdr>
               <w:spacing w:after="100" w:before="100" w:line="240"/>
-              <w:ind w:firstLine="0" w:left="100" w:right="100"/>
+              <w:ind w:left="100" w:right="100" w:firstLine="0" w:firstLineChars="0"/>
+              <w:rPr>
+                <w:rFonts w:ascii="Arial" w:hAnsi="Arial" w:eastAsia="Arial" w:cs="Arial"/>
+                <w:i w:val="false"/>
+                <w:b w:val="false"/>
+                <w:u w:val="none"/>
+                <w:strike w:val="false"/>
+                <w:sz w:val="22"/>
+                <w:szCs w:val="22"/>
+                <w:color w:val="000000"/>
+              </w:rPr>
             </w:pPr>
             <w:r>
               <w:rPr>
@@ -5555,6 +6499,7 @@
                 <w:i w:val="false"/>
                 <w:b w:val="false"/>
                 <w:u w:val="none"/>
+                <w:strike w:val="false"/>
                 <w:sz w:val="22"/>
                 <w:szCs w:val="22"/>
                 <w:color w:val="000000"/>
@@ -5582,7 +6527,6 @@
           </w:tcPr>
           <w:p>
             <w:pPr>
-              <w:pStyle w:val="Normal"/>
               <w:jc w:val="right"/>
               <w:pBdr>
                 <w:bottom w:val="none" w:sz="0" w:space="0" w:color="000000"/>
@@ -5591,7 +6535,17 @@
                 <w:right w:val="none" w:sz="0" w:space="0" w:color="000000"/>
               </w:pBdr>
               <w:spacing w:after="100" w:before="100" w:line="240"/>
-              <w:ind w:firstLine="0" w:left="100" w:right="100"/>
+              <w:ind w:left="100" w:right="100" w:firstLine="0" w:firstLineChars="0"/>
+              <w:rPr>
+                <w:rFonts w:ascii="Arial" w:hAnsi="Arial" w:eastAsia="Arial" w:cs="Arial"/>
+                <w:i w:val="false"/>
+                <w:b w:val="false"/>
+                <w:u w:val="none"/>
+                <w:strike w:val="false"/>
+                <w:sz w:val="22"/>
+                <w:szCs w:val="22"/>
+                <w:color w:val="000000"/>
+              </w:rPr>
             </w:pPr>
             <w:r>
               <w:rPr>
@@ -5599,6 +6553,7 @@
                 <w:i w:val="false"/>
                 <w:b w:val="false"/>
                 <w:u w:val="none"/>
+                <w:strike w:val="false"/>
                 <w:sz w:val="22"/>
                 <w:szCs w:val="22"/>
                 <w:color w:val="000000"/>
@@ -5612,7 +6567,6 @@
         <w:trPr>
           <w:trHeight w:val="360" w:hRule="auto"/>
         </w:trPr>
-        body4
         <w:tc>
           <w:tcPr>
             <w:tcBorders>
@@ -5632,7 +6586,6 @@
           </w:tcPr>
           <w:p>
             <w:pPr>
-              <w:pStyle w:val="Normal"/>
               <w:jc w:val="left"/>
               <w:pBdr>
                 <w:bottom w:val="none" w:sz="0" w:space="0" w:color="000000"/>
@@ -5641,7 +6594,17 @@
                 <w:right w:val="none" w:sz="0" w:space="0" w:color="000000"/>
               </w:pBdr>
               <w:spacing w:after="100" w:before="100" w:line="240"/>
-              <w:ind w:firstLine="0" w:left="100" w:right="100"/>
+              <w:ind w:left="100" w:right="100" w:firstLine="0" w:firstLineChars="0"/>
+              <w:rPr>
+                <w:rFonts w:ascii="Arial" w:hAnsi="Arial" w:eastAsia="Arial" w:cs="Arial"/>
+                <w:i w:val="false"/>
+                <w:b w:val="false"/>
+                <w:u w:val="none"/>
+                <w:strike w:val="false"/>
+                <w:sz w:val="22"/>
+                <w:szCs w:val="22"/>
+                <w:color w:val="000000"/>
+              </w:rPr>
             </w:pPr>
             <w:r>
               <w:rPr>
@@ -5649,6 +6612,7 @@
                 <w:i w:val="false"/>
                 <w:b w:val="false"/>
                 <w:u w:val="none"/>
+                <w:strike w:val="false"/>
                 <w:sz w:val="22"/>
                 <w:szCs w:val="22"/>
                 <w:color w:val="000000"/>
@@ -5676,7 +6640,6 @@
           </w:tcPr>
           <w:p>
             <w:pPr>
-              <w:pStyle w:val="Normal"/>
               <w:jc w:val="right"/>
               <w:pBdr>
                 <w:bottom w:val="none" w:sz="0" w:space="0" w:color="000000"/>
@@ -5685,7 +6648,17 @@
                 <w:right w:val="none" w:sz="0" w:space="0" w:color="000000"/>
               </w:pBdr>
               <w:spacing w:after="100" w:before="100" w:line="240"/>
-              <w:ind w:firstLine="0" w:left="100" w:right="100"/>
+              <w:ind w:left="100" w:right="100" w:firstLine="0" w:firstLineChars="0"/>
+              <w:rPr>
+                <w:rFonts w:ascii="Arial" w:hAnsi="Arial" w:eastAsia="Arial" w:cs="Arial"/>
+                <w:i w:val="false"/>
+                <w:b w:val="false"/>
+                <w:u w:val="none"/>
+                <w:strike w:val="false"/>
+                <w:sz w:val="22"/>
+                <w:szCs w:val="22"/>
+                <w:color w:val="000000"/>
+              </w:rPr>
             </w:pPr>
             <w:r>
               <w:rPr>
@@ -5693,6 +6666,7 @@
                 <w:i w:val="false"/>
                 <w:b w:val="false"/>
                 <w:u w:val="none"/>
+                <w:strike w:val="false"/>
                 <w:sz w:val="22"/>
                 <w:szCs w:val="22"/>
                 <w:color w:val="000000"/>
@@ -5706,7 +6680,6 @@
         <w:trPr>
           <w:trHeight w:val="360" w:hRule="auto"/>
         </w:trPr>
-        body5
         <w:tc>
           <w:tcPr>
             <w:tcBorders>
@@ -5726,7 +6699,6 @@
           </w:tcPr>
           <w:p>
             <w:pPr>
-              <w:pStyle w:val="Normal"/>
               <w:jc w:val="left"/>
               <w:pBdr>
                 <w:bottom w:val="none" w:sz="0" w:space="0" w:color="000000"/>
@@ -5735,7 +6707,17 @@
                 <w:right w:val="none" w:sz="0" w:space="0" w:color="000000"/>
               </w:pBdr>
               <w:spacing w:after="100" w:before="100" w:line="240"/>
-              <w:ind w:firstLine="0" w:left="100" w:right="100"/>
+              <w:ind w:left="100" w:right="100" w:firstLine="0" w:firstLineChars="0"/>
+              <w:rPr>
+                <w:rFonts w:ascii="Arial" w:hAnsi="Arial" w:eastAsia="Arial" w:cs="Arial"/>
+                <w:i w:val="false"/>
+                <w:b w:val="false"/>
+                <w:u w:val="none"/>
+                <w:strike w:val="false"/>
+                <w:sz w:val="22"/>
+                <w:szCs w:val="22"/>
+                <w:color w:val="000000"/>
+              </w:rPr>
             </w:pPr>
             <w:r>
               <w:rPr>
@@ -5743,6 +6725,7 @@
                 <w:i w:val="false"/>
                 <w:b w:val="false"/>
                 <w:u w:val="none"/>
+                <w:strike w:val="false"/>
                 <w:sz w:val="22"/>
                 <w:szCs w:val="22"/>
                 <w:color w:val="000000"/>
@@ -5770,7 +6753,6 @@
           </w:tcPr>
           <w:p>
             <w:pPr>
-              <w:pStyle w:val="Normal"/>
               <w:jc w:val="right"/>
               <w:pBdr>
                 <w:bottom w:val="none" w:sz="0" w:space="0" w:color="000000"/>
@@ -5779,7 +6761,17 @@
                 <w:right w:val="none" w:sz="0" w:space="0" w:color="000000"/>
               </w:pBdr>
               <w:spacing w:after="100" w:before="100" w:line="240"/>
-              <w:ind w:firstLine="0" w:left="100" w:right="100"/>
+              <w:ind w:left="100" w:right="100" w:firstLine="0" w:firstLineChars="0"/>
+              <w:rPr>
+                <w:rFonts w:ascii="Arial" w:hAnsi="Arial" w:eastAsia="Arial" w:cs="Arial"/>
+                <w:i w:val="false"/>
+                <w:b w:val="false"/>
+                <w:u w:val="none"/>
+                <w:strike w:val="false"/>
+                <w:sz w:val="22"/>
+                <w:szCs w:val="22"/>
+                <w:color w:val="000000"/>
+              </w:rPr>
             </w:pPr>
             <w:r>
               <w:rPr>
@@ -5787,6 +6779,7 @@
                 <w:i w:val="false"/>
                 <w:b w:val="false"/>
                 <w:u w:val="none"/>
+                <w:strike w:val="false"/>
                 <w:sz w:val="22"/>
                 <w:szCs w:val="22"/>
                 <w:color w:val="000000"/>
@@ -5800,11 +6793,10 @@
         <w:trPr>
           <w:trHeight w:val="360" w:hRule="auto"/>
         </w:trPr>
-        body6
         <w:tc>
           <w:tcPr>
             <w:tcBorders>
-              <w:bottom w:val="single" w:sz="16" w:space="0" w:color="666666"/>
+              <w:bottom w:val="single" w:sz="12" w:space="0" w:color="666666"/>
               <w:top w:val="none" w:sz="0" w:space="0" w:color="000000"/>
               <w:left w:val="none" w:sz="0" w:space="0" w:color="000000"/>
               <w:right w:val="none" w:sz="0" w:space="0" w:color="000000"/>
@@ -5820,7 +6812,6 @@
           </w:tcPr>
           <w:p>
             <w:pPr>
-              <w:pStyle w:val="Normal"/>
               <w:jc w:val="left"/>
               <w:pBdr>
                 <w:bottom w:val="none" w:sz="0" w:space="0" w:color="000000"/>
@@ -5829,7 +6820,17 @@
                 <w:right w:val="none" w:sz="0" w:space="0" w:color="000000"/>
               </w:pBdr>
               <w:spacing w:after="100" w:before="100" w:line="240"/>
-              <w:ind w:firstLine="0" w:left="100" w:right="100"/>
+              <w:ind w:left="100" w:right="100" w:firstLine="0" w:firstLineChars="0"/>
+              <w:rPr>
+                <w:rFonts w:ascii="Arial" w:hAnsi="Arial" w:eastAsia="Arial" w:cs="Arial"/>
+                <w:i w:val="false"/>
+                <w:b w:val="false"/>
+                <w:u w:val="none"/>
+                <w:strike w:val="false"/>
+                <w:sz w:val="22"/>
+                <w:szCs w:val="22"/>
+                <w:color w:val="000000"/>
+              </w:rPr>
             </w:pPr>
             <w:r>
               <w:rPr>
@@ -5837,6 +6838,7 @@
                 <w:i w:val="false"/>
                 <w:b w:val="false"/>
                 <w:u w:val="none"/>
+                <w:strike w:val="false"/>
                 <w:sz w:val="22"/>
                 <w:szCs w:val="22"/>
                 <w:color w:val="000000"/>
@@ -5848,7 +6850,7 @@
         <w:tc>
           <w:tcPr>
             <w:tcBorders>
-              <w:bottom w:val="single" w:sz="16" w:space="0" w:color="666666"/>
+              <w:bottom w:val="single" w:sz="12" w:space="0" w:color="666666"/>
               <w:top w:val="none" w:sz="0" w:space="0" w:color="000000"/>
               <w:left w:val="none" w:sz="0" w:space="0" w:color="000000"/>
               <w:right w:val="none" w:sz="0" w:space="0" w:color="000000"/>
@@ -5864,7 +6866,6 @@
           </w:tcPr>
           <w:p>
             <w:pPr>
-              <w:pStyle w:val="Normal"/>
               <w:jc w:val="right"/>
               <w:pBdr>
                 <w:bottom w:val="none" w:sz="0" w:space="0" w:color="000000"/>
@@ -5873,7 +6874,17 @@
                 <w:right w:val="none" w:sz="0" w:space="0" w:color="000000"/>
               </w:pBdr>
               <w:spacing w:after="100" w:before="100" w:line="240"/>
-              <w:ind w:firstLine="0" w:left="100" w:right="100"/>
+              <w:ind w:left="100" w:right="100" w:firstLine="0" w:firstLineChars="0"/>
+              <w:rPr>
+                <w:rFonts w:ascii="Arial" w:hAnsi="Arial" w:eastAsia="Arial" w:cs="Arial"/>
+                <w:i w:val="false"/>
+                <w:b w:val="false"/>
+                <w:u w:val="none"/>
+                <w:strike w:val="false"/>
+                <w:sz w:val="22"/>
+                <w:szCs w:val="22"/>
+                <w:color w:val="000000"/>
+              </w:rPr>
             </w:pPr>
             <w:r>
               <w:rPr>
@@ -5881,6 +6892,7 @@
                 <w:i w:val="false"/>
                 <w:b w:val="false"/>
                 <w:u w:val="none"/>
+                <w:strike w:val="false"/>
                 <w:sz w:val="22"/>
                 <w:szCs w:val="22"/>
                 <w:color w:val="000000"/>
@@ -5985,7 +6997,7 @@
         <w:rPr>
           <w:rStyle w:val="VerbatimChar"/>
         </w:rPr>
-        <w:t xml:space="preserve">##  Groups   Name        Std.Dev. Corr </w:t>
+        <w:t xml:space="preserve">##  Groups   Name        Std.Dev. Corr  </w:t>
       </w:r>
       <w:r>
         <w:br/>
@@ -5994,7 +7006,7 @@
         <w:rPr>
           <w:rStyle w:val="VerbatimChar"/>
         </w:rPr>
-        <w:t xml:space="preserve">##  Location (Intercept) 2.56785       </w:t>
+        <w:t xml:space="preserve">##  Location (Intercept) 2.56785        </w:t>
       </w:r>
       <w:r>
         <w:br/>
@@ -6003,7 +7015,7 @@
         <w:rPr>
           <w:rStyle w:val="VerbatimChar"/>
         </w:rPr>
-        <w:t xml:space="preserve">##           Lden        0.03583  -0.98</w:t>
+        <w:t xml:space="preserve">##           Lden        0.03583  -0.98 </w:t>
       </w:r>
       <w:r>
         <w:br/>
@@ -6012,7 +7024,7 @@
         <w:rPr>
           <w:rStyle w:val="VerbatimChar"/>
         </w:rPr>
-        <w:t xml:space="preserve">##  Residual             2.25349       </w:t>
+        <w:t xml:space="preserve">##  Residual             2.25349        </w:t>
       </w:r>
       <w:r>
         <w:br/>
@@ -6122,7 +7134,7 @@
         <w:rPr>
           <w:rStyle w:val="VerbatimChar"/>
         </w:rPr>
-        <w:t xml:space="preserve">##  Groups   Name        Std.Dev. Corr </w:t>
+        <w:t xml:space="preserve">##  Groups   Name        Std.Dev. Corr  </w:t>
       </w:r>
       <w:r>
         <w:br/>
@@ -6131,7 +7143,7 @@
         <w:rPr>
           <w:rStyle w:val="VerbatimChar"/>
         </w:rPr>
-        <w:t xml:space="preserve">##  Region   (Intercept) 2.2304        </w:t>
+        <w:t xml:space="preserve">##  Region   (Intercept) 2.2304         </w:t>
       </w:r>
       <w:r>
         <w:br/>
@@ -6140,7 +7152,7 @@
         <w:rPr>
           <w:rStyle w:val="VerbatimChar"/>
         </w:rPr>
-        <w:t xml:space="preserve">##           Lden        0.0314   -1.00</w:t>
+        <w:t xml:space="preserve">##           Lden        0.0314   -1.00 </w:t>
       </w:r>
       <w:r>
         <w:br/>
@@ -6149,7 +7161,7 @@
         <w:rPr>
           <w:rStyle w:val="VerbatimChar"/>
         </w:rPr>
-        <w:t xml:space="preserve">##  Residual             7.6030        </w:t>
+        <w:t xml:space="preserve">##  Residual             7.6030         </w:t>
       </w:r>
       <w:r>
         <w:br/>
@@ -6197,8 +7209,8 @@
         <w:t xml:space="preserve">## optimizer (nloptwrap) convergence code: 0 (OK) ; 0 optimizer warnings; 1 lme4 warnings</w:t>
       </w:r>
     </w:p>
-    <w:bookmarkEnd w:id="23"/>
-    <w:bookmarkStart w:id="24" w:name="resultsdiscussion"/>
+    <w:bookmarkEnd w:id="29"/>
+    <w:bookmarkStart w:id="30" w:name="resultsdiscussion"/>
     <w:p>
       <w:pPr>
         <w:pStyle w:val="berschrift1"/>
@@ -6259,7 +7271,7 @@
                     </pic:cNvPicPr>
                   </pic:nvPicPr>
                   <pic:blipFill>
-                    <a:blip cstate="print" r:embed="rId38"/>
+                    <a:blip r:embed="rId44"/>
                     <a:stretch>
                       <a:fillRect/>
                     </a:stretch>
@@ -6267,7 +7279,7 @@
                   <pic:spPr bwMode="auto">
                     <a:xfrm>
                       <a:off x="0" y="0"/>
-                      <a:ext cx="85090" cy="50800"/>
+                      <a:ext cx="6126480" cy="3657600"/>
                     </a:xfrm>
                     <a:prstGeom prst="rect">
                       <a:avLst/>
@@ -6289,14 +7301,16 @@
         <w:rPr>
           <w:rFonts/>
           <w:b w:val="true"/>
+          <w:strike w:val="false"/>
         </w:rPr>
         <w:t xml:space="preserve">Figure </w:t>
       </w:r>
-      <w:bookmarkStart w:id="6362df13-54f0-4d7d-b99d-57f0128a754f" w:name="GuskiFromData"/>
+      <w:bookmarkStart w:id="2fd0584d-b7b7-477d-b38e-a93103feedd4" w:name="GuskiFromData"/>
       <w:r xmlns:w14="http://schemas.microsoft.com/office/word/2010/wordml">
         <w:rPr>
           <w:rFonts/>
           <w:b w:val="true"/>
+          <w:strike w:val="false"/>
         </w:rPr>
         <w:fldChar w:fldCharType="begin" w:dirty="true"/>
       </w:r>
@@ -6304,6 +7318,7 @@
         <w:rPr>
           <w:rFonts/>
           <w:b w:val="true"/>
+          <w:strike w:val="false"/>
         </w:rPr>
         <w:instrText xml:space="preserve" w:dirty="true">SEQ fig \* Arabic</w:instrText>
       </w:r>
@@ -6311,14 +7326,16 @@
         <w:rPr>
           <w:rFonts/>
           <w:b w:val="true"/>
+          <w:strike w:val="false"/>
         </w:rPr>
         <w:fldChar w:fldCharType="end" w:dirty="true"/>
       </w:r>
-      <w:bookmarkEnd w:id="6362df13-54f0-4d7d-b99d-57f0128a754f"/>
+      <w:bookmarkEnd w:id="2fd0584d-b7b7-477d-b38e-a93103feedd4"/>
       <w:r>
         <w:rPr>
           <w:rFonts/>
           <w:b w:val="true"/>
+          <w:strike w:val="false"/>
         </w:rPr>
         <w:t xml:space="preserve">: </w:t>
       </w:r>
@@ -6358,7 +7375,7 @@
                     </pic:cNvPicPr>
                   </pic:nvPicPr>
                   <pic:blipFill>
-                    <a:blip cstate="print" r:embed="rId39"/>
+                    <a:blip r:embed="rId45"/>
                     <a:stretch>
                       <a:fillRect/>
                     </a:stretch>
@@ -6366,7 +7383,7 @@
                   <pic:spPr bwMode="auto">
                     <a:xfrm>
                       <a:off x="0" y="0"/>
-                      <a:ext cx="85090" cy="50800"/>
+                      <a:ext cx="6126480" cy="3657600"/>
                     </a:xfrm>
                     <a:prstGeom prst="rect">
                       <a:avLst/>
@@ -6388,14 +7405,16 @@
         <w:rPr>
           <w:rFonts/>
           <w:b w:val="true"/>
+          <w:strike w:val="false"/>
         </w:rPr>
         <w:t xml:space="preserve">Figure </w:t>
       </w:r>
-      <w:bookmarkStart w:id="689774dc-2cab-4a50-977c-e5b3eb9428d4" w:name="GuskiFromDataLog"/>
+      <w:bookmarkStart w:id="e8de36d4-4682-403f-932b-599fc8a26224" w:name="GuskiFromDataLog"/>
       <w:r xmlns:w14="http://schemas.microsoft.com/office/word/2010/wordml">
         <w:rPr>
           <w:rFonts/>
           <w:b w:val="true"/>
+          <w:strike w:val="false"/>
         </w:rPr>
         <w:fldChar w:fldCharType="begin" w:dirty="true"/>
       </w:r>
@@ -6403,6 +7422,7 @@
         <w:rPr>
           <w:rFonts/>
           <w:b w:val="true"/>
+          <w:strike w:val="false"/>
         </w:rPr>
         <w:instrText xml:space="preserve" w:dirty="true">SEQ fig \* Arabic</w:instrText>
       </w:r>
@@ -6410,14 +7430,16 @@
         <w:rPr>
           <w:rFonts/>
           <w:b w:val="true"/>
+          <w:strike w:val="false"/>
         </w:rPr>
         <w:fldChar w:fldCharType="end" w:dirty="true"/>
       </w:r>
-      <w:bookmarkEnd w:id="689774dc-2cab-4a50-977c-e5b3eb9428d4"/>
+      <w:bookmarkEnd w:id="e8de36d4-4682-403f-932b-599fc8a26224"/>
       <w:r>
         <w:rPr>
           <w:rFonts/>
           <w:b w:val="true"/>
+          <w:strike w:val="false"/>
         </w:rPr>
         <w:t xml:space="preserve">: </w:t>
       </w:r>
@@ -6494,7 +7516,7 @@
                     </pic:cNvPicPr>
                   </pic:nvPicPr>
                   <pic:blipFill>
-                    <a:blip cstate="print" r:embed="rId40"/>
+                    <a:blip r:embed="rId46"/>
                     <a:stretch>
                       <a:fillRect/>
                     </a:stretch>
@@ -6502,7 +7524,7 @@
                   <pic:spPr bwMode="auto">
                     <a:xfrm>
                       <a:off x="0" y="0"/>
-                      <a:ext cx="85090" cy="109982"/>
+                      <a:ext cx="6126480" cy="7918704"/>
                     </a:xfrm>
                     <a:prstGeom prst="rect">
                       <a:avLst/>
@@ -6524,14 +7546,16 @@
         <w:rPr>
           <w:rFonts/>
           <w:b w:val="true"/>
+          <w:strike w:val="false"/>
         </w:rPr>
         <w:t xml:space="preserve">Figure </w:t>
       </w:r>
-      <w:bookmarkStart w:id="ab186911-a0c6-4e3f-821d-eaa5b1a0ce7c" w:name="logisticFitLog"/>
+      <w:bookmarkStart w:id="1e5170e8-7cc7-494f-9360-4f4cea39bcac" w:name="logisticFitLog"/>
       <w:r xmlns:w14="http://schemas.microsoft.com/office/word/2010/wordml">
         <w:rPr>
           <w:rFonts/>
           <w:b w:val="true"/>
+          <w:strike w:val="false"/>
         </w:rPr>
         <w:fldChar w:fldCharType="begin" w:dirty="true"/>
       </w:r>
@@ -6539,6 +7563,7 @@
         <w:rPr>
           <w:rFonts/>
           <w:b w:val="true"/>
+          <w:strike w:val="false"/>
         </w:rPr>
         <w:instrText xml:space="preserve" w:dirty="true">SEQ fig \* Arabic</w:instrText>
       </w:r>
@@ -6546,14 +7571,16 @@
         <w:rPr>
           <w:rFonts/>
           <w:b w:val="true"/>
+          <w:strike w:val="false"/>
         </w:rPr>
         <w:fldChar w:fldCharType="end" w:dirty="true"/>
       </w:r>
-      <w:bookmarkEnd w:id="ab186911-a0c6-4e3f-821d-eaa5b1a0ce7c"/>
+      <w:bookmarkEnd w:id="1e5170e8-7cc7-494f-9360-4f4cea39bcac"/>
       <w:r>
         <w:rPr>
           <w:rFonts/>
           <w:b w:val="true"/>
+          <w:strike w:val="false"/>
         </w:rPr>
         <w:t xml:space="preserve">: </w:t>
       </w:r>
@@ -6585,7 +7612,7 @@
                     </pic:cNvPicPr>
                   </pic:nvPicPr>
                   <pic:blipFill>
-                    <a:blip cstate="print" r:embed="rId41"/>
+                    <a:blip r:embed="rId47"/>
                     <a:stretch>
                       <a:fillRect/>
                     </a:stretch>
@@ -6593,7 +7620,7 @@
                   <pic:spPr bwMode="auto">
                     <a:xfrm>
                       <a:off x="0" y="0"/>
-                      <a:ext cx="85090" cy="109982"/>
+                      <a:ext cx="6126480" cy="7918704"/>
                     </a:xfrm>
                     <a:prstGeom prst="rect">
                       <a:avLst/>
@@ -6615,14 +7642,16 @@
         <w:rPr>
           <w:rFonts/>
           <w:b w:val="true"/>
+          <w:strike w:val="false"/>
         </w:rPr>
         <w:t xml:space="preserve">Figure </w:t>
       </w:r>
-      <w:bookmarkStart w:id="5b64cd08-70e0-4aa3-8668-e63adc9c83e4" w:name="logisticFitLin"/>
+      <w:bookmarkStart w:id="4899714d-3d5c-41dd-b321-ed6eb3deb55e" w:name="logisticFitLin"/>
       <w:r xmlns:w14="http://schemas.microsoft.com/office/word/2010/wordml">
         <w:rPr>
           <w:rFonts/>
           <w:b w:val="true"/>
+          <w:strike w:val="false"/>
         </w:rPr>
         <w:fldChar w:fldCharType="begin" w:dirty="true"/>
       </w:r>
@@ -6630,6 +7659,7 @@
         <w:rPr>
           <w:rFonts/>
           <w:b w:val="true"/>
+          <w:strike w:val="false"/>
         </w:rPr>
         <w:instrText xml:space="preserve" w:dirty="true">SEQ fig \* Arabic</w:instrText>
       </w:r>
@@ -6637,14 +7667,16 @@
         <w:rPr>
           <w:rFonts/>
           <w:b w:val="true"/>
+          <w:strike w:val="false"/>
         </w:rPr>
         <w:fldChar w:fldCharType="end" w:dirty="true"/>
       </w:r>
-      <w:bookmarkEnd w:id="5b64cd08-70e0-4aa3-8668-e63adc9c83e4"/>
+      <w:bookmarkEnd w:id="4899714d-3d5c-41dd-b321-ed6eb3deb55e"/>
       <w:r>
         <w:rPr>
           <w:rFonts/>
           <w:b w:val="true"/>
+          <w:strike w:val="false"/>
         </w:rPr>
         <w:t xml:space="preserve">: </w:t>
       </w:r>
@@ -6676,7 +7708,7 @@
                     </pic:cNvPicPr>
                   </pic:nvPicPr>
                   <pic:blipFill>
-                    <a:blip cstate="print" r:embed="rId42"/>
+                    <a:blip r:embed="rId48"/>
                     <a:stretch>
                       <a:fillRect/>
                     </a:stretch>
@@ -6684,7 +7716,7 @@
                   <pic:spPr bwMode="auto">
                     <a:xfrm>
                       <a:off x="0" y="0"/>
-                      <a:ext cx="85090" cy="109982"/>
+                      <a:ext cx="6126480" cy="7918704"/>
                     </a:xfrm>
                     <a:prstGeom prst="rect">
                       <a:avLst/>
@@ -6706,14 +7738,16 @@
         <w:rPr>
           <w:rFonts/>
           <w:b w:val="true"/>
+          <w:strike w:val="false"/>
         </w:rPr>
         <w:t xml:space="preserve">Figure </w:t>
       </w:r>
-      <w:bookmarkStart w:id="20b5a9d2-0c0f-4133-a287-9380e240ab90" w:name="logisticFitLogFacet"/>
+      <w:bookmarkStart w:id="e6a3cc4d-e76f-4ffd-a8cc-b10bb7bfa50f" w:name="logisticFitLogFacet"/>
       <w:r xmlns:w14="http://schemas.microsoft.com/office/word/2010/wordml">
         <w:rPr>
           <w:rFonts/>
           <w:b w:val="true"/>
+          <w:strike w:val="false"/>
         </w:rPr>
         <w:fldChar w:fldCharType="begin" w:dirty="true"/>
       </w:r>
@@ -6721,6 +7755,7 @@
         <w:rPr>
           <w:rFonts/>
           <w:b w:val="true"/>
+          <w:strike w:val="false"/>
         </w:rPr>
         <w:instrText xml:space="preserve" w:dirty="true">SEQ fig \* Arabic</w:instrText>
       </w:r>
@@ -6728,14 +7763,16 @@
         <w:rPr>
           <w:rFonts/>
           <w:b w:val="true"/>
+          <w:strike w:val="false"/>
         </w:rPr>
         <w:fldChar w:fldCharType="end" w:dirty="true"/>
       </w:r>
-      <w:bookmarkEnd w:id="20b5a9d2-0c0f-4133-a287-9380e240ab90"/>
+      <w:bookmarkEnd w:id="e6a3cc4d-e76f-4ffd-a8cc-b10bb7bfa50f"/>
       <w:r>
         <w:rPr>
           <w:rFonts/>
           <w:b w:val="true"/>
+          <w:strike w:val="false"/>
         </w:rPr>
         <w:t xml:space="preserve">: </w:t>
       </w:r>
@@ -6763,8 +7800,8 @@
         <w:t xml:space="preserve">, now each study in its own Graph.</w:t>
       </w:r>
     </w:p>
-    <w:bookmarkEnd w:id="24"/>
-    <w:bookmarkStart w:id="39" w:name="bibliography"/>
+    <w:bookmarkEnd w:id="30"/>
+    <w:bookmarkStart w:id="45" w:name="bibliography"/>
     <w:p>
       <w:pPr>
         <w:pStyle w:val="berschrift1"/>
@@ -6773,8 +7810,8 @@
         <w:t xml:space="preserve">Bibliography</w:t>
       </w:r>
     </w:p>
-    <w:bookmarkStart w:id="38" w:name="refs"/>
-    <w:bookmarkStart w:id="26" w:name="ref-lme4"/>
+    <w:bookmarkStart w:id="44" w:name="refs"/>
+    <w:bookmarkStart w:id="32" w:name="ref-lme4"/>
     <w:p>
       <w:pPr>
         <w:pStyle w:val="Literaturverzeichnis"/>
@@ -6786,27 +7823,33 @@
         <w:t xml:space="preserve"> </w:t>
       </w:r>
       <w:r>
-        <w:t xml:space="preserve">“Fitting Linear Mixed-Effects Models Using</w:t>
-      </w:r>
-      <w:r>
+        <w:rPr>
+          <w:i/>
+          <w:iCs/>
+        </w:rPr>
+        <w:t xml:space="preserve">Fitting Linear Mixed-Effects Models Using</w:t>
+      </w:r>
+      <w:r>
+        <w:rPr>
+          <w:i/>
+          <w:iCs/>
+        </w:rPr>
         <w:t xml:space="preserve"> </w:t>
       </w:r>
       <w:r>
+        <w:rPr>
+          <w:i/>
+          <w:iCs/>
+        </w:rPr>
         <w:t xml:space="preserve">Lme4</w:t>
       </w:r>
       <w:r>
-        <w:t xml:space="preserve">”</w:t>
+        <w:t xml:space="preserve">. 67.</w:t>
       </w:r>
       <w:r>
         <w:t xml:space="preserve"> </w:t>
       </w:r>
-      <w:r>
-        <w:t xml:space="preserve">67.</w:t>
-      </w:r>
-      <w:r>
-        <w:t xml:space="preserve"> </w:t>
-      </w:r>
-      <w:hyperlink r:id="rId25">
+      <w:hyperlink r:id="rId31">
         <w:r>
           <w:rPr>
             <w:rStyle w:val="Hyperlink"/>
@@ -6818,8 +7861,8 @@
         <w:t xml:space="preserve">.</w:t>
       </w:r>
     </w:p>
-    <w:bookmarkEnd w:id="26"/>
-    <w:bookmarkStart w:id="27" w:name="ref-Fenech"/>
+    <w:bookmarkEnd w:id="32"/>
+    <w:bookmarkStart w:id="33" w:name="ref-Fenech"/>
     <w:p>
       <w:pPr>
         <w:pStyle w:val="Literaturverzeichnis"/>
@@ -6844,8 +7887,8 @@
       </w:r>
       <w:r>
         <w:rPr>
+          <w:i/>
           <w:iCs/>
-          <w:i/>
         </w:rPr>
         <w:t xml:space="preserve">Internoise Proceedings 2022</w:t>
       </w:r>
@@ -6853,8 +7896,8 @@
         <w:t xml:space="preserve">.</w:t>
       </w:r>
     </w:p>
-    <w:bookmarkEnd w:id="27"/>
-    <w:bookmarkStart w:id="29" w:name="ref-Guski2017"/>
+    <w:bookmarkEnd w:id="33"/>
+    <w:bookmarkStart w:id="35" w:name="ref-Guski2017"/>
     <w:p>
       <w:pPr>
         <w:pStyle w:val="Literaturverzeichnis"/>
@@ -6873,8 +7916,8 @@
       </w:r>
       <w:r>
         <w:rPr>
+          <w:i/>
           <w:iCs/>
-          <w:i/>
         </w:rPr>
         <w:t xml:space="preserve">International Journal of Environmental Research and Public Health</w:t>
       </w:r>
@@ -6887,7 +7930,7 @@
       <w:r>
         <w:t xml:space="preserve"> </w:t>
       </w:r>
-      <w:hyperlink r:id="rId28">
+      <w:hyperlink r:id="rId34">
         <w:r>
           <w:rPr>
             <w:rStyle w:val="Hyperlink"/>
@@ -6899,8 +7942,8 @@
         <w:t xml:space="preserve">.</w:t>
       </w:r>
     </w:p>
-    <w:bookmarkEnd w:id="29"/>
-    <w:bookmarkStart w:id="31" w:name="ref-harrer2021doing"/>
+    <w:bookmarkEnd w:id="35"/>
+    <w:bookmarkStart w:id="37" w:name="ref-harrer2021doing"/>
     <w:p>
       <w:pPr>
         <w:pStyle w:val="Literaturverzeichnis"/>
@@ -6913,39 +7956,39 @@
       </w:r>
       <w:r>
         <w:rPr>
+          <w:i/>
           <w:iCs/>
-          <w:i/>
         </w:rPr>
         <w:t xml:space="preserve">Doing Meta-Analysis with</w:t>
       </w:r>
       <w:r>
         <w:rPr>
+          <w:i/>
           <w:iCs/>
-          <w:i/>
         </w:rPr>
         <w:t xml:space="preserve"> </w:t>
       </w:r>
       <w:r>
         <w:rPr>
+          <w:i/>
           <w:iCs/>
-          <w:i/>
         </w:rPr>
         <w:t xml:space="preserve">R</w:t>
       </w:r>
       <w:r>
         <w:rPr>
+          <w:i/>
           <w:iCs/>
-          <w:i/>
         </w:rPr>
         <w:t xml:space="preserve">: A Hands-on Guide</w:t>
       </w:r>
       <w:r>
-        <w:t xml:space="preserve">. 1st ed. Boca Raton, FL; London: Chapman &amp; Hall/CRC Press.</w:t>
+        <w:t xml:space="preserve">. 1st ed. Chapman &amp; Hall/CRC Press.</w:t>
       </w:r>
       <w:r>
         <w:t xml:space="preserve"> </w:t>
       </w:r>
-      <w:hyperlink r:id="rId30">
+      <w:hyperlink r:id="rId36">
         <w:r>
           <w:rPr>
             <w:rStyle w:val="Hyperlink"/>
@@ -6957,8 +8000,8 @@
         <w:t xml:space="preserve">.</w:t>
       </w:r>
     </w:p>
-    <w:bookmarkEnd w:id="31"/>
-    <w:bookmarkStart w:id="33" w:name="ref-Hegewald2021"/>
+    <w:bookmarkEnd w:id="37"/>
+    <w:bookmarkStart w:id="39" w:name="ref-Hegewald2021"/>
     <w:p>
       <w:pPr>
         <w:pStyle w:val="Literaturverzeichnis"/>
@@ -6977,8 +8020,8 @@
       </w:r>
       <w:r>
         <w:rPr>
+          <w:i/>
           <w:iCs/>
-          <w:i/>
         </w:rPr>
         <w:t xml:space="preserve">International Journal of Environmental Research and Public Health</w:t>
       </w:r>
@@ -6991,7 +8034,7 @@
       <w:r>
         <w:t xml:space="preserve"> </w:t>
       </w:r>
-      <w:hyperlink r:id="rId32">
+      <w:hyperlink r:id="rId38">
         <w:r>
           <w:rPr>
             <w:rStyle w:val="Hyperlink"/>
@@ -7003,8 +8046,8 @@
         <w:t xml:space="preserve">.</w:t>
       </w:r>
     </w:p>
-    <w:bookmarkEnd w:id="33"/>
-    <w:bookmarkStart w:id="35" w:name="ref-Tobollik2019"/>
+    <w:bookmarkEnd w:id="39"/>
+    <w:bookmarkStart w:id="41" w:name="ref-Tobollik2019"/>
     <w:p>
       <w:pPr>
         <w:pStyle w:val="Literaturverzeichnis"/>
@@ -7023,8 +8066,8 @@
       </w:r>
       <w:r>
         <w:rPr>
+          <w:i/>
           <w:iCs/>
-          <w:i/>
         </w:rPr>
         <w:t xml:space="preserve">International Journal of Environmental Research and Public Health</w:t>
       </w:r>
@@ -7037,7 +8080,7 @@
       <w:r>
         <w:t xml:space="preserve"> </w:t>
       </w:r>
-      <w:hyperlink r:id="rId34">
+      <w:hyperlink r:id="rId40">
         <w:r>
           <w:rPr>
             <w:rStyle w:val="Hyperlink"/>
@@ -7049,8 +8092,8 @@
         <w:t xml:space="preserve">.</w:t>
       </w:r>
     </w:p>
-    <w:bookmarkEnd w:id="35"/>
-    <w:bookmarkStart w:id="37" w:name="ref-xie2015"/>
+    <w:bookmarkEnd w:id="41"/>
+    <w:bookmarkStart w:id="43" w:name="ref-xie2015"/>
     <w:p>
       <w:pPr>
         <w:pStyle w:val="Literaturverzeichnis"/>
@@ -7063,46 +8106,46 @@
       </w:r>
       <w:r>
         <w:rPr>
+          <w:i/>
           <w:iCs/>
-          <w:i/>
         </w:rPr>
         <w:t xml:space="preserve">Dynamic Documents with</w:t>
       </w:r>
       <w:r>
         <w:rPr>
+          <w:i/>
           <w:iCs/>
-          <w:i/>
         </w:rPr>
         <w:t xml:space="preserve"> </w:t>
       </w:r>
       <w:r>
         <w:rPr>
+          <w:i/>
           <w:iCs/>
-          <w:i/>
         </w:rPr>
         <w:t xml:space="preserve">R</w:t>
       </w:r>
       <w:r>
         <w:rPr>
+          <w:i/>
           <w:iCs/>
-          <w:i/>
         </w:rPr>
         <w:t xml:space="preserve"> </w:t>
       </w:r>
       <w:r>
         <w:rPr>
+          <w:i/>
           <w:iCs/>
-          <w:i/>
         </w:rPr>
         <w:t xml:space="preserve">and Knitr</w:t>
       </w:r>
       <w:r>
-        <w:t xml:space="preserve">. 2nd ed. Boca Raton, Florida: Chapman; Hall/CRC.</w:t>
+        <w:t xml:space="preserve">. 2nd ed. Chapman; Hall/CRC.</w:t>
       </w:r>
       <w:r>
         <w:t xml:space="preserve"> </w:t>
       </w:r>
-      <w:hyperlink r:id="rId36">
+      <w:hyperlink r:id="rId42">
         <w:r>
           <w:rPr>
             <w:rStyle w:val="Hyperlink"/>
@@ -7114,21 +8157,20 @@
         <w:t xml:space="preserve">.</w:t>
       </w:r>
     </w:p>
-    <w:bookmarkEnd w:id="37"/>
-    <w:bookmarkEnd w:id="38"/>
-    <w:bookmarkEnd w:id="39"/>
+    <w:bookmarkEnd w:id="43"/>
+    <w:bookmarkEnd w:id="44"/>
+    <w:bookmarkEnd w:id="45"/>
     <w:sectPr>
-      <w:headerReference r:id="rId14" w:type="even"/>
-      <w:headerReference r:id="rId13" w:type="default"/>
-      <w:footerReference r:id="rId16" w:type="even"/>
-      <w:footerReference r:id="rId15" w:type="default"/>
-      <w:headerReference r:id="rId9" w:type="first"/>
-      <w:footerReference r:id="rId17" w:type="first"/>
+      <w:headerReference r:id="rId9" w:type="even"/>
+      <w:headerReference r:id="rId10" w:type="default"/>
+      <w:footerReference r:id="rId11" w:type="even"/>
+      <w:footerReference r:id="rId12" w:type="default"/>
+      <w:headerReference r:id="rId13" w:type="first"/>
+      <w:footerReference r:id="rId14" w:type="first"/>
       <w:pgSz w:code="9" w:h="16838" w:w="11906"/>
       <w:pgMar w:bottom="851" w:footer="415" w:gutter="0" w:header="567" w:left="1418" w:right="851" w:top="-1418"/>
       <w:cols w:space="708"/>
       <w:docGrid w:linePitch="360"/>
-      <w:type w:val="continuous"/>
     </w:sectPr>
   </w:body>
 </w:document>
@@ -7261,7 +8303,7 @@
       </w:r>
     </w:p>
   </w:footnote>
-  <w:footnote w:id="21">
+  <w:footnote w:id="27">
     <w:p>
       <w:pPr>
         <w:pStyle w:val="FootnoteText"/>
@@ -7281,7 +8323,7 @@
       <w:r>
         <w:t xml:space="preserve"> </w:t>
       </w:r>
-      <w:hyperlink r:id="rId22">
+      <w:hyperlink r:id="rId28">
         <w:r>
           <w:rPr>
             <w:rStyle w:val="Hyperlink"/>
@@ -8783,14 +9825,14 @@
     </w:lvl>
   </w:abstractNum>
   <w:abstractNum w:abstractNumId="990">
-    <w:nsid w:val="A990"/>
+    <w:nsid w:val="0000A990"/>
     <w:multiLevelType w:val="multilevel"/>
     <w:lvl w:ilvl="0">
       <w:numFmt w:val="bullet"/>
       <w:lvlText w:val=" "/>
       <w:lvlJc w:val="left"/>
       <w:pPr>
-        <w:ind w:left="720" w:hanging="480"/>
+        <w:ind w:left="720" w:hanging="360"/>
       </w:pPr>
     </w:lvl>
     <w:lvl w:ilvl="1">
@@ -8798,7 +9840,7 @@
       <w:lvlText w:val=" "/>
       <w:lvlJc w:val="left"/>
       <w:pPr>
-        <w:ind w:left="1440" w:hanging="480"/>
+        <w:ind w:left="1440" w:hanging="360"/>
       </w:pPr>
     </w:lvl>
     <w:lvl w:ilvl="2">
@@ -8806,7 +9848,7 @@
       <w:lvlText w:val=" "/>
       <w:lvlJc w:val="left"/>
       <w:pPr>
-        <w:ind w:left="2160" w:hanging="480"/>
+        <w:ind w:left="2160" w:hanging="360"/>
       </w:pPr>
     </w:lvl>
     <w:lvl w:ilvl="3">
@@ -8814,7 +9856,7 @@
       <w:lvlText w:val=" "/>
       <w:lvlJc w:val="left"/>
       <w:pPr>
-        <w:ind w:left="2880" w:hanging="480"/>
+        <w:ind w:left="2880" w:hanging="360"/>
       </w:pPr>
     </w:lvl>
     <w:lvl w:ilvl="4">
@@ -8822,7 +9864,7 @@
       <w:lvlText w:val=" "/>
       <w:lvlJc w:val="left"/>
       <w:pPr>
-        <w:ind w:left="3600" w:hanging="480"/>
+        <w:ind w:left="3600" w:hanging="360"/>
       </w:pPr>
     </w:lvl>
     <w:lvl w:ilvl="5">
@@ -8830,7 +9872,7 @@
       <w:lvlText w:val=" "/>
       <w:lvlJc w:val="left"/>
       <w:pPr>
-        <w:ind w:left="4320" w:hanging="480"/>
+        <w:ind w:left="4320" w:hanging="360"/>
       </w:pPr>
     </w:lvl>
     <w:lvl w:ilvl="6">
@@ -8838,7 +9880,7 @@
       <w:lvlText w:val=" "/>
       <w:lvlJc w:val="left"/>
       <w:pPr>
-        <w:ind w:left="5040" w:hanging="480"/>
+        <w:ind w:left="5040" w:hanging="360"/>
       </w:pPr>
     </w:lvl>
     <w:lvl w:ilvl="7">
@@ -8846,7 +9888,7 @@
       <w:lvlText w:val=" "/>
       <w:lvlJc w:val="left"/>
       <w:pPr>
-        <w:ind w:left="5760" w:hanging="480"/>
+        <w:ind w:left="5760" w:hanging="360"/>
       </w:pPr>
     </w:lvl>
     <w:lvl w:ilvl="8">
@@ -8854,84 +9896,111 @@
       <w:lvlText w:val=" "/>
       <w:lvlJc w:val="left"/>
       <w:pPr>
-        <w:ind w:left="6480" w:hanging="480"/>
+        <w:ind w:left="6480" w:hanging="360"/>
       </w:pPr>
     </w:lvl>
   </w:abstractNum>
   <w:abstractNum w:abstractNumId="991">
-    <w:nsid w:val="A991"/>
+    <w:nsid w:val="0000A991"/>
     <w:multiLevelType w:val="multilevel"/>
     <w:lvl w:ilvl="0">
       <w:numFmt w:val="bullet"/>
-      <w:lvlText w:val="•"/>
+      <w:lvlText w:val=""/>
       <w:lvlJc w:val="left"/>
       <w:pPr>
-        <w:ind w:left="720" w:hanging="480"/>
-      </w:pPr>
+        <w:ind w:left="720" w:hanging="360"/>
+      </w:pPr>
+      <w:rPr>
+        <w:rFonts w:ascii="Symbol" w:hAnsi="Symbol" w:cs="Symbol" w:hint="default"/>
+      </w:rPr>
     </w:lvl>
     <w:lvl w:ilvl="1">
       <w:numFmt w:val="bullet"/>
-      <w:lvlText w:val="–"/>
+      <w:lvlText w:val="o"/>
       <w:lvlJc w:val="left"/>
       <w:pPr>
-        <w:ind w:left="1440" w:hanging="480"/>
-      </w:pPr>
+        <w:ind w:left="1440" w:hanging="360"/>
+      </w:pPr>
+      <w:rPr>
+        <w:rFonts w:ascii="Courier New" w:hAnsi="Courier New" w:cs="Courier New" w:hint="default"/>
+      </w:rPr>
     </w:lvl>
     <w:lvl w:ilvl="2">
       <w:numFmt w:val="bullet"/>
-      <w:lvlText w:val="•"/>
+      <w:lvlText w:val=""/>
       <w:lvlJc w:val="left"/>
       <w:pPr>
-        <w:ind w:left="2160" w:hanging="480"/>
-      </w:pPr>
+        <w:ind w:left="2160" w:hanging="360"/>
+      </w:pPr>
+      <w:rPr>
+        <w:rFonts w:ascii="Wingdings" w:hAnsi="Wingdings" w:cs="Wingdings" w:hint="default"/>
+      </w:rPr>
     </w:lvl>
     <w:lvl w:ilvl="3">
       <w:numFmt w:val="bullet"/>
-      <w:lvlText w:val="–"/>
+      <w:lvlText w:val=""/>
       <w:lvlJc w:val="left"/>
       <w:pPr>
-        <w:ind w:left="2880" w:hanging="480"/>
-      </w:pPr>
+        <w:ind w:left="2880" w:hanging="360"/>
+      </w:pPr>
+      <w:rPr>
+        <w:rFonts w:ascii="Symbol" w:hAnsi="Symbol" w:cs="Symbol" w:hint="default"/>
+      </w:rPr>
     </w:lvl>
     <w:lvl w:ilvl="4">
       <w:numFmt w:val="bullet"/>
-      <w:lvlText w:val="•"/>
+      <w:lvlText w:val="o"/>
       <w:lvlJc w:val="left"/>
       <w:pPr>
-        <w:ind w:left="3600" w:hanging="480"/>
-      </w:pPr>
+        <w:ind w:left="3600" w:hanging="360"/>
+      </w:pPr>
+      <w:rPr>
+        <w:rFonts w:ascii="Courier New" w:hAnsi="Courier New" w:cs="Courier New" w:hint="default"/>
+      </w:rPr>
     </w:lvl>
     <w:lvl w:ilvl="5">
       <w:numFmt w:val="bullet"/>
-      <w:lvlText w:val="–"/>
+      <w:lvlText w:val=""/>
       <w:lvlJc w:val="left"/>
       <w:pPr>
-        <w:ind w:left="4320" w:hanging="480"/>
-      </w:pPr>
+        <w:ind w:left="4320" w:hanging="360"/>
+      </w:pPr>
+      <w:rPr>
+        <w:rFonts w:ascii="Wingdings" w:hAnsi="Wingdings" w:cs="Wingdings" w:hint="default"/>
+      </w:rPr>
     </w:lvl>
     <w:lvl w:ilvl="6">
       <w:numFmt w:val="bullet"/>
-      <w:lvlText w:val="•"/>
+      <w:lvlText w:val=""/>
       <w:lvlJc w:val="left"/>
       <w:pPr>
-        <w:ind w:left="5040" w:hanging="480"/>
-      </w:pPr>
+        <w:ind w:left="5040" w:hanging="360"/>
+      </w:pPr>
+      <w:rPr>
+        <w:rFonts w:ascii="Symbol" w:hAnsi="Symbol" w:cs="Symbol" w:hint="default"/>
+      </w:rPr>
     </w:lvl>
     <w:lvl w:ilvl="7">
       <w:numFmt w:val="bullet"/>
-      <w:lvlText w:val="–"/>
+      <w:lvlText w:val="o"/>
       <w:lvlJc w:val="left"/>
       <w:pPr>
-        <w:ind w:left="5760" w:hanging="480"/>
-      </w:pPr>
+        <w:ind w:left="5760" w:hanging="360"/>
+      </w:pPr>
+      <w:rPr>
+        <w:rFonts w:ascii="Courier New" w:hAnsi="Courier New" w:cs="Courier New" w:hint="default"/>
+      </w:rPr>
     </w:lvl>
     <w:lvl w:ilvl="8">
       <w:numFmt w:val="bullet"/>
-      <w:lvlText w:val="•"/>
+      <w:lvlText w:val=""/>
       <w:lvlJc w:val="left"/>
       <w:pPr>
-        <w:ind w:left="6480" w:hanging="480"/>
-      </w:pPr>
+        <w:ind w:left="6480" w:hanging="360"/>
+      </w:pPr>
+      <w:rPr>
+        <w:rFonts w:ascii="Wingdings" w:hAnsi="Wingdings" w:cs="Wingdings" w:hint="default"/>
+      </w:rPr>
     </w:lvl>
   </w:abstractNum>
   <w:num w:numId="1">
@@ -10448,9 +11517,9 @@
     <w:name w:val="KeywordTok"/>
     <w:basedOn w:val="VerbatimChar"/>
     <w:rPr>
+      <w:b/>
       <w:color w:val="204a87"/>
       <w:shd w:val="clear" w:fill="f8f8f8"/>
-      <w:b/>
     </w:rPr>
   </w:style>
   <w:style w:type="character" w:customStyle="1" w:styleId="DataTypeTok">
@@ -10489,7 +11558,7 @@
     <w:name w:val="ConstantTok"/>
     <w:basedOn w:val="VerbatimChar"/>
     <w:rPr>
-      <w:color w:val="000000"/>
+      <w:color w:val="8f5902"/>
       <w:shd w:val="clear" w:fill="f8f8f8"/>
     </w:rPr>
   </w:style>
@@ -10505,7 +11574,8 @@
     <w:name w:val="SpecialCharTok"/>
     <w:basedOn w:val="VerbatimChar"/>
     <w:rPr>
-      <w:color w:val="000000"/>
+      <w:b/>
+      <w:color w:val="ce5c00"/>
       <w:shd w:val="clear" w:fill="f8f8f8"/>
     </w:rPr>
   </w:style>
@@ -10544,39 +11614,39 @@
     <w:name w:val="CommentTok"/>
     <w:basedOn w:val="VerbatimChar"/>
     <w:rPr>
+      <w:i/>
       <w:color w:val="8f5902"/>
       <w:shd w:val="clear" w:fill="f8f8f8"/>
-      <w:i/>
     </w:rPr>
   </w:style>
   <w:style w:type="character" w:customStyle="1" w:styleId="DocumentationTok">
     <w:name w:val="DocumentationTok"/>
     <w:basedOn w:val="VerbatimChar"/>
     <w:rPr>
+      <w:b/>
+      <w:i/>
       <w:color w:val="8f5902"/>
       <w:shd w:val="clear" w:fill="f8f8f8"/>
-      <w:b/>
-      <w:i/>
     </w:rPr>
   </w:style>
   <w:style w:type="character" w:customStyle="1" w:styleId="AnnotationTok">
     <w:name w:val="AnnotationTok"/>
     <w:basedOn w:val="VerbatimChar"/>
     <w:rPr>
+      <w:b/>
+      <w:i/>
       <w:color w:val="8f5902"/>
       <w:shd w:val="clear" w:fill="f8f8f8"/>
-      <w:b/>
-      <w:i/>
     </w:rPr>
   </w:style>
   <w:style w:type="character" w:customStyle="1" w:styleId="CommentVarTok">
     <w:name w:val="CommentVarTok"/>
     <w:basedOn w:val="VerbatimChar"/>
     <w:rPr>
+      <w:b/>
+      <w:i/>
       <w:color w:val="8f5902"/>
       <w:shd w:val="clear" w:fill="f8f8f8"/>
-      <w:b/>
-      <w:i/>
     </w:rPr>
   </w:style>
   <w:style w:type="character" w:customStyle="1" w:styleId="OtherTok">
@@ -10591,7 +11661,8 @@
     <w:name w:val="FunctionTok"/>
     <w:basedOn w:val="VerbatimChar"/>
     <w:rPr>
-      <w:color w:val="000000"/>
+      <w:b/>
+      <w:color w:val="204a87"/>
       <w:shd w:val="clear" w:fill="f8f8f8"/>
     </w:rPr>
   </w:style>
@@ -10607,18 +11678,18 @@
     <w:name w:val="ControlFlowTok"/>
     <w:basedOn w:val="VerbatimChar"/>
     <w:rPr>
+      <w:b/>
       <w:color w:val="204a87"/>
       <w:shd w:val="clear" w:fill="f8f8f8"/>
-      <w:b/>
     </w:rPr>
   </w:style>
   <w:style w:type="character" w:customStyle="1" w:styleId="OperatorTok">
     <w:name w:val="OperatorTok"/>
     <w:basedOn w:val="VerbatimChar"/>
     <w:rPr>
+      <w:b/>
       <w:color w:val="ce5c00"/>
       <w:shd w:val="clear" w:fill="f8f8f8"/>
-      <w:b/>
     </w:rPr>
   </w:style>
   <w:style w:type="character" w:customStyle="1" w:styleId="BuiltInTok">
@@ -10639,16 +11710,16 @@
     <w:name w:val="PreprocessorTok"/>
     <w:basedOn w:val="VerbatimChar"/>
     <w:rPr>
+      <w:i/>
       <w:color w:val="8f5902"/>
       <w:shd w:val="clear" w:fill="f8f8f8"/>
-      <w:i/>
     </w:rPr>
   </w:style>
   <w:style w:type="character" w:customStyle="1" w:styleId="AttributeTok">
     <w:name w:val="AttributeTok"/>
     <w:basedOn w:val="VerbatimChar"/>
     <w:rPr>
-      <w:color w:val="c4a000"/>
+      <w:color w:val="204a87"/>
       <w:shd w:val="clear" w:fill="f8f8f8"/>
     </w:rPr>
   </w:style>
@@ -10663,20 +11734,20 @@
     <w:name w:val="InformationTok"/>
     <w:basedOn w:val="VerbatimChar"/>
     <w:rPr>
+      <w:b/>
+      <w:i/>
       <w:color w:val="8f5902"/>
       <w:shd w:val="clear" w:fill="f8f8f8"/>
-      <w:b/>
-      <w:i/>
     </w:rPr>
   </w:style>
   <w:style w:type="character" w:customStyle="1" w:styleId="WarningTok">
     <w:name w:val="WarningTok"/>
     <w:basedOn w:val="VerbatimChar"/>
     <w:rPr>
+      <w:b/>
+      <w:i/>
       <w:color w:val="8f5902"/>
       <w:shd w:val="clear" w:fill="f8f8f8"/>
-      <w:b/>
-      <w:i/>
     </w:rPr>
   </w:style>
   <w:style w:type="character" w:customStyle="1" w:styleId="AlertTok">
@@ -10691,9 +11762,9 @@
     <w:name w:val="ErrorTok"/>
     <w:basedOn w:val="VerbatimChar"/>
     <w:rPr>
+      <w:b/>
       <w:color w:val="a40000"/>
       <w:shd w:val="clear" w:fill="f8f8f8"/>
-      <w:b/>
     </w:rPr>
   </w:style>
   <w:style w:type="character" w:customStyle="1" w:styleId="NormalTok">
